--- a/discoverer-neo/docs/user-guide/manual/Discoverer-Neo-VIEWER-Guide-Full-es-ES.docx
+++ b/discoverer-neo/docs/user-guide/manual/Discoverer-Neo-VIEWER-Guide-Full-es-ES.docx
@@ -54,7 +54,7 @@
           <w:sz w:val="22"/>
           <w:szCs w:val="22"/>
         </w:rPr>
-        <w:t>Versión 2.0.0</w:t>
+        <w:t>Versión 2.0.1</w:t>
       </w:r>
     </w:p>
     <w:p>
@@ -74,7 +74,7 @@
     <w:sdt>
       <w:sdtPr>
         <w:alias w:val="Índice"/>
-        <w:id w:val="1559208220"/>
+        <w:id w:val="-1967342793"/>
       </w:sdtPr>
       <w:sdtEndPr/>
       <w:sdtContent>
@@ -102,7 +102,7 @@
           <w:r>
             <w:fldChar w:fldCharType="separate"/>
           </w:r>
-          <w:hyperlink w:anchor="_Toc241669228" w:history="1">
+          <w:hyperlink w:anchor="_Toc241671759" w:history="1">
             <w:r>
               <w:rPr>
                 <w:rStyle w:val="Hiperligao"/>
@@ -126,7 +126,7 @@
               <w:rPr>
                 <w:noProof/>
               </w:rPr>
-              <w:instrText xml:space="preserve"> PAGEREF _Toc241669228 \h </w:instrText>
+              <w:instrText xml:space="preserve"> PAGEREF _Toc241671759 \h </w:instrText>
             </w:r>
             <w:r>
               <w:rPr>
@@ -168,7 +168,7 @@
               <w14:ligatures w14:val="standardContextual"/>
             </w:rPr>
           </w:pPr>
-          <w:hyperlink w:anchor="_Toc241669229" w:history="1">
+          <w:hyperlink w:anchor="_Toc241671760" w:history="1">
             <w:r>
               <w:rPr>
                 <w:rStyle w:val="Hiperligao"/>
@@ -192,7 +192,7 @@
               <w:rPr>
                 <w:noProof/>
               </w:rPr>
-              <w:instrText xml:space="preserve"> PAGEREF _Toc241669229 \h </w:instrText>
+              <w:instrText xml:space="preserve"> PAGEREF _Toc241671760 \h </w:instrText>
             </w:r>
             <w:r>
               <w:rPr>
@@ -234,7 +234,7 @@
               <w14:ligatures w14:val="standardContextual"/>
             </w:rPr>
           </w:pPr>
-          <w:hyperlink w:anchor="_Toc241669230" w:history="1">
+          <w:hyperlink w:anchor="_Toc241671761" w:history="1">
             <w:r>
               <w:rPr>
                 <w:rStyle w:val="Hiperligao"/>
@@ -258,7 +258,7 @@
               <w:rPr>
                 <w:noProof/>
               </w:rPr>
-              <w:instrText xml:space="preserve"> PAGEREF _Toc241669230 \h </w:instrText>
+              <w:instrText xml:space="preserve"> PAGEREF _Toc241671761 \h </w:instrText>
             </w:r>
             <w:r>
               <w:rPr>
@@ -300,7 +300,7 @@
               <w14:ligatures w14:val="standardContextual"/>
             </w:rPr>
           </w:pPr>
-          <w:hyperlink w:anchor="_Toc241669231" w:history="1">
+          <w:hyperlink w:anchor="_Toc241671762" w:history="1">
             <w:r>
               <w:rPr>
                 <w:rStyle w:val="Hiperligao"/>
@@ -324,7 +324,7 @@
               <w:rPr>
                 <w:noProof/>
               </w:rPr>
-              <w:instrText xml:space="preserve"> PAGEREF _Toc241669231 \h </w:instrText>
+              <w:instrText xml:space="preserve"> PAGEREF _Toc241671762 \h </w:instrText>
             </w:r>
             <w:r>
               <w:rPr>
@@ -366,7 +366,7 @@
               <w14:ligatures w14:val="standardContextual"/>
             </w:rPr>
           </w:pPr>
-          <w:hyperlink w:anchor="_Toc241669232" w:history="1">
+          <w:hyperlink w:anchor="_Toc241671763" w:history="1">
             <w:r>
               <w:rPr>
                 <w:rStyle w:val="Hiperligao"/>
@@ -390,7 +390,7 @@
               <w:rPr>
                 <w:noProof/>
               </w:rPr>
-              <w:instrText xml:space="preserve"> PAGEREF _Toc241669232 \h </w:instrText>
+              <w:instrText xml:space="preserve"> PAGEREF _Toc241671763 \h </w:instrText>
             </w:r>
             <w:r>
               <w:rPr>
@@ -432,7 +432,7 @@
               <w14:ligatures w14:val="standardContextual"/>
             </w:rPr>
           </w:pPr>
-          <w:hyperlink w:anchor="_Toc241669233" w:history="1">
+          <w:hyperlink w:anchor="_Toc241671764" w:history="1">
             <w:r>
               <w:rPr>
                 <w:rStyle w:val="Hiperligao"/>
@@ -456,7 +456,7 @@
               <w:rPr>
                 <w:noProof/>
               </w:rPr>
-              <w:instrText xml:space="preserve"> PAGEREF _Toc241669233 \h </w:instrText>
+              <w:instrText xml:space="preserve"> PAGEREF _Toc241671764 \h </w:instrText>
             </w:r>
             <w:r>
               <w:rPr>
@@ -498,7 +498,7 @@
               <w14:ligatures w14:val="standardContextual"/>
             </w:rPr>
           </w:pPr>
-          <w:hyperlink w:anchor="_Toc241669234" w:history="1">
+          <w:hyperlink w:anchor="_Toc241671765" w:history="1">
             <w:r>
               <w:rPr>
                 <w:rStyle w:val="Hiperligao"/>
@@ -522,7 +522,7 @@
               <w:rPr>
                 <w:noProof/>
               </w:rPr>
-              <w:instrText xml:space="preserve"> PAGEREF _Toc241669234 \h </w:instrText>
+              <w:instrText xml:space="preserve"> PAGEREF _Toc241671765 \h </w:instrText>
             </w:r>
             <w:r>
               <w:rPr>
@@ -564,7 +564,7 @@
               <w14:ligatures w14:val="standardContextual"/>
             </w:rPr>
           </w:pPr>
-          <w:hyperlink w:anchor="_Toc241669235" w:history="1">
+          <w:hyperlink w:anchor="_Toc241671766" w:history="1">
             <w:r>
               <w:rPr>
                 <w:rStyle w:val="Hiperligao"/>
@@ -588,7 +588,7 @@
               <w:rPr>
                 <w:noProof/>
               </w:rPr>
-              <w:instrText xml:space="preserve"> PAGEREF _Toc241669235 \h </w:instrText>
+              <w:instrText xml:space="preserve"> PAGEREF _Toc241671766 \h </w:instrText>
             </w:r>
             <w:r>
               <w:rPr>
@@ -630,7 +630,7 @@
               <w14:ligatures w14:val="standardContextual"/>
             </w:rPr>
           </w:pPr>
-          <w:hyperlink w:anchor="_Toc241669236" w:history="1">
+          <w:hyperlink w:anchor="_Toc241671767" w:history="1">
             <w:r>
               <w:rPr>
                 <w:rStyle w:val="Hiperligao"/>
@@ -654,7 +654,7 @@
               <w:rPr>
                 <w:noProof/>
               </w:rPr>
-              <w:instrText xml:space="preserve"> PAGEREF _Toc241669236 \h </w:instrText>
+              <w:instrText xml:space="preserve"> PAGEREF _Toc241671767 \h </w:instrText>
             </w:r>
             <w:r>
               <w:rPr>
@@ -696,7 +696,7 @@
               <w14:ligatures w14:val="standardContextual"/>
             </w:rPr>
           </w:pPr>
-          <w:hyperlink w:anchor="_Toc241669237" w:history="1">
+          <w:hyperlink w:anchor="_Toc241671768" w:history="1">
             <w:r>
               <w:rPr>
                 <w:rStyle w:val="Hiperligao"/>
@@ -720,7 +720,7 @@
               <w:rPr>
                 <w:noProof/>
               </w:rPr>
-              <w:instrText xml:space="preserve"> PAGEREF _Toc241669237 \h </w:instrText>
+              <w:instrText xml:space="preserve"> PAGEREF _Toc241671768 \h </w:instrText>
             </w:r>
             <w:r>
               <w:rPr>
@@ -762,7 +762,7 @@
               <w14:ligatures w14:val="standardContextual"/>
             </w:rPr>
           </w:pPr>
-          <w:hyperlink w:anchor="_Toc241669238" w:history="1">
+          <w:hyperlink w:anchor="_Toc241671769" w:history="1">
             <w:r>
               <w:rPr>
                 <w:rStyle w:val="Hiperligao"/>
@@ -786,7 +786,7 @@
               <w:rPr>
                 <w:noProof/>
               </w:rPr>
-              <w:instrText xml:space="preserve"> PAGEREF _Toc241669238 \h </w:instrText>
+              <w:instrText xml:space="preserve"> PAGEREF _Toc241671769 \h </w:instrText>
             </w:r>
             <w:r>
               <w:rPr>
@@ -828,7 +828,7 @@
               <w14:ligatures w14:val="standardContextual"/>
             </w:rPr>
           </w:pPr>
-          <w:hyperlink w:anchor="_Toc241669239" w:history="1">
+          <w:hyperlink w:anchor="_Toc241671770" w:history="1">
             <w:r>
               <w:rPr>
                 <w:rStyle w:val="Hiperligao"/>
@@ -852,7 +852,7 @@
               <w:rPr>
                 <w:noProof/>
               </w:rPr>
-              <w:instrText xml:space="preserve"> PAGEREF _Toc241669239 \h </w:instrText>
+              <w:instrText xml:space="preserve"> PAGEREF _Toc241671770 \h </w:instrText>
             </w:r>
             <w:r>
               <w:rPr>
@@ -894,7 +894,7 @@
               <w14:ligatures w14:val="standardContextual"/>
             </w:rPr>
           </w:pPr>
-          <w:hyperlink w:anchor="_Toc241669240" w:history="1">
+          <w:hyperlink w:anchor="_Toc241671771" w:history="1">
             <w:r>
               <w:rPr>
                 <w:rStyle w:val="Hiperligao"/>
@@ -918,7 +918,7 @@
               <w:rPr>
                 <w:noProof/>
               </w:rPr>
-              <w:instrText xml:space="preserve"> PAGEREF _Toc241669240 \h </w:instrText>
+              <w:instrText xml:space="preserve"> PAGEREF _Toc241671771 \h </w:instrText>
             </w:r>
             <w:r>
               <w:rPr>
@@ -960,7 +960,7 @@
               <w14:ligatures w14:val="standardContextual"/>
             </w:rPr>
           </w:pPr>
-          <w:hyperlink w:anchor="_Toc241669241" w:history="1">
+          <w:hyperlink w:anchor="_Toc241671772" w:history="1">
             <w:r>
               <w:rPr>
                 <w:rStyle w:val="Hiperligao"/>
@@ -984,7 +984,7 @@
               <w:rPr>
                 <w:noProof/>
               </w:rPr>
-              <w:instrText xml:space="preserve"> PAGEREF _Toc241669241 \h </w:instrText>
+              <w:instrText xml:space="preserve"> PAGEREF _Toc241671772 \h </w:instrText>
             </w:r>
             <w:r>
               <w:rPr>
@@ -1026,7 +1026,7 @@
               <w14:ligatures w14:val="standardContextual"/>
             </w:rPr>
           </w:pPr>
-          <w:hyperlink w:anchor="_Toc241669242" w:history="1">
+          <w:hyperlink w:anchor="_Toc241671773" w:history="1">
             <w:r>
               <w:rPr>
                 <w:rStyle w:val="Hiperligao"/>
@@ -1050,7 +1050,7 @@
               <w:rPr>
                 <w:noProof/>
               </w:rPr>
-              <w:instrText xml:space="preserve"> PAGEREF _Toc241669242 \h </w:instrText>
+              <w:instrText xml:space="preserve"> PAGEREF _Toc241671773 \h </w:instrText>
             </w:r>
             <w:r>
               <w:rPr>
@@ -1092,7 +1092,7 @@
               <w14:ligatures w14:val="standardContextual"/>
             </w:rPr>
           </w:pPr>
-          <w:hyperlink w:anchor="_Toc241669243" w:history="1">
+          <w:hyperlink w:anchor="_Toc241671774" w:history="1">
             <w:r>
               <w:rPr>
                 <w:rStyle w:val="Hiperligao"/>
@@ -1116,7 +1116,7 @@
               <w:rPr>
                 <w:noProof/>
               </w:rPr>
-              <w:instrText xml:space="preserve"> PAGEREF _Toc241669243 \h </w:instrText>
+              <w:instrText xml:space="preserve"> PAGEREF _Toc241671774 \h </w:instrText>
             </w:r>
             <w:r>
               <w:rPr>
@@ -1164,7 +1164,7 @@
       <w:pPr>
         <w:pStyle w:val="Ttulo1"/>
       </w:pPr>
-      <w:bookmarkStart w:id="0" w:name="_Toc241669228"/>
+      <w:bookmarkStart w:id="0" w:name="_Toc241671759"/>
       <w:r>
         <w:lastRenderedPageBreak/>
         <w:t>Su rol de un vistazo</w:t>
@@ -1659,7 +1659,7 @@
       <w:pPr>
         <w:pStyle w:val="Ttulo2"/>
       </w:pPr>
-      <w:bookmarkStart w:id="1" w:name="_Toc241669229"/>
+      <w:bookmarkStart w:id="1" w:name="_Toc241671760"/>
       <w:r>
         <w:t>De dónde procede su acceso</w:t>
       </w:r>
@@ -2542,7 +2542,7 @@
       <w:pPr>
         <w:pStyle w:val="Ttulo2"/>
       </w:pPr>
-      <w:bookmarkStart w:id="2" w:name="_Toc241669230"/>
+      <w:bookmarkStart w:id="2" w:name="_Toc241671761"/>
       <w:r>
         <w:t>Iniciar sesión, cambiar la contraseña y cerrar sesión</w:t>
       </w:r>
@@ -2656,7 +2656,7 @@
           <w:noProof/>
         </w:rPr>
         <w:drawing>
-          <wp:inline distT="0" distB="0" distL="0" distR="0" wp14:anchorId="10504B07" wp14:editId="735B14D2">
+          <wp:inline distT="0" distB="0" distL="0" distR="0" wp14:anchorId="1C745446" wp14:editId="35D1C491">
             <wp:extent cx="5715000" cy="3571875"/>
             <wp:effectExtent l="0" t="0" r="0" b="0"/>
             <wp:docPr id="443" name="01-login.png" descr="La página de inicio de sesión con Correo electrónico, Contraseña, Recordarme y el botón Iniciar sesión." title="La página de inicio de sesión con Correo electrónico, Contraseña, Recordarme y el botón Iniciar sesión."/>
@@ -2779,7 +2779,7 @@
         <w:pStyle w:val="Ttulo1"/>
         <w:pageBreakBefore/>
       </w:pPr>
-      <w:bookmarkStart w:id="3" w:name="_Toc241669231"/>
+      <w:bookmarkStart w:id="3" w:name="_Toc241671762"/>
       <w:r>
         <w:lastRenderedPageBreak/>
         <w:t>Panel</w:t>
@@ -2812,7 +2812,7 @@
           <w:noProof/>
         </w:rPr>
         <w:drawing>
-          <wp:inline distT="0" distB="0" distL="0" distR="0" wp14:anchorId="083AAEDC" wp14:editId="4E52D70F">
+          <wp:inline distT="0" distB="0" distL="0" distR="0" wp14:anchorId="4B6EBEEC" wp14:editId="729F522D">
             <wp:extent cx="5715000" cy="3571875"/>
             <wp:effectExtent l="0" t="0" r="0" b="0"/>
             <wp:docPr id="444" name="01-dashboard.png" descr="El panel de Viewer con su barra lateral corta y las tarjetas de resumen." title="El panel de Viewer con su barra lateral corta y las tarjetas de resumen."/>
@@ -3235,7 +3235,7 @@
         <w:pStyle w:val="Ttulo1"/>
         <w:pageBreakBefore/>
       </w:pPr>
-      <w:bookmarkStart w:id="4" w:name="_Toc241669232"/>
+      <w:bookmarkStart w:id="4" w:name="_Toc241671763"/>
       <w:r>
         <w:lastRenderedPageBreak/>
         <w:t>Mapas</w:t>
@@ -3268,7 +3268,7 @@
           <w:noProof/>
         </w:rPr>
         <w:drawing>
-          <wp:inline distT="0" distB="0" distL="0" distR="0" wp14:anchorId="5B112992" wp14:editId="3C74BF0C">
+          <wp:inline distT="0" distB="0" distL="0" distR="0" wp14:anchorId="65207E82" wp14:editId="2AA22C4D">
             <wp:extent cx="5715000" cy="3429000"/>
             <wp:effectExtent l="0" t="0" r="0" b="0"/>
             <wp:docPr id="445" name="03-maps-all.png" descr="La lista de Mapas, pestaña Todos, donde cada mapa solo tiene el icono Abrir." title="La lista de Mapas, pestaña Todos, donde cada mapa solo tiene el icono Abrir."/>
@@ -3990,7 +3990,7 @@
         </w:rPr>
         <w:lastRenderedPageBreak/>
         <w:drawing>
-          <wp:inline distT="0" distB="0" distL="0" distR="0" wp14:anchorId="65D2169C" wp14:editId="47BA440D">
+          <wp:inline distT="0" distB="0" distL="0" distR="0" wp14:anchorId="2A8A4F1B" wp14:editId="17097D14">
             <wp:extent cx="5715000" cy="3429000"/>
             <wp:effectExtent l="0" t="0" r="0" b="0"/>
             <wp:docPr id="446" name="02-maps-shared.png" descr="La lista de Mapas, pestaña Compartidos conmigo, con la tarjeta Libros de trabajo y solo el icono Abrir." title="La lista de Mapas, pestaña Compartidos conmigo, con la tarjeta Libros de trabajo y solo el icono Abrir."/>
@@ -4078,7 +4078,7 @@
         <w:pStyle w:val="Ttulo1"/>
         <w:pageBreakBefore/>
       </w:pPr>
-      <w:bookmarkStart w:id="5" w:name="_Toc241669233"/>
+      <w:bookmarkStart w:id="5" w:name="_Toc241671764"/>
       <w:r>
         <w:lastRenderedPageBreak/>
         <w:t>El visor de mapas</w:t>
@@ -4101,7 +4101,7 @@
           <w:noProof/>
         </w:rPr>
         <w:drawing>
-          <wp:inline distT="0" distB="0" distL="0" distR="0" wp14:anchorId="4FD17758" wp14:editId="31DC55E5">
+          <wp:inline distT="0" distB="0" distL="0" distR="0" wp14:anchorId="62101991" wp14:editId="1EB1BD73">
             <wp:extent cx="5715000" cy="3571875"/>
             <wp:effectExtent l="0" t="0" r="0" b="0"/>
             <wp:docPr id="447" name="06-viewer-results.png" descr="Una ejecución completada con los botones Excel, CSV y PDF sobre la cuadrícula de resultados." title="Una ejecución completada con los botones Excel, CSV y PDF sobre la cuadrícula de resultados."/>
@@ -4553,7 +4553,7 @@
       <w:pPr>
         <w:pStyle w:val="Ttulo2"/>
       </w:pPr>
-      <w:bookmarkStart w:id="6" w:name="_Toc241669234"/>
+      <w:bookmarkStart w:id="6" w:name="_Toc241671765"/>
       <w:r>
         <w:t>Parámetros de ejecución</w:t>
       </w:r>
@@ -4596,7 +4596,7 @@
         </w:rPr>
         <w:lastRenderedPageBreak/>
         <w:drawing>
-          <wp:inline distT="0" distB="0" distL="0" distR="0" wp14:anchorId="6CD7ED62" wp14:editId="32BAB579">
+          <wp:inline distT="0" distB="0" distL="0" distR="0" wp14:anchorId="23BD9C3A" wp14:editId="3C1F206E">
             <wp:extent cx="2905125" cy="2152650"/>
             <wp:effectExtent l="0" t="0" r="0" b="0"/>
             <wp:docPr id="448" name="05-viewer-params-filled.png" descr="El cuadro Parámetros de ejecución con los dos valores obligatorios rellenados." title="El cuadro Parámetros de ejecución con los dos valores obligatorios rellenados."/>
@@ -4648,7 +4648,7 @@
       <w:pPr>
         <w:pStyle w:val="Ttulo2"/>
       </w:pPr>
-      <w:bookmarkStart w:id="7" w:name="_Toc241669235"/>
+      <w:bookmarkStart w:id="7" w:name="_Toc241671766"/>
       <w:r>
         <w:t>Leer los resultados</w:t>
       </w:r>
@@ -5319,7 +5319,7 @@
       <w:pPr>
         <w:pStyle w:val="Ttulo2"/>
       </w:pPr>
-      <w:bookmarkStart w:id="8" w:name="_Toc241669236"/>
+      <w:bookmarkStart w:id="8" w:name="_Toc241671767"/>
       <w:r>
         <w:t>Cuando una ejecución no funciona</w:t>
       </w:r>
@@ -5710,7 +5710,7 @@
       <w:pPr>
         <w:pStyle w:val="Ttulo2"/>
       </w:pPr>
-      <w:bookmarkStart w:id="9" w:name="_Toc241669237"/>
+      <w:bookmarkStart w:id="9" w:name="_Toc241671768"/>
       <w:r>
         <w:t>Exportar (solo si su acceso lo permite)</w:t>
       </w:r>
@@ -6117,7 +6117,7 @@
           <w:noProof/>
         </w:rPr>
         <w:drawing>
-          <wp:inline distT="0" distB="0" distL="0" distR="0" wp14:anchorId="3FD0B9F3" wp14:editId="457A74B2">
+          <wp:inline distT="0" distB="0" distL="0" distR="0" wp14:anchorId="112C011E" wp14:editId="6033979D">
             <wp:extent cx="3324225" cy="3990975"/>
             <wp:effectExtent l="0" t="0" r="0" b="0"/>
             <wp:docPr id="449" name="17-builder-pdf-dialog.png" descr="El cuadro Exportar a PDF con las opciones de orientación, tamaño del papel, título y fuente." title="El cuadro Exportar a PDF con las opciones de orientación, tamaño del papel, título y fuente."/>
@@ -6210,7 +6210,7 @@
         <w:pStyle w:val="Ttulo1"/>
         <w:pageBreakBefore/>
       </w:pPr>
-      <w:bookmarkStart w:id="10" w:name="_Toc241669238"/>
+      <w:bookmarkStart w:id="10" w:name="_Toc241671769"/>
       <w:r>
         <w:lastRenderedPageBreak/>
         <w:t>Ejecuciones</w:t>
@@ -6243,7 +6243,7 @@
           <w:noProof/>
         </w:rPr>
         <w:drawing>
-          <wp:inline distT="0" distB="0" distL="0" distR="0" wp14:anchorId="05DBAD34" wp14:editId="579063E1">
+          <wp:inline distT="0" distB="0" distL="0" distR="0" wp14:anchorId="364C5952" wp14:editId="2A0B7F39">
             <wp:extent cx="5715000" cy="3571875"/>
             <wp:effectExtent l="0" t="0" r="0" b="0"/>
             <wp:docPr id="450" name="07-runs.png" descr="La página Ejecuciones con las ejecuciones propias del Viewer." title="La página Ejecuciones con las ejecuciones propias del Viewer."/>
@@ -6980,7 +6980,7 @@
         <w:pStyle w:val="Ttulo1"/>
         <w:pageBreakBefore/>
       </w:pPr>
-      <w:bookmarkStart w:id="11" w:name="_Toc241669239"/>
+      <w:bookmarkStart w:id="11" w:name="_Toc241671770"/>
       <w:r>
         <w:lastRenderedPageBreak/>
         <w:t>Exportaciones</w:t>
@@ -7013,7 +7013,7 @@
           <w:noProof/>
         </w:rPr>
         <w:drawing>
-          <wp:inline distT="0" distB="0" distL="0" distR="0" wp14:anchorId="59548D39" wp14:editId="1BBA9F6C">
+          <wp:inline distT="0" distB="0" distL="0" distR="0" wp14:anchorId="161C7EC8" wp14:editId="5E3886A9">
             <wp:extent cx="5715000" cy="3571875"/>
             <wp:effectExtent l="0" t="0" r="0" b="0"/>
             <wp:docPr id="451" name="44-exports.png" descr="La página Exportaciones con la lista de trabajos de exportación y un botón Descargar en los terminados." title="La página Exportaciones con la lista de trabajos de exportación y un botón Descargar en los terminados."/>
@@ -7171,7 +7171,7 @@
         <w:pStyle w:val="Ttulo1"/>
         <w:pageBreakBefore/>
       </w:pPr>
-      <w:bookmarkStart w:id="12" w:name="_Toc241669240"/>
+      <w:bookmarkStart w:id="12" w:name="_Toc241671771"/>
       <w:r>
         <w:lastRenderedPageBreak/>
         <w:t>Programaciones</w:t>
@@ -7254,7 +7254,7 @@
           <w:noProof/>
         </w:rPr>
         <w:drawing>
-          <wp:inline distT="0" distB="0" distL="0" distR="0" wp14:anchorId="6182B24C" wp14:editId="6DFEF30F">
+          <wp:inline distT="0" distB="0" distL="0" distR="0" wp14:anchorId="3992F097" wp14:editId="5524999C">
             <wp:extent cx="5715000" cy="3571875"/>
             <wp:effectExtent l="0" t="0" r="0" b="0"/>
             <wp:docPr id="452" name="09-schedules.png" descr="La página Programaciones con el mensaje Aún no hay programaciones." title="La página Programaciones con el mensaje Aún no hay programaciones."/>
@@ -7574,7 +7574,7 @@
         <w:pStyle w:val="Ttulo1"/>
         <w:pageBreakBefore/>
       </w:pPr>
-      <w:bookmarkStart w:id="13" w:name="_Toc241669241"/>
+      <w:bookmarkStart w:id="13" w:name="_Toc241671772"/>
       <w:r>
         <w:lastRenderedPageBreak/>
         <w:t>Configuración</w:t>
@@ -7604,7 +7604,7 @@
           <w:noProof/>
         </w:rPr>
         <w:drawing>
-          <wp:inline distT="0" distB="0" distL="0" distR="0" wp14:anchorId="68BF8467" wp14:editId="16474A4C">
+          <wp:inline distT="0" distB="0" distL="0" distR="0" wp14:anchorId="7825DDD2" wp14:editId="5FBBAD8F">
             <wp:extent cx="5715000" cy="3571875"/>
             <wp:effectExtent l="0" t="0" r="0" b="0"/>
             <wp:docPr id="453" name="04-settings.png" descr="La página Configuración con las tarjetas Idioma, Tema y Paleta de colores." title="La página Configuración con las tarjetas Idioma, Tema y Paleta de colores."/>
@@ -8159,7 +8159,7 @@
         <w:pStyle w:val="Ttulo1"/>
         <w:pageBreakBefore/>
       </w:pPr>
-      <w:bookmarkStart w:id="14" w:name="_Toc241669242"/>
+      <w:bookmarkStart w:id="14" w:name="_Toc241671773"/>
       <w:r>
         <w:lastRenderedPageBreak/>
         <w:t>Preguntas frecuentes</w:t>
@@ -8317,7 +8317,7 @@
         <w:pStyle w:val="Ttulo1"/>
         <w:pageBreakBefore/>
       </w:pPr>
-      <w:bookmarkStart w:id="15" w:name="_Toc241669243"/>
+      <w:bookmarkStart w:id="15" w:name="_Toc241671774"/>
       <w:r>
         <w:lastRenderedPageBreak/>
         <w:t>Glosario</w:t>
@@ -9143,7 +9143,7 @@
         <w:sz w:val="16"/>
         <w:szCs w:val="16"/>
       </w:rPr>
-      <w:t>Discoverer Neo 2.0.0 · Guía completa · VIEWER</w:t>
+      <w:t>Discoverer Neo 2.0.1 · Guía completa · VIEWER</w:t>
     </w:r>
   </w:p>
 </w:hdr>
@@ -9152,10 +9152,10 @@
 <file path=word/numbering.xml><?xml version="1.0" encoding="utf-8"?>
 <w:numbering xmlns:wpc="http://schemas.microsoft.com/office/word/2010/wordprocessingCanvas" xmlns:cx="http://schemas.microsoft.com/office/drawing/2014/chartex" xmlns:cx1="http://schemas.microsoft.com/office/drawing/2015/9/8/chartex" xmlns:cx2="http://schemas.microsoft.com/office/drawing/2015/10/21/chartex" xmlns:cx3="http://schemas.microsoft.com/office/drawing/2016/5/9/chartex" xmlns:cx4="http://schemas.microsoft.com/office/drawing/2016/5/10/chartex" xmlns:cx5="http://schemas.microsoft.com/office/drawing/2016/5/11/chartex" xmlns:cx6="http://schemas.microsoft.com/office/drawing/2016/5/12/chartex" xmlns:cx7="http://schemas.microsoft.com/office/drawing/2016/5/13/chartex" xmlns:cx8="http://schemas.microsoft.com/office/drawing/2016/5/14/chartex" xmlns:mc="http://schemas.openxmlformats.org/markup-compatibility/2006" xmlns:aink="http://schemas.microsoft.com/office/drawing/2016/ink" xmlns:am3d="http://schemas.microsoft.com/office/drawing/2017/model3d" xmlns:o="urn:schemas-microsoft-com:office:office" xmlns:oel="http://schemas.microsoft.com/office/2019/extlst" xmlns:r="http://schemas.openxmlformats.org/officeDocument/2006/relationships" xmlns:m="http://schemas.openxmlformats.org/officeDocument/2006/math" xmlns:v="urn:schemas-microsoft-com:vml" xmlns:wp14="http://schemas.microsoft.com/office/word/2010/wordprocessingDrawing" xmlns:wp="http://schemas.openxmlformats.org/drawingml/2006/wordprocessingDrawing" xmlns:w10="urn:schemas-microsoft-com:office:word" xmlns:w="http://schemas.openxmlformats.org/wordprocessingml/2006/main" xmlns:w14="http://schemas.microsoft.com/office/word/2010/wordml" xmlns:w15="http://schemas.microsoft.com/office/word/2012/wordml" xmlns:w16cex="http://schemas.microsoft.com/office/word/2018/wordml/cex" xmlns:w16cid="http://schemas.microsoft.com/office/word/2016/wordml/cid" xmlns:w16="http://schemas.microsoft.com/office/word/2018/wordml" xmlns:w16sdtdh="http://schemas.microsoft.com/office/word/2020/wordml/sdtdatahash" xmlns:w16se="http://schemas.microsoft.com/office/word/2015/wordml/symex" xmlns:wpg="http://schemas.microsoft.com/office/word/2010/wordprocessingGroup" xmlns:wpi="http://schemas.microsoft.com/office/word/2010/wordprocessingInk" xmlns:wne="http://schemas.microsoft.com/office/word/2006/wordml" xmlns:wps="http://schemas.microsoft.com/office/word/2010/wordprocessingShape" mc:Ignorable="w14 w15 w16se w16cid w16 w16cex w16sdtdh wp14">
   <w:abstractNum w:abstractNumId="0" w15:restartNumberingAfterBreak="0">
-    <w:nsid w:val="045C7CD6"/>
+    <w:nsid w:val="167C3F1C"/>
     <w:multiLevelType w:val="hybridMultilevel"/>
-    <w:tmpl w:val="E0DA9CEC"/>
-    <w:lvl w:ilvl="0" w:tplc="AD480D46">
+    <w:tmpl w:val="9F065B98"/>
+    <w:lvl w:ilvl="0" w:tplc="4D0E9472">
       <w:start w:val="1"/>
       <w:numFmt w:val="decimal"/>
       <w:lvlText w:val="%1."/>
@@ -9164,7 +9164,7 @@
         <w:ind w:left="360" w:hanging="300"/>
       </w:pPr>
     </w:lvl>
-    <w:lvl w:ilvl="1" w:tplc="90EAF66C" w:tentative="1">
+    <w:lvl w:ilvl="1" w:tplc="73420B90" w:tentative="1">
       <w:start w:val="1"/>
       <w:numFmt w:val="lowerLetter"/>
       <w:lvlText w:val="%2."/>
@@ -9173,105 +9173,47 @@
         <w:ind w:left="720" w:hanging="300"/>
       </w:pPr>
     </w:lvl>
-    <w:lvl w:ilvl="2" w:tplc="4A3E7A6C">
+    <w:lvl w:ilvl="2" w:tplc="F9587070">
       <w:numFmt w:val="decimal"/>
       <w:lvlText w:val=""/>
       <w:lvlJc w:val="left"/>
     </w:lvl>
-    <w:lvl w:ilvl="3" w:tplc="E4A42102">
+    <w:lvl w:ilvl="3" w:tplc="E9F859C8">
       <w:numFmt w:val="decimal"/>
       <w:lvlText w:val=""/>
       <w:lvlJc w:val="left"/>
     </w:lvl>
-    <w:lvl w:ilvl="4" w:tplc="B8566CE8">
+    <w:lvl w:ilvl="4" w:tplc="E722B826">
       <w:numFmt w:val="decimal"/>
       <w:lvlText w:val=""/>
       <w:lvlJc w:val="left"/>
     </w:lvl>
-    <w:lvl w:ilvl="5" w:tplc="599AE086">
+    <w:lvl w:ilvl="5" w:tplc="3AD43406">
       <w:numFmt w:val="decimal"/>
       <w:lvlText w:val=""/>
       <w:lvlJc w:val="left"/>
     </w:lvl>
-    <w:lvl w:ilvl="6" w:tplc="38EE833C">
+    <w:lvl w:ilvl="6" w:tplc="476A3E34">
       <w:numFmt w:val="decimal"/>
       <w:lvlText w:val=""/>
       <w:lvlJc w:val="left"/>
     </w:lvl>
-    <w:lvl w:ilvl="7" w:tplc="007E1F16">
+    <w:lvl w:ilvl="7" w:tplc="DE40DD76">
       <w:numFmt w:val="decimal"/>
       <w:lvlText w:val=""/>
       <w:lvlJc w:val="left"/>
     </w:lvl>
-    <w:lvl w:ilvl="8" w:tplc="EB466B8A">
+    <w:lvl w:ilvl="8" w:tplc="812296CA">
       <w:numFmt w:val="decimal"/>
       <w:lvlText w:val=""/>
       <w:lvlJc w:val="left"/>
     </w:lvl>
   </w:abstractNum>
   <w:abstractNum w:abstractNumId="1" w15:restartNumberingAfterBreak="0">
-    <w:nsid w:val="203E32E4"/>
+    <w:nsid w:val="26B3525C"/>
     <w:multiLevelType w:val="hybridMultilevel"/>
-    <w:tmpl w:val="401E1F14"/>
-    <w:lvl w:ilvl="0" w:tplc="B122FB58">
-      <w:start w:val="1"/>
-      <w:numFmt w:val="decimal"/>
-      <w:lvlText w:val="%1."/>
-      <w:lvlJc w:val="left"/>
-      <w:pPr>
-        <w:ind w:left="360" w:hanging="300"/>
-      </w:pPr>
-    </w:lvl>
-    <w:lvl w:ilvl="1" w:tplc="11A2E8CC" w:tentative="1">
-      <w:start w:val="1"/>
-      <w:numFmt w:val="lowerLetter"/>
-      <w:lvlText w:val="%2."/>
-      <w:lvlJc w:val="left"/>
-      <w:pPr>
-        <w:ind w:left="720" w:hanging="300"/>
-      </w:pPr>
-    </w:lvl>
-    <w:lvl w:ilvl="2" w:tplc="5790938C">
-      <w:numFmt w:val="decimal"/>
-      <w:lvlText w:val=""/>
-      <w:lvlJc w:val="left"/>
-    </w:lvl>
-    <w:lvl w:ilvl="3" w:tplc="F2E4C2FA">
-      <w:numFmt w:val="decimal"/>
-      <w:lvlText w:val=""/>
-      <w:lvlJc w:val="left"/>
-    </w:lvl>
-    <w:lvl w:ilvl="4" w:tplc="A7A26724">
-      <w:numFmt w:val="decimal"/>
-      <w:lvlText w:val=""/>
-      <w:lvlJc w:val="left"/>
-    </w:lvl>
-    <w:lvl w:ilvl="5" w:tplc="39780BD2">
-      <w:numFmt w:val="decimal"/>
-      <w:lvlText w:val=""/>
-      <w:lvlJc w:val="left"/>
-    </w:lvl>
-    <w:lvl w:ilvl="6" w:tplc="DCD44650">
-      <w:numFmt w:val="decimal"/>
-      <w:lvlText w:val=""/>
-      <w:lvlJc w:val="left"/>
-    </w:lvl>
-    <w:lvl w:ilvl="7" w:tplc="EC2CDA72">
-      <w:numFmt w:val="decimal"/>
-      <w:lvlText w:val=""/>
-      <w:lvlJc w:val="left"/>
-    </w:lvl>
-    <w:lvl w:ilvl="8" w:tplc="CC126EC4">
-      <w:numFmt w:val="decimal"/>
-      <w:lvlText w:val=""/>
-      <w:lvlJc w:val="left"/>
-    </w:lvl>
-  </w:abstractNum>
-  <w:abstractNum w:abstractNumId="2" w15:restartNumberingAfterBreak="0">
-    <w:nsid w:val="2CAC027E"/>
-    <w:multiLevelType w:val="hybridMultilevel"/>
-    <w:tmpl w:val="9EFE1E62"/>
-    <w:lvl w:ilvl="0" w:tplc="EB48F25E">
+    <w:tmpl w:val="BACA712C"/>
+    <w:lvl w:ilvl="0" w:tplc="11E83EBC">
       <w:start w:val="1"/>
       <w:numFmt w:val="bullet"/>
       <w:lvlText w:val="•"/>
@@ -9280,7 +9222,7 @@
         <w:ind w:left="360" w:hanging="260"/>
       </w:pPr>
     </w:lvl>
-    <w:lvl w:ilvl="1" w:tplc="7F8C8B62" w:tentative="1">
+    <w:lvl w:ilvl="1" w:tplc="10F0031C" w:tentative="1">
       <w:start w:val="1"/>
       <w:numFmt w:val="bullet"/>
       <w:lvlText w:val="–"/>
@@ -9289,47 +9231,47 @@
         <w:ind w:left="720" w:hanging="260"/>
       </w:pPr>
     </w:lvl>
-    <w:lvl w:ilvl="2" w:tplc="A43E726C">
+    <w:lvl w:ilvl="2" w:tplc="BC0A7524">
       <w:numFmt w:val="decimal"/>
       <w:lvlText w:val=""/>
       <w:lvlJc w:val="left"/>
     </w:lvl>
-    <w:lvl w:ilvl="3" w:tplc="112654C6">
+    <w:lvl w:ilvl="3" w:tplc="40A2D4B6">
       <w:numFmt w:val="decimal"/>
       <w:lvlText w:val=""/>
       <w:lvlJc w:val="left"/>
     </w:lvl>
-    <w:lvl w:ilvl="4" w:tplc="B4026156">
+    <w:lvl w:ilvl="4" w:tplc="F028CBA8">
       <w:numFmt w:val="decimal"/>
       <w:lvlText w:val=""/>
       <w:lvlJc w:val="left"/>
     </w:lvl>
-    <w:lvl w:ilvl="5" w:tplc="A8A2CC3A">
+    <w:lvl w:ilvl="5" w:tplc="640EFDB2">
       <w:numFmt w:val="decimal"/>
       <w:lvlText w:val=""/>
       <w:lvlJc w:val="left"/>
     </w:lvl>
-    <w:lvl w:ilvl="6" w:tplc="6136B078">
+    <w:lvl w:ilvl="6" w:tplc="5BDC6A54">
       <w:numFmt w:val="decimal"/>
       <w:lvlText w:val=""/>
       <w:lvlJc w:val="left"/>
     </w:lvl>
-    <w:lvl w:ilvl="7" w:tplc="619893C4">
+    <w:lvl w:ilvl="7" w:tplc="B52249BE">
       <w:numFmt w:val="decimal"/>
       <w:lvlText w:val=""/>
       <w:lvlJc w:val="left"/>
     </w:lvl>
-    <w:lvl w:ilvl="8" w:tplc="60CC02E0">
+    <w:lvl w:ilvl="8" w:tplc="7A660190">
       <w:numFmt w:val="decimal"/>
       <w:lvlText w:val=""/>
       <w:lvlJc w:val="left"/>
     </w:lvl>
   </w:abstractNum>
-  <w:abstractNum w:abstractNumId="3" w15:restartNumberingAfterBreak="0">
-    <w:nsid w:val="41925128"/>
+  <w:abstractNum w:abstractNumId="2" w15:restartNumberingAfterBreak="0">
+    <w:nsid w:val="49DE014B"/>
     <w:multiLevelType w:val="hybridMultilevel"/>
-    <w:tmpl w:val="52808264"/>
-    <w:lvl w:ilvl="0" w:tplc="D7682C6E" w:tentative="1">
+    <w:tmpl w:val="873EE658"/>
+    <w:lvl w:ilvl="0" w:tplc="650288EE" w:tentative="1">
       <w:start w:val="1"/>
       <w:numFmt w:val="bullet"/>
       <w:lvlText w:val="●"/>
@@ -9338,7 +9280,7 @@
         <w:ind w:left="720" w:hanging="360"/>
       </w:pPr>
     </w:lvl>
-    <w:lvl w:ilvl="1" w:tplc="DD941EB4" w:tentative="1">
+    <w:lvl w:ilvl="1" w:tplc="B89827D6" w:tentative="1">
       <w:start w:val="1"/>
       <w:numFmt w:val="bullet"/>
       <w:lvlText w:val="○"/>
@@ -9347,7 +9289,7 @@
         <w:ind w:left="1440" w:hanging="360"/>
       </w:pPr>
     </w:lvl>
-    <w:lvl w:ilvl="2" w:tplc="52C0F656" w:tentative="1">
+    <w:lvl w:ilvl="2" w:tplc="B4B88694" w:tentative="1">
       <w:start w:val="1"/>
       <w:numFmt w:val="bullet"/>
       <w:lvlText w:val="■"/>
@@ -9356,7 +9298,7 @@
         <w:ind w:left="2160" w:hanging="360"/>
       </w:pPr>
     </w:lvl>
-    <w:lvl w:ilvl="3" w:tplc="C382D4DA" w:tentative="1">
+    <w:lvl w:ilvl="3" w:tplc="421EF694" w:tentative="1">
       <w:start w:val="1"/>
       <w:numFmt w:val="bullet"/>
       <w:lvlText w:val="●"/>
@@ -9365,7 +9307,7 @@
         <w:ind w:left="2880" w:hanging="360"/>
       </w:pPr>
     </w:lvl>
-    <w:lvl w:ilvl="4" w:tplc="2B5CF7B4" w:tentative="1">
+    <w:lvl w:ilvl="4" w:tplc="3EF484BC" w:tentative="1">
       <w:start w:val="1"/>
       <w:numFmt w:val="bullet"/>
       <w:lvlText w:val="○"/>
@@ -9374,7 +9316,7 @@
         <w:ind w:left="3600" w:hanging="360"/>
       </w:pPr>
     </w:lvl>
-    <w:lvl w:ilvl="5" w:tplc="712C4264" w:tentative="1">
+    <w:lvl w:ilvl="5" w:tplc="81F41108" w:tentative="1">
       <w:start w:val="1"/>
       <w:numFmt w:val="bullet"/>
       <w:lvlText w:val="■"/>
@@ -9383,7 +9325,7 @@
         <w:ind w:left="4320" w:hanging="360"/>
       </w:pPr>
     </w:lvl>
-    <w:lvl w:ilvl="6" w:tplc="515A4206" w:tentative="1">
+    <w:lvl w:ilvl="6" w:tplc="B1463DFA" w:tentative="1">
       <w:start w:val="1"/>
       <w:numFmt w:val="bullet"/>
       <w:lvlText w:val="●"/>
@@ -9392,7 +9334,7 @@
         <w:ind w:left="5040" w:hanging="360"/>
       </w:pPr>
     </w:lvl>
-    <w:lvl w:ilvl="7" w:tplc="5C6620DC" w:tentative="1">
+    <w:lvl w:ilvl="7" w:tplc="1994A9C8" w:tentative="1">
       <w:start w:val="1"/>
       <w:numFmt w:val="bullet"/>
       <w:lvlText w:val="●"/>
@@ -9401,7 +9343,7 @@
         <w:ind w:left="5760" w:hanging="360"/>
       </w:pPr>
     </w:lvl>
-    <w:lvl w:ilvl="8" w:tplc="F2369BFA" w:tentative="1">
+    <w:lvl w:ilvl="8" w:tplc="0836720C" w:tentative="1">
       <w:start w:val="1"/>
       <w:numFmt w:val="bullet"/>
       <w:lvlText w:val="●"/>
@@ -9411,25 +9353,83 @@
       </w:pPr>
     </w:lvl>
   </w:abstractNum>
-  <w:num w:numId="1" w16cid:durableId="1898929675">
+  <w:abstractNum w:abstractNumId="3" w15:restartNumberingAfterBreak="0">
+    <w:nsid w:val="6D5F3724"/>
+    <w:multiLevelType w:val="hybridMultilevel"/>
+    <w:tmpl w:val="44A4B2BE"/>
+    <w:lvl w:ilvl="0" w:tplc="CCD0FE2A">
+      <w:start w:val="1"/>
+      <w:numFmt w:val="decimal"/>
+      <w:lvlText w:val="%1."/>
+      <w:lvlJc w:val="left"/>
+      <w:pPr>
+        <w:ind w:left="360" w:hanging="300"/>
+      </w:pPr>
+    </w:lvl>
+    <w:lvl w:ilvl="1" w:tplc="5BB0C9DE" w:tentative="1">
+      <w:start w:val="1"/>
+      <w:numFmt w:val="lowerLetter"/>
+      <w:lvlText w:val="%2."/>
+      <w:lvlJc w:val="left"/>
+      <w:pPr>
+        <w:ind w:left="720" w:hanging="300"/>
+      </w:pPr>
+    </w:lvl>
+    <w:lvl w:ilvl="2" w:tplc="F5B25FDC">
+      <w:numFmt w:val="decimal"/>
+      <w:lvlText w:val=""/>
+      <w:lvlJc w:val="left"/>
+    </w:lvl>
+    <w:lvl w:ilvl="3" w:tplc="050627E2">
+      <w:numFmt w:val="decimal"/>
+      <w:lvlText w:val=""/>
+      <w:lvlJc w:val="left"/>
+    </w:lvl>
+    <w:lvl w:ilvl="4" w:tplc="70862F86">
+      <w:numFmt w:val="decimal"/>
+      <w:lvlText w:val=""/>
+      <w:lvlJc w:val="left"/>
+    </w:lvl>
+    <w:lvl w:ilvl="5" w:tplc="75640AAE">
+      <w:numFmt w:val="decimal"/>
+      <w:lvlText w:val=""/>
+      <w:lvlJc w:val="left"/>
+    </w:lvl>
+    <w:lvl w:ilvl="6" w:tplc="16D43038">
+      <w:numFmt w:val="decimal"/>
+      <w:lvlText w:val=""/>
+      <w:lvlJc w:val="left"/>
+    </w:lvl>
+    <w:lvl w:ilvl="7" w:tplc="1A209F14">
+      <w:numFmt w:val="decimal"/>
+      <w:lvlText w:val=""/>
+      <w:lvlJc w:val="left"/>
+    </w:lvl>
+    <w:lvl w:ilvl="8" w:tplc="407A06BE">
+      <w:numFmt w:val="decimal"/>
+      <w:lvlText w:val=""/>
+      <w:lvlJc w:val="left"/>
+    </w:lvl>
+  </w:abstractNum>
+  <w:num w:numId="1" w16cid:durableId="861209079">
+    <w:abstractNumId w:val="2"/>
+    <w:lvlOverride w:ilvl="0">
+      <w:startOverride w:val="1"/>
+    </w:lvlOverride>
+  </w:num>
+  <w:num w:numId="2" w16cid:durableId="1984655417">
+    <w:abstractNumId w:val="1"/>
+    <w:lvlOverride w:ilvl="0">
+      <w:startOverride w:val="1"/>
+    </w:lvlOverride>
+  </w:num>
+  <w:num w:numId="3" w16cid:durableId="643579779">
     <w:abstractNumId w:val="3"/>
     <w:lvlOverride w:ilvl="0">
       <w:startOverride w:val="1"/>
     </w:lvlOverride>
   </w:num>
-  <w:num w:numId="2" w16cid:durableId="46297559">
-    <w:abstractNumId w:val="2"/>
-    <w:lvlOverride w:ilvl="0">
-      <w:startOverride w:val="1"/>
-    </w:lvlOverride>
-  </w:num>
-  <w:num w:numId="3" w16cid:durableId="1321690704">
-    <w:abstractNumId w:val="1"/>
-    <w:lvlOverride w:ilvl="0">
-      <w:startOverride w:val="1"/>
-    </w:lvlOverride>
-  </w:num>
-  <w:num w:numId="4" w16cid:durableId="1668552274">
+  <w:num w:numId="4" w16cid:durableId="204026080">
     <w:abstractNumId w:val="0"/>
     <w:lvlOverride w:ilvl="0">
       <w:startOverride w:val="1"/>
@@ -10110,7 +10110,7 @@
     <w:autoRedefine/>
     <w:uiPriority w:val="39"/>
     <w:unhideWhenUsed/>
-    <w:rsid w:val="00184E34"/>
+    <w:rsid w:val="00DA5B7C"/>
     <w:pPr>
       <w:spacing w:after="100"/>
     </w:pPr>
@@ -10122,7 +10122,7 @@
     <w:autoRedefine/>
     <w:uiPriority w:val="39"/>
     <w:unhideWhenUsed/>
-    <w:rsid w:val="00184E34"/>
+    <w:rsid w:val="00DA5B7C"/>
     <w:pPr>
       <w:spacing w:after="100"/>
       <w:ind w:left="210"/>

--- a/discoverer-neo/docs/user-guide/manual/Discoverer-Neo-VIEWER-Guide-Full-es-ES.docx
+++ b/discoverer-neo/docs/user-guide/manual/Discoverer-Neo-VIEWER-Guide-Full-es-ES.docx
@@ -54,7 +54,7 @@
           <w:sz w:val="22"/>
           <w:szCs w:val="22"/>
         </w:rPr>
-        <w:t>Versión 2.0.1</w:t>
+        <w:t>Versión 2.1.0</w:t>
       </w:r>
     </w:p>
     <w:p>
@@ -74,7 +74,7 @@
     <w:sdt>
       <w:sdtPr>
         <w:alias w:val="Índice"/>
-        <w:id w:val="-1967342793"/>
+        <w:id w:val="65001654"/>
       </w:sdtPr>
       <w:sdtEndPr/>
       <w:sdtContent>
@@ -102,7 +102,7 @@
           <w:r>
             <w:fldChar w:fldCharType="separate"/>
           </w:r>
-          <w:hyperlink w:anchor="_Toc241671759" w:history="1">
+          <w:hyperlink w:anchor="_Toc241697076" w:history="1">
             <w:r>
               <w:rPr>
                 <w:rStyle w:val="Hiperligao"/>
@@ -126,7 +126,7 @@
               <w:rPr>
                 <w:noProof/>
               </w:rPr>
-              <w:instrText xml:space="preserve"> PAGEREF _Toc241671759 \h </w:instrText>
+              <w:instrText xml:space="preserve"> PAGEREF _Toc241697076 \h </w:instrText>
             </w:r>
             <w:r>
               <w:rPr>
@@ -168,7 +168,7 @@
               <w14:ligatures w14:val="standardContextual"/>
             </w:rPr>
           </w:pPr>
-          <w:hyperlink w:anchor="_Toc241671760" w:history="1">
+          <w:hyperlink w:anchor="_Toc241697077" w:history="1">
             <w:r>
               <w:rPr>
                 <w:rStyle w:val="Hiperligao"/>
@@ -192,7 +192,7 @@
               <w:rPr>
                 <w:noProof/>
               </w:rPr>
-              <w:instrText xml:space="preserve"> PAGEREF _Toc241671760 \h </w:instrText>
+              <w:instrText xml:space="preserve"> PAGEREF _Toc241697077 \h </w:instrText>
             </w:r>
             <w:r>
               <w:rPr>
@@ -234,7 +234,7 @@
               <w14:ligatures w14:val="standardContextual"/>
             </w:rPr>
           </w:pPr>
-          <w:hyperlink w:anchor="_Toc241671761" w:history="1">
+          <w:hyperlink w:anchor="_Toc241697078" w:history="1">
             <w:r>
               <w:rPr>
                 <w:rStyle w:val="Hiperligao"/>
@@ -258,7 +258,7 @@
               <w:rPr>
                 <w:noProof/>
               </w:rPr>
-              <w:instrText xml:space="preserve"> PAGEREF _Toc241671761 \h </w:instrText>
+              <w:instrText xml:space="preserve"> PAGEREF _Toc241697078 \h </w:instrText>
             </w:r>
             <w:r>
               <w:rPr>
@@ -300,7 +300,7 @@
               <w14:ligatures w14:val="standardContextual"/>
             </w:rPr>
           </w:pPr>
-          <w:hyperlink w:anchor="_Toc241671762" w:history="1">
+          <w:hyperlink w:anchor="_Toc241697079" w:history="1">
             <w:r>
               <w:rPr>
                 <w:rStyle w:val="Hiperligao"/>
@@ -324,7 +324,7 @@
               <w:rPr>
                 <w:noProof/>
               </w:rPr>
-              <w:instrText xml:space="preserve"> PAGEREF _Toc241671762 \h </w:instrText>
+              <w:instrText xml:space="preserve"> PAGEREF _Toc241697079 \h </w:instrText>
             </w:r>
             <w:r>
               <w:rPr>
@@ -366,7 +366,7 @@
               <w14:ligatures w14:val="standardContextual"/>
             </w:rPr>
           </w:pPr>
-          <w:hyperlink w:anchor="_Toc241671763" w:history="1">
+          <w:hyperlink w:anchor="_Toc241697080" w:history="1">
             <w:r>
               <w:rPr>
                 <w:rStyle w:val="Hiperligao"/>
@@ -390,7 +390,7 @@
               <w:rPr>
                 <w:noProof/>
               </w:rPr>
-              <w:instrText xml:space="preserve"> PAGEREF _Toc241671763 \h </w:instrText>
+              <w:instrText xml:space="preserve"> PAGEREF _Toc241697080 \h </w:instrText>
             </w:r>
             <w:r>
               <w:rPr>
@@ -432,7 +432,7 @@
               <w14:ligatures w14:val="standardContextual"/>
             </w:rPr>
           </w:pPr>
-          <w:hyperlink w:anchor="_Toc241671764" w:history="1">
+          <w:hyperlink w:anchor="_Toc241697081" w:history="1">
             <w:r>
               <w:rPr>
                 <w:rStyle w:val="Hiperligao"/>
@@ -456,7 +456,7 @@
               <w:rPr>
                 <w:noProof/>
               </w:rPr>
-              <w:instrText xml:space="preserve"> PAGEREF _Toc241671764 \h </w:instrText>
+              <w:instrText xml:space="preserve"> PAGEREF _Toc241697081 \h </w:instrText>
             </w:r>
             <w:r>
               <w:rPr>
@@ -498,7 +498,7 @@
               <w14:ligatures w14:val="standardContextual"/>
             </w:rPr>
           </w:pPr>
-          <w:hyperlink w:anchor="_Toc241671765" w:history="1">
+          <w:hyperlink w:anchor="_Toc241697082" w:history="1">
             <w:r>
               <w:rPr>
                 <w:rStyle w:val="Hiperligao"/>
@@ -522,7 +522,7 @@
               <w:rPr>
                 <w:noProof/>
               </w:rPr>
-              <w:instrText xml:space="preserve"> PAGEREF _Toc241671765 \h </w:instrText>
+              <w:instrText xml:space="preserve"> PAGEREF _Toc241697082 \h </w:instrText>
             </w:r>
             <w:r>
               <w:rPr>
@@ -564,7 +564,7 @@
               <w14:ligatures w14:val="standardContextual"/>
             </w:rPr>
           </w:pPr>
-          <w:hyperlink w:anchor="_Toc241671766" w:history="1">
+          <w:hyperlink w:anchor="_Toc241697083" w:history="1">
             <w:r>
               <w:rPr>
                 <w:rStyle w:val="Hiperligao"/>
@@ -588,7 +588,7 @@
               <w:rPr>
                 <w:noProof/>
               </w:rPr>
-              <w:instrText xml:space="preserve"> PAGEREF _Toc241671766 \h </w:instrText>
+              <w:instrText xml:space="preserve"> PAGEREF _Toc241697083 \h </w:instrText>
             </w:r>
             <w:r>
               <w:rPr>
@@ -630,7 +630,7 @@
               <w14:ligatures w14:val="standardContextual"/>
             </w:rPr>
           </w:pPr>
-          <w:hyperlink w:anchor="_Toc241671767" w:history="1">
+          <w:hyperlink w:anchor="_Toc241697084" w:history="1">
             <w:r>
               <w:rPr>
                 <w:rStyle w:val="Hiperligao"/>
@@ -654,7 +654,7 @@
               <w:rPr>
                 <w:noProof/>
               </w:rPr>
-              <w:instrText xml:space="preserve"> PAGEREF _Toc241671767 \h </w:instrText>
+              <w:instrText xml:space="preserve"> PAGEREF _Toc241697084 \h </w:instrText>
             </w:r>
             <w:r>
               <w:rPr>
@@ -696,7 +696,7 @@
               <w14:ligatures w14:val="standardContextual"/>
             </w:rPr>
           </w:pPr>
-          <w:hyperlink w:anchor="_Toc241671768" w:history="1">
+          <w:hyperlink w:anchor="_Toc241697085" w:history="1">
             <w:r>
               <w:rPr>
                 <w:rStyle w:val="Hiperligao"/>
@@ -720,7 +720,7 @@
               <w:rPr>
                 <w:noProof/>
               </w:rPr>
-              <w:instrText xml:space="preserve"> PAGEREF _Toc241671768 \h </w:instrText>
+              <w:instrText xml:space="preserve"> PAGEREF _Toc241697085 \h </w:instrText>
             </w:r>
             <w:r>
               <w:rPr>
@@ -762,7 +762,7 @@
               <w14:ligatures w14:val="standardContextual"/>
             </w:rPr>
           </w:pPr>
-          <w:hyperlink w:anchor="_Toc241671769" w:history="1">
+          <w:hyperlink w:anchor="_Toc241697086" w:history="1">
             <w:r>
               <w:rPr>
                 <w:rStyle w:val="Hiperligao"/>
@@ -786,7 +786,7 @@
               <w:rPr>
                 <w:noProof/>
               </w:rPr>
-              <w:instrText xml:space="preserve"> PAGEREF _Toc241671769 \h </w:instrText>
+              <w:instrText xml:space="preserve"> PAGEREF _Toc241697086 \h </w:instrText>
             </w:r>
             <w:r>
               <w:rPr>
@@ -828,7 +828,7 @@
               <w14:ligatures w14:val="standardContextual"/>
             </w:rPr>
           </w:pPr>
-          <w:hyperlink w:anchor="_Toc241671770" w:history="1">
+          <w:hyperlink w:anchor="_Toc241697087" w:history="1">
             <w:r>
               <w:rPr>
                 <w:rStyle w:val="Hiperligao"/>
@@ -852,7 +852,7 @@
               <w:rPr>
                 <w:noProof/>
               </w:rPr>
-              <w:instrText xml:space="preserve"> PAGEREF _Toc241671770 \h </w:instrText>
+              <w:instrText xml:space="preserve"> PAGEREF _Toc241697087 \h </w:instrText>
             </w:r>
             <w:r>
               <w:rPr>
@@ -894,7 +894,7 @@
               <w14:ligatures w14:val="standardContextual"/>
             </w:rPr>
           </w:pPr>
-          <w:hyperlink w:anchor="_Toc241671771" w:history="1">
+          <w:hyperlink w:anchor="_Toc241697088" w:history="1">
             <w:r>
               <w:rPr>
                 <w:rStyle w:val="Hiperligao"/>
@@ -918,7 +918,7 @@
               <w:rPr>
                 <w:noProof/>
               </w:rPr>
-              <w:instrText xml:space="preserve"> PAGEREF _Toc241671771 \h </w:instrText>
+              <w:instrText xml:space="preserve"> PAGEREF _Toc241697088 \h </w:instrText>
             </w:r>
             <w:r>
               <w:rPr>
@@ -960,7 +960,7 @@
               <w14:ligatures w14:val="standardContextual"/>
             </w:rPr>
           </w:pPr>
-          <w:hyperlink w:anchor="_Toc241671772" w:history="1">
+          <w:hyperlink w:anchor="_Toc241697089" w:history="1">
             <w:r>
               <w:rPr>
                 <w:rStyle w:val="Hiperligao"/>
@@ -984,7 +984,7 @@
               <w:rPr>
                 <w:noProof/>
               </w:rPr>
-              <w:instrText xml:space="preserve"> PAGEREF _Toc241671772 \h </w:instrText>
+              <w:instrText xml:space="preserve"> PAGEREF _Toc241697089 \h </w:instrText>
             </w:r>
             <w:r>
               <w:rPr>
@@ -1026,7 +1026,7 @@
               <w14:ligatures w14:val="standardContextual"/>
             </w:rPr>
           </w:pPr>
-          <w:hyperlink w:anchor="_Toc241671773" w:history="1">
+          <w:hyperlink w:anchor="_Toc241697090" w:history="1">
             <w:r>
               <w:rPr>
                 <w:rStyle w:val="Hiperligao"/>
@@ -1050,7 +1050,7 @@
               <w:rPr>
                 <w:noProof/>
               </w:rPr>
-              <w:instrText xml:space="preserve"> PAGEREF _Toc241671773 \h </w:instrText>
+              <w:instrText xml:space="preserve"> PAGEREF _Toc241697090 \h </w:instrText>
             </w:r>
             <w:r>
               <w:rPr>
@@ -1092,7 +1092,7 @@
               <w14:ligatures w14:val="standardContextual"/>
             </w:rPr>
           </w:pPr>
-          <w:hyperlink w:anchor="_Toc241671774" w:history="1">
+          <w:hyperlink w:anchor="_Toc241697091" w:history="1">
             <w:r>
               <w:rPr>
                 <w:rStyle w:val="Hiperligao"/>
@@ -1116,7 +1116,7 @@
               <w:rPr>
                 <w:noProof/>
               </w:rPr>
-              <w:instrText xml:space="preserve"> PAGEREF _Toc241671774 \h </w:instrText>
+              <w:instrText xml:space="preserve"> PAGEREF _Toc241697091 \h </w:instrText>
             </w:r>
             <w:r>
               <w:rPr>
@@ -1164,7 +1164,7 @@
       <w:pPr>
         <w:pStyle w:val="Ttulo1"/>
       </w:pPr>
-      <w:bookmarkStart w:id="0" w:name="_Toc241671759"/>
+      <w:bookmarkStart w:id="0" w:name="_Toc241697076"/>
       <w:r>
         <w:lastRenderedPageBreak/>
         <w:t>Su rol de un vistazo</w:t>
@@ -1659,7 +1659,7 @@
       <w:pPr>
         <w:pStyle w:val="Ttulo2"/>
       </w:pPr>
-      <w:bookmarkStart w:id="1" w:name="_Toc241671760"/>
+      <w:bookmarkStart w:id="1" w:name="_Toc241697077"/>
       <w:r>
         <w:t>De dónde procede su acceso</w:t>
       </w:r>
@@ -2542,7 +2542,7 @@
       <w:pPr>
         <w:pStyle w:val="Ttulo2"/>
       </w:pPr>
-      <w:bookmarkStart w:id="2" w:name="_Toc241671761"/>
+      <w:bookmarkStart w:id="2" w:name="_Toc241697078"/>
       <w:r>
         <w:t>Iniciar sesión, cambiar la contraseña y cerrar sesión</w:t>
       </w:r>
@@ -2656,10 +2656,10 @@
           <w:noProof/>
         </w:rPr>
         <w:drawing>
-          <wp:inline distT="0" distB="0" distL="0" distR="0" wp14:anchorId="1C745446" wp14:editId="35D1C491">
+          <wp:inline distT="0" distB="0" distL="0" distR="0" wp14:anchorId="3AF14774" wp14:editId="554F0F39">
             <wp:extent cx="5715000" cy="3571875"/>
             <wp:effectExtent l="0" t="0" r="0" b="0"/>
-            <wp:docPr id="443" name="01-login.png" descr="La página de inicio de sesión con Correo electrónico, Contraseña, Recordarme y el botón Iniciar sesión." title="La página de inicio de sesión con Correo electrónico, Contraseña, Recordarme y el botón Iniciar sesión."/>
+            <wp:docPr id="407" name="01-login.png" descr="La página de inicio de sesión con Correo electrónico, Contraseña, Recordarme y el botón Iniciar sesión." title="La página de inicio de sesión con Correo electrónico, Contraseña, Recordarme y el botón Iniciar sesión."/>
             <wp:cNvGraphicFramePr>
               <a:graphicFrameLocks xmlns:a="http://schemas.openxmlformats.org/drawingml/2006/main" noChangeAspect="1"/>
             </wp:cNvGraphicFramePr>
@@ -2779,7 +2779,7 @@
         <w:pStyle w:val="Ttulo1"/>
         <w:pageBreakBefore/>
       </w:pPr>
-      <w:bookmarkStart w:id="3" w:name="_Toc241671762"/>
+      <w:bookmarkStart w:id="3" w:name="_Toc241697079"/>
       <w:r>
         <w:lastRenderedPageBreak/>
         <w:t>Panel</w:t>
@@ -2812,10 +2812,10 @@
           <w:noProof/>
         </w:rPr>
         <w:drawing>
-          <wp:inline distT="0" distB="0" distL="0" distR="0" wp14:anchorId="4B6EBEEC" wp14:editId="729F522D">
+          <wp:inline distT="0" distB="0" distL="0" distR="0" wp14:anchorId="5507CEA1" wp14:editId="278ED6EC">
             <wp:extent cx="5715000" cy="3571875"/>
             <wp:effectExtent l="0" t="0" r="0" b="0"/>
-            <wp:docPr id="444" name="01-dashboard.png" descr="El panel de Viewer con su barra lateral corta y las tarjetas de resumen." title="El panel de Viewer con su barra lateral corta y las tarjetas de resumen."/>
+            <wp:docPr id="408" name="01-dashboard.png" descr="El panel de Viewer con su barra lateral corta y las tarjetas de resumen." title="El panel de Viewer con su barra lateral corta y las tarjetas de resumen."/>
             <wp:cNvGraphicFramePr>
               <a:graphicFrameLocks xmlns:a="http://schemas.openxmlformats.org/drawingml/2006/main" noChangeAspect="1"/>
             </wp:cNvGraphicFramePr>
@@ -3235,7 +3235,7 @@
         <w:pStyle w:val="Ttulo1"/>
         <w:pageBreakBefore/>
       </w:pPr>
-      <w:bookmarkStart w:id="4" w:name="_Toc241671763"/>
+      <w:bookmarkStart w:id="4" w:name="_Toc241697080"/>
       <w:r>
         <w:lastRenderedPageBreak/>
         <w:t>Mapas</w:t>
@@ -3268,10 +3268,10 @@
           <w:noProof/>
         </w:rPr>
         <w:drawing>
-          <wp:inline distT="0" distB="0" distL="0" distR="0" wp14:anchorId="65207E82" wp14:editId="2AA22C4D">
+          <wp:inline distT="0" distB="0" distL="0" distR="0" wp14:anchorId="2DD7ECCF" wp14:editId="4FA48934">
             <wp:extent cx="5715000" cy="3429000"/>
             <wp:effectExtent l="0" t="0" r="0" b="0"/>
-            <wp:docPr id="445" name="03-maps-all.png" descr="La lista de Mapas, pestaña Todos, donde cada mapa solo tiene el icono Abrir." title="La lista de Mapas, pestaña Todos, donde cada mapa solo tiene el icono Abrir."/>
+            <wp:docPr id="409" name="03-maps-all.png" descr="La lista de Mapas, pestaña Todos, donde cada mapa solo tiene el icono Abrir." title="La lista de Mapas, pestaña Todos, donde cada mapa solo tiene el icono Abrir."/>
             <wp:cNvGraphicFramePr>
               <a:graphicFrameLocks xmlns:a="http://schemas.openxmlformats.org/drawingml/2006/main" noChangeAspect="1"/>
             </wp:cNvGraphicFramePr>
@@ -3990,10 +3990,10 @@
         </w:rPr>
         <w:lastRenderedPageBreak/>
         <w:drawing>
-          <wp:inline distT="0" distB="0" distL="0" distR="0" wp14:anchorId="2A8A4F1B" wp14:editId="17097D14">
+          <wp:inline distT="0" distB="0" distL="0" distR="0" wp14:anchorId="76307F15" wp14:editId="3D8837BF">
             <wp:extent cx="5715000" cy="3429000"/>
             <wp:effectExtent l="0" t="0" r="0" b="0"/>
-            <wp:docPr id="446" name="02-maps-shared.png" descr="La lista de Mapas, pestaña Compartidos conmigo, con la tarjeta Libros de trabajo y solo el icono Abrir." title="La lista de Mapas, pestaña Compartidos conmigo, con la tarjeta Libros de trabajo y solo el icono Abrir."/>
+            <wp:docPr id="410" name="02-maps-shared.png" descr="La lista de Mapas, pestaña Compartidos conmigo, con la tarjeta Libros de trabajo y solo el icono Abrir." title="La lista de Mapas, pestaña Compartidos conmigo, con la tarjeta Libros de trabajo y solo el icono Abrir."/>
             <wp:cNvGraphicFramePr>
               <a:graphicFrameLocks xmlns:a="http://schemas.openxmlformats.org/drawingml/2006/main" noChangeAspect="1"/>
             </wp:cNvGraphicFramePr>
@@ -4078,7 +4078,7 @@
         <w:pStyle w:val="Ttulo1"/>
         <w:pageBreakBefore/>
       </w:pPr>
-      <w:bookmarkStart w:id="5" w:name="_Toc241671764"/>
+      <w:bookmarkStart w:id="5" w:name="_Toc241697081"/>
       <w:r>
         <w:lastRenderedPageBreak/>
         <w:t>El visor de mapas</w:t>
@@ -4101,10 +4101,10 @@
           <w:noProof/>
         </w:rPr>
         <w:drawing>
-          <wp:inline distT="0" distB="0" distL="0" distR="0" wp14:anchorId="62101991" wp14:editId="1EB1BD73">
+          <wp:inline distT="0" distB="0" distL="0" distR="0" wp14:anchorId="2DCF829D" wp14:editId="0CD28DEA">
             <wp:extent cx="5715000" cy="3571875"/>
             <wp:effectExtent l="0" t="0" r="0" b="0"/>
-            <wp:docPr id="447" name="06-viewer-results.png" descr="Una ejecución completada con los botones Excel, CSV y PDF sobre la cuadrícula de resultados." title="Una ejecución completada con los botones Excel, CSV y PDF sobre la cuadrícula de resultados."/>
+            <wp:docPr id="411" name="06-viewer-results.png" descr="Una ejecución completada con los botones Excel, CSV y PDF sobre la cuadrícula de resultados." title="Una ejecución completada con los botones Excel, CSV y PDF sobre la cuadrícula de resultados."/>
             <wp:cNvGraphicFramePr>
               <a:graphicFrameLocks xmlns:a="http://schemas.openxmlformats.org/drawingml/2006/main" noChangeAspect="1"/>
             </wp:cNvGraphicFramePr>
@@ -4553,7 +4553,7 @@
       <w:pPr>
         <w:pStyle w:val="Ttulo2"/>
       </w:pPr>
-      <w:bookmarkStart w:id="6" w:name="_Toc241671765"/>
+      <w:bookmarkStart w:id="6" w:name="_Toc241697082"/>
       <w:r>
         <w:t>Parámetros de ejecución</w:t>
       </w:r>
@@ -4596,10 +4596,10 @@
         </w:rPr>
         <w:lastRenderedPageBreak/>
         <w:drawing>
-          <wp:inline distT="0" distB="0" distL="0" distR="0" wp14:anchorId="23BD9C3A" wp14:editId="3C1F206E">
+          <wp:inline distT="0" distB="0" distL="0" distR="0" wp14:anchorId="049B0B6D" wp14:editId="4B11F7AA">
             <wp:extent cx="2905125" cy="2152650"/>
             <wp:effectExtent l="0" t="0" r="0" b="0"/>
-            <wp:docPr id="448" name="05-viewer-params-filled.png" descr="El cuadro Parámetros de ejecución con los dos valores obligatorios rellenados." title="El cuadro Parámetros de ejecución con los dos valores obligatorios rellenados."/>
+            <wp:docPr id="412" name="05-viewer-params-filled.png" descr="El cuadro Parámetros de ejecución con los dos valores obligatorios rellenados." title="El cuadro Parámetros de ejecución con los dos valores obligatorios rellenados."/>
             <wp:cNvGraphicFramePr>
               <a:graphicFrameLocks xmlns:a="http://schemas.openxmlformats.org/drawingml/2006/main" noChangeAspect="1"/>
             </wp:cNvGraphicFramePr>
@@ -4648,7 +4648,7 @@
       <w:pPr>
         <w:pStyle w:val="Ttulo2"/>
       </w:pPr>
-      <w:bookmarkStart w:id="7" w:name="_Toc241671766"/>
+      <w:bookmarkStart w:id="7" w:name="_Toc241697083"/>
       <w:r>
         <w:t>Leer los resultados</w:t>
       </w:r>
@@ -5319,7 +5319,7 @@
       <w:pPr>
         <w:pStyle w:val="Ttulo2"/>
       </w:pPr>
-      <w:bookmarkStart w:id="8" w:name="_Toc241671767"/>
+      <w:bookmarkStart w:id="8" w:name="_Toc241697084"/>
       <w:r>
         <w:t>Cuando una ejecución no funciona</w:t>
       </w:r>
@@ -5710,7 +5710,7 @@
       <w:pPr>
         <w:pStyle w:val="Ttulo2"/>
       </w:pPr>
-      <w:bookmarkStart w:id="9" w:name="_Toc241671768"/>
+      <w:bookmarkStart w:id="9" w:name="_Toc241697085"/>
       <w:r>
         <w:t>Exportar (solo si su acceso lo permite)</w:t>
       </w:r>
@@ -6117,10 +6117,10 @@
           <w:noProof/>
         </w:rPr>
         <w:drawing>
-          <wp:inline distT="0" distB="0" distL="0" distR="0" wp14:anchorId="112C011E" wp14:editId="6033979D">
+          <wp:inline distT="0" distB="0" distL="0" distR="0" wp14:anchorId="0B570EE6" wp14:editId="25E354BD">
             <wp:extent cx="3324225" cy="3990975"/>
             <wp:effectExtent l="0" t="0" r="0" b="0"/>
-            <wp:docPr id="449" name="17-builder-pdf-dialog.png" descr="El cuadro Exportar a PDF con las opciones de orientación, tamaño del papel, título y fuente." title="El cuadro Exportar a PDF con las opciones de orientación, tamaño del papel, título y fuente."/>
+            <wp:docPr id="413" name="17-builder-pdf-dialog.png" descr="El cuadro Exportar a PDF con las opciones de orientación, tamaño del papel, título y fuente." title="El cuadro Exportar a PDF con las opciones de orientación, tamaño del papel, título y fuente."/>
             <wp:cNvGraphicFramePr>
               <a:graphicFrameLocks xmlns:a="http://schemas.openxmlformats.org/drawingml/2006/main" noChangeAspect="1"/>
             </wp:cNvGraphicFramePr>
@@ -6210,7 +6210,7 @@
         <w:pStyle w:val="Ttulo1"/>
         <w:pageBreakBefore/>
       </w:pPr>
-      <w:bookmarkStart w:id="10" w:name="_Toc241671769"/>
+      <w:bookmarkStart w:id="10" w:name="_Toc241697086"/>
       <w:r>
         <w:lastRenderedPageBreak/>
         <w:t>Ejecuciones</w:t>
@@ -6243,10 +6243,10 @@
           <w:noProof/>
         </w:rPr>
         <w:drawing>
-          <wp:inline distT="0" distB="0" distL="0" distR="0" wp14:anchorId="364C5952" wp14:editId="2A0B7F39">
+          <wp:inline distT="0" distB="0" distL="0" distR="0" wp14:anchorId="1D369F91" wp14:editId="53944D66">
             <wp:extent cx="5715000" cy="3571875"/>
             <wp:effectExtent l="0" t="0" r="0" b="0"/>
-            <wp:docPr id="450" name="07-runs.png" descr="La página Ejecuciones con las ejecuciones propias del Viewer." title="La página Ejecuciones con las ejecuciones propias del Viewer."/>
+            <wp:docPr id="414" name="07-runs.png" descr="La página Ejecuciones con las ejecuciones propias del Viewer." title="La página Ejecuciones con las ejecuciones propias del Viewer."/>
             <wp:cNvGraphicFramePr>
               <a:graphicFrameLocks xmlns:a="http://schemas.openxmlformats.org/drawingml/2006/main" noChangeAspect="1"/>
             </wp:cNvGraphicFramePr>
@@ -6980,7 +6980,7 @@
         <w:pStyle w:val="Ttulo1"/>
         <w:pageBreakBefore/>
       </w:pPr>
-      <w:bookmarkStart w:id="11" w:name="_Toc241671770"/>
+      <w:bookmarkStart w:id="11" w:name="_Toc241697087"/>
       <w:r>
         <w:lastRenderedPageBreak/>
         <w:t>Exportaciones</w:t>
@@ -7013,10 +7013,10 @@
           <w:noProof/>
         </w:rPr>
         <w:drawing>
-          <wp:inline distT="0" distB="0" distL="0" distR="0" wp14:anchorId="161C7EC8" wp14:editId="5E3886A9">
+          <wp:inline distT="0" distB="0" distL="0" distR="0" wp14:anchorId="7B6A2615" wp14:editId="3243E047">
             <wp:extent cx="5715000" cy="3571875"/>
             <wp:effectExtent l="0" t="0" r="0" b="0"/>
-            <wp:docPr id="451" name="44-exports.png" descr="La página Exportaciones con la lista de trabajos de exportación y un botón Descargar en los terminados." title="La página Exportaciones con la lista de trabajos de exportación y un botón Descargar en los terminados."/>
+            <wp:docPr id="415" name="44-exports.png" descr="La página Exportaciones con la lista de trabajos de exportación y un botón Descargar en los terminados." title="La página Exportaciones con la lista de trabajos de exportación y un botón Descargar en los terminados."/>
             <wp:cNvGraphicFramePr>
               <a:graphicFrameLocks xmlns:a="http://schemas.openxmlformats.org/drawingml/2006/main" noChangeAspect="1"/>
             </wp:cNvGraphicFramePr>
@@ -7171,7 +7171,7 @@
         <w:pStyle w:val="Ttulo1"/>
         <w:pageBreakBefore/>
       </w:pPr>
-      <w:bookmarkStart w:id="12" w:name="_Toc241671771"/>
+      <w:bookmarkStart w:id="12" w:name="_Toc241697088"/>
       <w:r>
         <w:lastRenderedPageBreak/>
         <w:t>Programaciones</w:t>
@@ -7254,10 +7254,10 @@
           <w:noProof/>
         </w:rPr>
         <w:drawing>
-          <wp:inline distT="0" distB="0" distL="0" distR="0" wp14:anchorId="3992F097" wp14:editId="5524999C">
+          <wp:inline distT="0" distB="0" distL="0" distR="0" wp14:anchorId="70FFC5F4" wp14:editId="1F5A0A65">
             <wp:extent cx="5715000" cy="3571875"/>
             <wp:effectExtent l="0" t="0" r="0" b="0"/>
-            <wp:docPr id="452" name="09-schedules.png" descr="La página Programaciones con el mensaje Aún no hay programaciones." title="La página Programaciones con el mensaje Aún no hay programaciones."/>
+            <wp:docPr id="416" name="09-schedules.png" descr="La página Programaciones con el mensaje Aún no hay programaciones." title="La página Programaciones con el mensaje Aún no hay programaciones."/>
             <wp:cNvGraphicFramePr>
               <a:graphicFrameLocks xmlns:a="http://schemas.openxmlformats.org/drawingml/2006/main" noChangeAspect="1"/>
             </wp:cNvGraphicFramePr>
@@ -7574,7 +7574,7 @@
         <w:pStyle w:val="Ttulo1"/>
         <w:pageBreakBefore/>
       </w:pPr>
-      <w:bookmarkStart w:id="13" w:name="_Toc241671772"/>
+      <w:bookmarkStart w:id="13" w:name="_Toc241697089"/>
       <w:r>
         <w:lastRenderedPageBreak/>
         <w:t>Configuración</w:t>
@@ -7604,10 +7604,10 @@
           <w:noProof/>
         </w:rPr>
         <w:drawing>
-          <wp:inline distT="0" distB="0" distL="0" distR="0" wp14:anchorId="7825DDD2" wp14:editId="5FBBAD8F">
+          <wp:inline distT="0" distB="0" distL="0" distR="0" wp14:anchorId="5C4D75C5" wp14:editId="22ABDF6F">
             <wp:extent cx="5715000" cy="3571875"/>
             <wp:effectExtent l="0" t="0" r="0" b="0"/>
-            <wp:docPr id="453" name="04-settings.png" descr="La página Configuración con las tarjetas Idioma, Tema y Paleta de colores." title="La página Configuración con las tarjetas Idioma, Tema y Paleta de colores."/>
+            <wp:docPr id="417" name="04-settings.png" descr="La página Configuración con las tarjetas Idioma, Tema y Paleta de colores." title="La página Configuración con las tarjetas Idioma, Tema y Paleta de colores."/>
             <wp:cNvGraphicFramePr>
               <a:graphicFrameLocks xmlns:a="http://schemas.openxmlformats.org/drawingml/2006/main" noChangeAspect="1"/>
             </wp:cNvGraphicFramePr>
@@ -8159,7 +8159,7 @@
         <w:pStyle w:val="Ttulo1"/>
         <w:pageBreakBefore/>
       </w:pPr>
-      <w:bookmarkStart w:id="14" w:name="_Toc241671773"/>
+      <w:bookmarkStart w:id="14" w:name="_Toc241697090"/>
       <w:r>
         <w:lastRenderedPageBreak/>
         <w:t>Preguntas frecuentes</w:t>
@@ -8317,7 +8317,7 @@
         <w:pStyle w:val="Ttulo1"/>
         <w:pageBreakBefore/>
       </w:pPr>
-      <w:bookmarkStart w:id="15" w:name="_Toc241671774"/>
+      <w:bookmarkStart w:id="15" w:name="_Toc241697091"/>
       <w:r>
         <w:lastRenderedPageBreak/>
         <w:t>Glosario</w:t>
@@ -9143,7 +9143,7 @@
         <w:sz w:val="16"/>
         <w:szCs w:val="16"/>
       </w:rPr>
-      <w:t>Discoverer Neo 2.0.1 · Guía completa · VIEWER</w:t>
+      <w:t>Discoverer Neo 2.1.0 · Guía completa · VIEWER</w:t>
     </w:r>
   </w:p>
 </w:hdr>
@@ -9152,10 +9152,10 @@
 <file path=word/numbering.xml><?xml version="1.0" encoding="utf-8"?>
 <w:numbering xmlns:wpc="http://schemas.microsoft.com/office/word/2010/wordprocessingCanvas" xmlns:cx="http://schemas.microsoft.com/office/drawing/2014/chartex" xmlns:cx1="http://schemas.microsoft.com/office/drawing/2015/9/8/chartex" xmlns:cx2="http://schemas.microsoft.com/office/drawing/2015/10/21/chartex" xmlns:cx3="http://schemas.microsoft.com/office/drawing/2016/5/9/chartex" xmlns:cx4="http://schemas.microsoft.com/office/drawing/2016/5/10/chartex" xmlns:cx5="http://schemas.microsoft.com/office/drawing/2016/5/11/chartex" xmlns:cx6="http://schemas.microsoft.com/office/drawing/2016/5/12/chartex" xmlns:cx7="http://schemas.microsoft.com/office/drawing/2016/5/13/chartex" xmlns:cx8="http://schemas.microsoft.com/office/drawing/2016/5/14/chartex" xmlns:mc="http://schemas.openxmlformats.org/markup-compatibility/2006" xmlns:aink="http://schemas.microsoft.com/office/drawing/2016/ink" xmlns:am3d="http://schemas.microsoft.com/office/drawing/2017/model3d" xmlns:o="urn:schemas-microsoft-com:office:office" xmlns:oel="http://schemas.microsoft.com/office/2019/extlst" xmlns:r="http://schemas.openxmlformats.org/officeDocument/2006/relationships" xmlns:m="http://schemas.openxmlformats.org/officeDocument/2006/math" xmlns:v="urn:schemas-microsoft-com:vml" xmlns:wp14="http://schemas.microsoft.com/office/word/2010/wordprocessingDrawing" xmlns:wp="http://schemas.openxmlformats.org/drawingml/2006/wordprocessingDrawing" xmlns:w10="urn:schemas-microsoft-com:office:word" xmlns:w="http://schemas.openxmlformats.org/wordprocessingml/2006/main" xmlns:w14="http://schemas.microsoft.com/office/word/2010/wordml" xmlns:w15="http://schemas.microsoft.com/office/word/2012/wordml" xmlns:w16cex="http://schemas.microsoft.com/office/word/2018/wordml/cex" xmlns:w16cid="http://schemas.microsoft.com/office/word/2016/wordml/cid" xmlns:w16="http://schemas.microsoft.com/office/word/2018/wordml" xmlns:w16sdtdh="http://schemas.microsoft.com/office/word/2020/wordml/sdtdatahash" xmlns:w16se="http://schemas.microsoft.com/office/word/2015/wordml/symex" xmlns:wpg="http://schemas.microsoft.com/office/word/2010/wordprocessingGroup" xmlns:wpi="http://schemas.microsoft.com/office/word/2010/wordprocessingInk" xmlns:wne="http://schemas.microsoft.com/office/word/2006/wordml" xmlns:wps="http://schemas.microsoft.com/office/word/2010/wordprocessingShape" mc:Ignorable="w14 w15 w16se w16cid w16 w16cex w16sdtdh wp14">
   <w:abstractNum w:abstractNumId="0" w15:restartNumberingAfterBreak="0">
-    <w:nsid w:val="167C3F1C"/>
+    <w:nsid w:val="255607A2"/>
     <w:multiLevelType w:val="hybridMultilevel"/>
-    <w:tmpl w:val="9F065B98"/>
-    <w:lvl w:ilvl="0" w:tplc="4D0E9472">
+    <w:tmpl w:val="F8DA4EA6"/>
+    <w:lvl w:ilvl="0" w:tplc="9978FE60">
       <w:start w:val="1"/>
       <w:numFmt w:val="decimal"/>
       <w:lvlText w:val="%1."/>
@@ -9164,7 +9164,7 @@
         <w:ind w:left="360" w:hanging="300"/>
       </w:pPr>
     </w:lvl>
-    <w:lvl w:ilvl="1" w:tplc="73420B90" w:tentative="1">
+    <w:lvl w:ilvl="1" w:tplc="443031F8" w:tentative="1">
       <w:start w:val="1"/>
       <w:numFmt w:val="lowerLetter"/>
       <w:lvlText w:val="%2."/>
@@ -9173,105 +9173,47 @@
         <w:ind w:left="720" w:hanging="300"/>
       </w:pPr>
     </w:lvl>
-    <w:lvl w:ilvl="2" w:tplc="F9587070">
+    <w:lvl w:ilvl="2" w:tplc="80C0D41E">
       <w:numFmt w:val="decimal"/>
       <w:lvlText w:val=""/>
       <w:lvlJc w:val="left"/>
     </w:lvl>
-    <w:lvl w:ilvl="3" w:tplc="E9F859C8">
+    <w:lvl w:ilvl="3" w:tplc="2AB81EDC">
       <w:numFmt w:val="decimal"/>
       <w:lvlText w:val=""/>
       <w:lvlJc w:val="left"/>
     </w:lvl>
-    <w:lvl w:ilvl="4" w:tplc="E722B826">
+    <w:lvl w:ilvl="4" w:tplc="49E0A00A">
       <w:numFmt w:val="decimal"/>
       <w:lvlText w:val=""/>
       <w:lvlJc w:val="left"/>
     </w:lvl>
-    <w:lvl w:ilvl="5" w:tplc="3AD43406">
+    <w:lvl w:ilvl="5" w:tplc="3B2C9052">
       <w:numFmt w:val="decimal"/>
       <w:lvlText w:val=""/>
       <w:lvlJc w:val="left"/>
     </w:lvl>
-    <w:lvl w:ilvl="6" w:tplc="476A3E34">
+    <w:lvl w:ilvl="6" w:tplc="1FD815B8">
       <w:numFmt w:val="decimal"/>
       <w:lvlText w:val=""/>
       <w:lvlJc w:val="left"/>
     </w:lvl>
-    <w:lvl w:ilvl="7" w:tplc="DE40DD76">
+    <w:lvl w:ilvl="7" w:tplc="A3C2F424">
       <w:numFmt w:val="decimal"/>
       <w:lvlText w:val=""/>
       <w:lvlJc w:val="left"/>
     </w:lvl>
-    <w:lvl w:ilvl="8" w:tplc="812296CA">
+    <w:lvl w:ilvl="8" w:tplc="C574755A">
       <w:numFmt w:val="decimal"/>
       <w:lvlText w:val=""/>
       <w:lvlJc w:val="left"/>
     </w:lvl>
   </w:abstractNum>
   <w:abstractNum w:abstractNumId="1" w15:restartNumberingAfterBreak="0">
-    <w:nsid w:val="26B3525C"/>
+    <w:nsid w:val="5F127534"/>
     <w:multiLevelType w:val="hybridMultilevel"/>
-    <w:tmpl w:val="BACA712C"/>
-    <w:lvl w:ilvl="0" w:tplc="11E83EBC">
-      <w:start w:val="1"/>
-      <w:numFmt w:val="bullet"/>
-      <w:lvlText w:val="•"/>
-      <w:lvlJc w:val="left"/>
-      <w:pPr>
-        <w:ind w:left="360" w:hanging="260"/>
-      </w:pPr>
-    </w:lvl>
-    <w:lvl w:ilvl="1" w:tplc="10F0031C" w:tentative="1">
-      <w:start w:val="1"/>
-      <w:numFmt w:val="bullet"/>
-      <w:lvlText w:val="–"/>
-      <w:lvlJc w:val="left"/>
-      <w:pPr>
-        <w:ind w:left="720" w:hanging="260"/>
-      </w:pPr>
-    </w:lvl>
-    <w:lvl w:ilvl="2" w:tplc="BC0A7524">
-      <w:numFmt w:val="decimal"/>
-      <w:lvlText w:val=""/>
-      <w:lvlJc w:val="left"/>
-    </w:lvl>
-    <w:lvl w:ilvl="3" w:tplc="40A2D4B6">
-      <w:numFmt w:val="decimal"/>
-      <w:lvlText w:val=""/>
-      <w:lvlJc w:val="left"/>
-    </w:lvl>
-    <w:lvl w:ilvl="4" w:tplc="F028CBA8">
-      <w:numFmt w:val="decimal"/>
-      <w:lvlText w:val=""/>
-      <w:lvlJc w:val="left"/>
-    </w:lvl>
-    <w:lvl w:ilvl="5" w:tplc="640EFDB2">
-      <w:numFmt w:val="decimal"/>
-      <w:lvlText w:val=""/>
-      <w:lvlJc w:val="left"/>
-    </w:lvl>
-    <w:lvl w:ilvl="6" w:tplc="5BDC6A54">
-      <w:numFmt w:val="decimal"/>
-      <w:lvlText w:val=""/>
-      <w:lvlJc w:val="left"/>
-    </w:lvl>
-    <w:lvl w:ilvl="7" w:tplc="B52249BE">
-      <w:numFmt w:val="decimal"/>
-      <w:lvlText w:val=""/>
-      <w:lvlJc w:val="left"/>
-    </w:lvl>
-    <w:lvl w:ilvl="8" w:tplc="7A660190">
-      <w:numFmt w:val="decimal"/>
-      <w:lvlText w:val=""/>
-      <w:lvlJc w:val="left"/>
-    </w:lvl>
-  </w:abstractNum>
-  <w:abstractNum w:abstractNumId="2" w15:restartNumberingAfterBreak="0">
-    <w:nsid w:val="49DE014B"/>
-    <w:multiLevelType w:val="hybridMultilevel"/>
-    <w:tmpl w:val="873EE658"/>
-    <w:lvl w:ilvl="0" w:tplc="650288EE" w:tentative="1">
+    <w:tmpl w:val="1D36F92C"/>
+    <w:lvl w:ilvl="0" w:tplc="BC6AC40C" w:tentative="1">
       <w:start w:val="1"/>
       <w:numFmt w:val="bullet"/>
       <w:lvlText w:val="●"/>
@@ -9280,7 +9222,7 @@
         <w:ind w:left="720" w:hanging="360"/>
       </w:pPr>
     </w:lvl>
-    <w:lvl w:ilvl="1" w:tplc="B89827D6" w:tentative="1">
+    <w:lvl w:ilvl="1" w:tplc="A0A68074" w:tentative="1">
       <w:start w:val="1"/>
       <w:numFmt w:val="bullet"/>
       <w:lvlText w:val="○"/>
@@ -9289,7 +9231,7 @@
         <w:ind w:left="1440" w:hanging="360"/>
       </w:pPr>
     </w:lvl>
-    <w:lvl w:ilvl="2" w:tplc="B4B88694" w:tentative="1">
+    <w:lvl w:ilvl="2" w:tplc="7F541A98" w:tentative="1">
       <w:start w:val="1"/>
       <w:numFmt w:val="bullet"/>
       <w:lvlText w:val="■"/>
@@ -9298,7 +9240,7 @@
         <w:ind w:left="2160" w:hanging="360"/>
       </w:pPr>
     </w:lvl>
-    <w:lvl w:ilvl="3" w:tplc="421EF694" w:tentative="1">
+    <w:lvl w:ilvl="3" w:tplc="BD04D1E8" w:tentative="1">
       <w:start w:val="1"/>
       <w:numFmt w:val="bullet"/>
       <w:lvlText w:val="●"/>
@@ -9307,7 +9249,7 @@
         <w:ind w:left="2880" w:hanging="360"/>
       </w:pPr>
     </w:lvl>
-    <w:lvl w:ilvl="4" w:tplc="3EF484BC" w:tentative="1">
+    <w:lvl w:ilvl="4" w:tplc="43C68B92" w:tentative="1">
       <w:start w:val="1"/>
       <w:numFmt w:val="bullet"/>
       <w:lvlText w:val="○"/>
@@ -9316,7 +9258,7 @@
         <w:ind w:left="3600" w:hanging="360"/>
       </w:pPr>
     </w:lvl>
-    <w:lvl w:ilvl="5" w:tplc="81F41108" w:tentative="1">
+    <w:lvl w:ilvl="5" w:tplc="0A048D9A" w:tentative="1">
       <w:start w:val="1"/>
       <w:numFmt w:val="bullet"/>
       <w:lvlText w:val="■"/>
@@ -9325,7 +9267,7 @@
         <w:ind w:left="4320" w:hanging="360"/>
       </w:pPr>
     </w:lvl>
-    <w:lvl w:ilvl="6" w:tplc="B1463DFA" w:tentative="1">
+    <w:lvl w:ilvl="6" w:tplc="DAD4A52A" w:tentative="1">
       <w:start w:val="1"/>
       <w:numFmt w:val="bullet"/>
       <w:lvlText w:val="●"/>
@@ -9334,7 +9276,7 @@
         <w:ind w:left="5040" w:hanging="360"/>
       </w:pPr>
     </w:lvl>
-    <w:lvl w:ilvl="7" w:tplc="1994A9C8" w:tentative="1">
+    <w:lvl w:ilvl="7" w:tplc="E5BAB010" w:tentative="1">
       <w:start w:val="1"/>
       <w:numFmt w:val="bullet"/>
       <w:lvlText w:val="●"/>
@@ -9343,7 +9285,7 @@
         <w:ind w:left="5760" w:hanging="360"/>
       </w:pPr>
     </w:lvl>
-    <w:lvl w:ilvl="8" w:tplc="0836720C" w:tentative="1">
+    <w:lvl w:ilvl="8" w:tplc="D64242A6" w:tentative="1">
       <w:start w:val="1"/>
       <w:numFmt w:val="bullet"/>
       <w:lvlText w:val="●"/>
@@ -9353,11 +9295,69 @@
       </w:pPr>
     </w:lvl>
   </w:abstractNum>
+  <w:abstractNum w:abstractNumId="2" w15:restartNumberingAfterBreak="0">
+    <w:nsid w:val="647D5D29"/>
+    <w:multiLevelType w:val="hybridMultilevel"/>
+    <w:tmpl w:val="5C5827F8"/>
+    <w:lvl w:ilvl="0" w:tplc="D3B2EC98">
+      <w:start w:val="1"/>
+      <w:numFmt w:val="bullet"/>
+      <w:lvlText w:val="•"/>
+      <w:lvlJc w:val="left"/>
+      <w:pPr>
+        <w:ind w:left="360" w:hanging="260"/>
+      </w:pPr>
+    </w:lvl>
+    <w:lvl w:ilvl="1" w:tplc="4B50B45C" w:tentative="1">
+      <w:start w:val="1"/>
+      <w:numFmt w:val="bullet"/>
+      <w:lvlText w:val="–"/>
+      <w:lvlJc w:val="left"/>
+      <w:pPr>
+        <w:ind w:left="720" w:hanging="260"/>
+      </w:pPr>
+    </w:lvl>
+    <w:lvl w:ilvl="2" w:tplc="AC5CF77E">
+      <w:numFmt w:val="decimal"/>
+      <w:lvlText w:val=""/>
+      <w:lvlJc w:val="left"/>
+    </w:lvl>
+    <w:lvl w:ilvl="3" w:tplc="1F30D4EA">
+      <w:numFmt w:val="decimal"/>
+      <w:lvlText w:val=""/>
+      <w:lvlJc w:val="left"/>
+    </w:lvl>
+    <w:lvl w:ilvl="4" w:tplc="BF1E9AC2">
+      <w:numFmt w:val="decimal"/>
+      <w:lvlText w:val=""/>
+      <w:lvlJc w:val="left"/>
+    </w:lvl>
+    <w:lvl w:ilvl="5" w:tplc="AD06595E">
+      <w:numFmt w:val="decimal"/>
+      <w:lvlText w:val=""/>
+      <w:lvlJc w:val="left"/>
+    </w:lvl>
+    <w:lvl w:ilvl="6" w:tplc="F800E290">
+      <w:numFmt w:val="decimal"/>
+      <w:lvlText w:val=""/>
+      <w:lvlJc w:val="left"/>
+    </w:lvl>
+    <w:lvl w:ilvl="7" w:tplc="535A1586">
+      <w:numFmt w:val="decimal"/>
+      <w:lvlText w:val=""/>
+      <w:lvlJc w:val="left"/>
+    </w:lvl>
+    <w:lvl w:ilvl="8" w:tplc="0966E7A0">
+      <w:numFmt w:val="decimal"/>
+      <w:lvlText w:val=""/>
+      <w:lvlJc w:val="left"/>
+    </w:lvl>
+  </w:abstractNum>
   <w:abstractNum w:abstractNumId="3" w15:restartNumberingAfterBreak="0">
-    <w:nsid w:val="6D5F3724"/>
+    <w:nsid w:val="653D2163"/>
     <w:multiLevelType w:val="hybridMultilevel"/>
-    <w:tmpl w:val="44A4B2BE"/>
-    <w:lvl w:ilvl="0" w:tplc="CCD0FE2A">
+    <w:tmpl w:val="1AE2A46C"/>
+    <w:lvl w:ilvl="0" w:tplc="2D2C6436">
       <w:start w:val="1"/>
       <w:numFmt w:val="decimal"/>
       <w:lvlText w:val="%1."/>
@@ -9366,7 +9366,7 @@
         <w:ind w:left="360" w:hanging="300"/>
       </w:pPr>
     </w:lvl>
-    <w:lvl w:ilvl="1" w:tplc="5BB0C9DE" w:tentative="1">
+    <w:lvl w:ilvl="1" w:tplc="0BE2293E" w:tentative="1">
       <w:start w:val="1"/>
       <w:numFmt w:val="lowerLetter"/>
       <w:lvlText w:val="%2."/>
@@ -9375,61 +9375,61 @@
         <w:ind w:left="720" w:hanging="300"/>
       </w:pPr>
     </w:lvl>
-    <w:lvl w:ilvl="2" w:tplc="F5B25FDC">
+    <w:lvl w:ilvl="2" w:tplc="8782FB10">
       <w:numFmt w:val="decimal"/>
       <w:lvlText w:val=""/>
       <w:lvlJc w:val="left"/>
     </w:lvl>
-    <w:lvl w:ilvl="3" w:tplc="050627E2">
+    <w:lvl w:ilvl="3" w:tplc="25D0FED2">
       <w:numFmt w:val="decimal"/>
       <w:lvlText w:val=""/>
       <w:lvlJc w:val="left"/>
     </w:lvl>
-    <w:lvl w:ilvl="4" w:tplc="70862F86">
+    <w:lvl w:ilvl="4" w:tplc="4418CF18">
       <w:numFmt w:val="decimal"/>
       <w:lvlText w:val=""/>
       <w:lvlJc w:val="left"/>
     </w:lvl>
-    <w:lvl w:ilvl="5" w:tplc="75640AAE">
+    <w:lvl w:ilvl="5" w:tplc="6EA087E0">
       <w:numFmt w:val="decimal"/>
       <w:lvlText w:val=""/>
       <w:lvlJc w:val="left"/>
     </w:lvl>
-    <w:lvl w:ilvl="6" w:tplc="16D43038">
+    <w:lvl w:ilvl="6" w:tplc="27343E82">
       <w:numFmt w:val="decimal"/>
       <w:lvlText w:val=""/>
       <w:lvlJc w:val="left"/>
     </w:lvl>
-    <w:lvl w:ilvl="7" w:tplc="1A209F14">
+    <w:lvl w:ilvl="7" w:tplc="8FB496C8">
       <w:numFmt w:val="decimal"/>
       <w:lvlText w:val=""/>
       <w:lvlJc w:val="left"/>
     </w:lvl>
-    <w:lvl w:ilvl="8" w:tplc="407A06BE">
+    <w:lvl w:ilvl="8" w:tplc="DF9AAF24">
       <w:numFmt w:val="decimal"/>
       <w:lvlText w:val=""/>
       <w:lvlJc w:val="left"/>
     </w:lvl>
   </w:abstractNum>
-  <w:num w:numId="1" w16cid:durableId="861209079">
+  <w:num w:numId="1" w16cid:durableId="1163815402">
+    <w:abstractNumId w:val="1"/>
+    <w:lvlOverride w:ilvl="0">
+      <w:startOverride w:val="1"/>
+    </w:lvlOverride>
+  </w:num>
+  <w:num w:numId="2" w16cid:durableId="2014721650">
     <w:abstractNumId w:val="2"/>
     <w:lvlOverride w:ilvl="0">
       <w:startOverride w:val="1"/>
     </w:lvlOverride>
   </w:num>
-  <w:num w:numId="2" w16cid:durableId="1984655417">
-    <w:abstractNumId w:val="1"/>
-    <w:lvlOverride w:ilvl="0">
-      <w:startOverride w:val="1"/>
-    </w:lvlOverride>
-  </w:num>
-  <w:num w:numId="3" w16cid:durableId="643579779">
+  <w:num w:numId="3" w16cid:durableId="1566527601">
     <w:abstractNumId w:val="3"/>
     <w:lvlOverride w:ilvl="0">
       <w:startOverride w:val="1"/>
     </w:lvlOverride>
   </w:num>
-  <w:num w:numId="4" w16cid:durableId="204026080">
+  <w:num w:numId="4" w16cid:durableId="1458720642">
     <w:abstractNumId w:val="0"/>
     <w:lvlOverride w:ilvl="0">
       <w:startOverride w:val="1"/>
@@ -10110,7 +10110,7 @@
     <w:autoRedefine/>
     <w:uiPriority w:val="39"/>
     <w:unhideWhenUsed/>
-    <w:rsid w:val="00DA5B7C"/>
+    <w:rsid w:val="00D425B5"/>
     <w:pPr>
       <w:spacing w:after="100"/>
     </w:pPr>
@@ -10122,7 +10122,7 @@
     <w:autoRedefine/>
     <w:uiPriority w:val="39"/>
     <w:unhideWhenUsed/>
-    <w:rsid w:val="00DA5B7C"/>
+    <w:rsid w:val="00D425B5"/>
     <w:pPr>
       <w:spacing w:after="100"/>
       <w:ind w:left="210"/>

--- a/discoverer-neo/docs/user-guide/manual/Discoverer-Neo-VIEWER-Guide-Full-es-ES.docx
+++ b/discoverer-neo/docs/user-guide/manual/Discoverer-Neo-VIEWER-Guide-Full-es-ES.docx
@@ -74,7 +74,7 @@
     <w:sdt>
       <w:sdtPr>
         <w:alias w:val="Índice"/>
-        <w:id w:val="65001654"/>
+        <w:id w:val="522674421"/>
       </w:sdtPr>
       <w:sdtEndPr/>
       <w:sdtContent>
@@ -102,7 +102,7 @@
           <w:r>
             <w:fldChar w:fldCharType="separate"/>
           </w:r>
-          <w:hyperlink w:anchor="_Toc241697076" w:history="1">
+          <w:hyperlink w:anchor="_Toc241745948" w:history="1">
             <w:r>
               <w:rPr>
                 <w:rStyle w:val="Hiperligao"/>
@@ -126,7 +126,7 @@
               <w:rPr>
                 <w:noProof/>
               </w:rPr>
-              <w:instrText xml:space="preserve"> PAGEREF _Toc241697076 \h </w:instrText>
+              <w:instrText xml:space="preserve"> PAGEREF _Toc241745948 \h </w:instrText>
             </w:r>
             <w:r>
               <w:rPr>
@@ -168,7 +168,7 @@
               <w14:ligatures w14:val="standardContextual"/>
             </w:rPr>
           </w:pPr>
-          <w:hyperlink w:anchor="_Toc241697077" w:history="1">
+          <w:hyperlink w:anchor="_Toc241745949" w:history="1">
             <w:r>
               <w:rPr>
                 <w:rStyle w:val="Hiperligao"/>
@@ -192,7 +192,7 @@
               <w:rPr>
                 <w:noProof/>
               </w:rPr>
-              <w:instrText xml:space="preserve"> PAGEREF _Toc241697077 \h </w:instrText>
+              <w:instrText xml:space="preserve"> PAGEREF _Toc241745949 \h </w:instrText>
             </w:r>
             <w:r>
               <w:rPr>
@@ -234,7 +234,7 @@
               <w14:ligatures w14:val="standardContextual"/>
             </w:rPr>
           </w:pPr>
-          <w:hyperlink w:anchor="_Toc241697078" w:history="1">
+          <w:hyperlink w:anchor="_Toc241745950" w:history="1">
             <w:r>
               <w:rPr>
                 <w:rStyle w:val="Hiperligao"/>
@@ -258,7 +258,7 @@
               <w:rPr>
                 <w:noProof/>
               </w:rPr>
-              <w:instrText xml:space="preserve"> PAGEREF _Toc241697078 \h </w:instrText>
+              <w:instrText xml:space="preserve"> PAGEREF _Toc241745950 \h </w:instrText>
             </w:r>
             <w:r>
               <w:rPr>
@@ -300,7 +300,7 @@
               <w14:ligatures w14:val="standardContextual"/>
             </w:rPr>
           </w:pPr>
-          <w:hyperlink w:anchor="_Toc241697079" w:history="1">
+          <w:hyperlink w:anchor="_Toc241745951" w:history="1">
             <w:r>
               <w:rPr>
                 <w:rStyle w:val="Hiperligao"/>
@@ -324,7 +324,7 @@
               <w:rPr>
                 <w:noProof/>
               </w:rPr>
-              <w:instrText xml:space="preserve"> PAGEREF _Toc241697079 \h </w:instrText>
+              <w:instrText xml:space="preserve"> PAGEREF _Toc241745951 \h </w:instrText>
             </w:r>
             <w:r>
               <w:rPr>
@@ -366,7 +366,7 @@
               <w14:ligatures w14:val="standardContextual"/>
             </w:rPr>
           </w:pPr>
-          <w:hyperlink w:anchor="_Toc241697080" w:history="1">
+          <w:hyperlink w:anchor="_Toc241745952" w:history="1">
             <w:r>
               <w:rPr>
                 <w:rStyle w:val="Hiperligao"/>
@@ -390,7 +390,7 @@
               <w:rPr>
                 <w:noProof/>
               </w:rPr>
-              <w:instrText xml:space="preserve"> PAGEREF _Toc241697080 \h </w:instrText>
+              <w:instrText xml:space="preserve"> PAGEREF _Toc241745952 \h </w:instrText>
             </w:r>
             <w:r>
               <w:rPr>
@@ -432,7 +432,7 @@
               <w14:ligatures w14:val="standardContextual"/>
             </w:rPr>
           </w:pPr>
-          <w:hyperlink w:anchor="_Toc241697081" w:history="1">
+          <w:hyperlink w:anchor="_Toc241745953" w:history="1">
             <w:r>
               <w:rPr>
                 <w:rStyle w:val="Hiperligao"/>
@@ -456,7 +456,7 @@
               <w:rPr>
                 <w:noProof/>
               </w:rPr>
-              <w:instrText xml:space="preserve"> PAGEREF _Toc241697081 \h </w:instrText>
+              <w:instrText xml:space="preserve"> PAGEREF _Toc241745953 \h </w:instrText>
             </w:r>
             <w:r>
               <w:rPr>
@@ -498,7 +498,7 @@
               <w14:ligatures w14:val="standardContextual"/>
             </w:rPr>
           </w:pPr>
-          <w:hyperlink w:anchor="_Toc241697082" w:history="1">
+          <w:hyperlink w:anchor="_Toc241745954" w:history="1">
             <w:r>
               <w:rPr>
                 <w:rStyle w:val="Hiperligao"/>
@@ -522,7 +522,7 @@
               <w:rPr>
                 <w:noProof/>
               </w:rPr>
-              <w:instrText xml:space="preserve"> PAGEREF _Toc241697082 \h </w:instrText>
+              <w:instrText xml:space="preserve"> PAGEREF _Toc241745954 \h </w:instrText>
             </w:r>
             <w:r>
               <w:rPr>
@@ -564,7 +564,7 @@
               <w14:ligatures w14:val="standardContextual"/>
             </w:rPr>
           </w:pPr>
-          <w:hyperlink w:anchor="_Toc241697083" w:history="1">
+          <w:hyperlink w:anchor="_Toc241745955" w:history="1">
             <w:r>
               <w:rPr>
                 <w:rStyle w:val="Hiperligao"/>
@@ -588,7 +588,7 @@
               <w:rPr>
                 <w:noProof/>
               </w:rPr>
-              <w:instrText xml:space="preserve"> PAGEREF _Toc241697083 \h </w:instrText>
+              <w:instrText xml:space="preserve"> PAGEREF _Toc241745955 \h </w:instrText>
             </w:r>
             <w:r>
               <w:rPr>
@@ -630,7 +630,7 @@
               <w14:ligatures w14:val="standardContextual"/>
             </w:rPr>
           </w:pPr>
-          <w:hyperlink w:anchor="_Toc241697084" w:history="1">
+          <w:hyperlink w:anchor="_Toc241745956" w:history="1">
             <w:r>
               <w:rPr>
                 <w:rStyle w:val="Hiperligao"/>
@@ -654,7 +654,7 @@
               <w:rPr>
                 <w:noProof/>
               </w:rPr>
-              <w:instrText xml:space="preserve"> PAGEREF _Toc241697084 \h </w:instrText>
+              <w:instrText xml:space="preserve"> PAGEREF _Toc241745956 \h </w:instrText>
             </w:r>
             <w:r>
               <w:rPr>
@@ -696,7 +696,7 @@
               <w14:ligatures w14:val="standardContextual"/>
             </w:rPr>
           </w:pPr>
-          <w:hyperlink w:anchor="_Toc241697085" w:history="1">
+          <w:hyperlink w:anchor="_Toc241745957" w:history="1">
             <w:r>
               <w:rPr>
                 <w:rStyle w:val="Hiperligao"/>
@@ -720,7 +720,7 @@
               <w:rPr>
                 <w:noProof/>
               </w:rPr>
-              <w:instrText xml:space="preserve"> PAGEREF _Toc241697085 \h </w:instrText>
+              <w:instrText xml:space="preserve"> PAGEREF _Toc241745957 \h </w:instrText>
             </w:r>
             <w:r>
               <w:rPr>
@@ -762,7 +762,7 @@
               <w14:ligatures w14:val="standardContextual"/>
             </w:rPr>
           </w:pPr>
-          <w:hyperlink w:anchor="_Toc241697086" w:history="1">
+          <w:hyperlink w:anchor="_Toc241745958" w:history="1">
             <w:r>
               <w:rPr>
                 <w:rStyle w:val="Hiperligao"/>
@@ -786,7 +786,7 @@
               <w:rPr>
                 <w:noProof/>
               </w:rPr>
-              <w:instrText xml:space="preserve"> PAGEREF _Toc241697086 \h </w:instrText>
+              <w:instrText xml:space="preserve"> PAGEREF _Toc241745958 \h </w:instrText>
             </w:r>
             <w:r>
               <w:rPr>
@@ -828,7 +828,7 @@
               <w14:ligatures w14:val="standardContextual"/>
             </w:rPr>
           </w:pPr>
-          <w:hyperlink w:anchor="_Toc241697087" w:history="1">
+          <w:hyperlink w:anchor="_Toc241745959" w:history="1">
             <w:r>
               <w:rPr>
                 <w:rStyle w:val="Hiperligao"/>
@@ -852,7 +852,7 @@
               <w:rPr>
                 <w:noProof/>
               </w:rPr>
-              <w:instrText xml:space="preserve"> PAGEREF _Toc241697087 \h </w:instrText>
+              <w:instrText xml:space="preserve"> PAGEREF _Toc241745959 \h </w:instrText>
             </w:r>
             <w:r>
               <w:rPr>
@@ -894,7 +894,7 @@
               <w14:ligatures w14:val="standardContextual"/>
             </w:rPr>
           </w:pPr>
-          <w:hyperlink w:anchor="_Toc241697088" w:history="1">
+          <w:hyperlink w:anchor="_Toc241745960" w:history="1">
             <w:r>
               <w:rPr>
                 <w:rStyle w:val="Hiperligao"/>
@@ -918,7 +918,7 @@
               <w:rPr>
                 <w:noProof/>
               </w:rPr>
-              <w:instrText xml:space="preserve"> PAGEREF _Toc241697088 \h </w:instrText>
+              <w:instrText xml:space="preserve"> PAGEREF _Toc241745960 \h </w:instrText>
             </w:r>
             <w:r>
               <w:rPr>
@@ -960,7 +960,7 @@
               <w14:ligatures w14:val="standardContextual"/>
             </w:rPr>
           </w:pPr>
-          <w:hyperlink w:anchor="_Toc241697089" w:history="1">
+          <w:hyperlink w:anchor="_Toc241745961" w:history="1">
             <w:r>
               <w:rPr>
                 <w:rStyle w:val="Hiperligao"/>
@@ -984,7 +984,7 @@
               <w:rPr>
                 <w:noProof/>
               </w:rPr>
-              <w:instrText xml:space="preserve"> PAGEREF _Toc241697089 \h </w:instrText>
+              <w:instrText xml:space="preserve"> PAGEREF _Toc241745961 \h </w:instrText>
             </w:r>
             <w:r>
               <w:rPr>
@@ -1026,7 +1026,7 @@
               <w14:ligatures w14:val="standardContextual"/>
             </w:rPr>
           </w:pPr>
-          <w:hyperlink w:anchor="_Toc241697090" w:history="1">
+          <w:hyperlink w:anchor="_Toc241745962" w:history="1">
             <w:r>
               <w:rPr>
                 <w:rStyle w:val="Hiperligao"/>
@@ -1050,7 +1050,7 @@
               <w:rPr>
                 <w:noProof/>
               </w:rPr>
-              <w:instrText xml:space="preserve"> PAGEREF _Toc241697090 \h </w:instrText>
+              <w:instrText xml:space="preserve"> PAGEREF _Toc241745962 \h </w:instrText>
             </w:r>
             <w:r>
               <w:rPr>
@@ -1092,7 +1092,7 @@
               <w14:ligatures w14:val="standardContextual"/>
             </w:rPr>
           </w:pPr>
-          <w:hyperlink w:anchor="_Toc241697091" w:history="1">
+          <w:hyperlink w:anchor="_Toc241745963" w:history="1">
             <w:r>
               <w:rPr>
                 <w:rStyle w:val="Hiperligao"/>
@@ -1116,7 +1116,7 @@
               <w:rPr>
                 <w:noProof/>
               </w:rPr>
-              <w:instrText xml:space="preserve"> PAGEREF _Toc241697091 \h </w:instrText>
+              <w:instrText xml:space="preserve"> PAGEREF _Toc241745963 \h </w:instrText>
             </w:r>
             <w:r>
               <w:rPr>
@@ -1164,7 +1164,7 @@
       <w:pPr>
         <w:pStyle w:val="Ttulo1"/>
       </w:pPr>
-      <w:bookmarkStart w:id="0" w:name="_Toc241697076"/>
+      <w:bookmarkStart w:id="0" w:name="_Toc241745948"/>
       <w:r>
         <w:lastRenderedPageBreak/>
         <w:t>Su rol de un vistazo</w:t>
@@ -1659,7 +1659,7 @@
       <w:pPr>
         <w:pStyle w:val="Ttulo2"/>
       </w:pPr>
-      <w:bookmarkStart w:id="1" w:name="_Toc241697077"/>
+      <w:bookmarkStart w:id="1" w:name="_Toc241745949"/>
       <w:r>
         <w:t>De dónde procede su acceso</w:t>
       </w:r>
@@ -2542,7 +2542,7 @@
       <w:pPr>
         <w:pStyle w:val="Ttulo2"/>
       </w:pPr>
-      <w:bookmarkStart w:id="2" w:name="_Toc241697078"/>
+      <w:bookmarkStart w:id="2" w:name="_Toc241745950"/>
       <w:r>
         <w:t>Iniciar sesión, cambiar la contraseña y cerrar sesión</w:t>
       </w:r>
@@ -2656,7 +2656,7 @@
           <w:noProof/>
         </w:rPr>
         <w:drawing>
-          <wp:inline distT="0" distB="0" distL="0" distR="0" wp14:anchorId="3AF14774" wp14:editId="554F0F39">
+          <wp:inline distT="0" distB="0" distL="0" distR="0" wp14:anchorId="3C725290" wp14:editId="08D6202E">
             <wp:extent cx="5715000" cy="3571875"/>
             <wp:effectExtent l="0" t="0" r="0" b="0"/>
             <wp:docPr id="407" name="01-login.png" descr="La página de inicio de sesión con Correo electrónico, Contraseña, Recordarme y el botón Iniciar sesión." title="La página de inicio de sesión con Correo electrónico, Contraseña, Recordarme y el botón Iniciar sesión."/>
@@ -2779,7 +2779,7 @@
         <w:pStyle w:val="Ttulo1"/>
         <w:pageBreakBefore/>
       </w:pPr>
-      <w:bookmarkStart w:id="3" w:name="_Toc241697079"/>
+      <w:bookmarkStart w:id="3" w:name="_Toc241745951"/>
       <w:r>
         <w:lastRenderedPageBreak/>
         <w:t>Panel</w:t>
@@ -2812,7 +2812,7 @@
           <w:noProof/>
         </w:rPr>
         <w:drawing>
-          <wp:inline distT="0" distB="0" distL="0" distR="0" wp14:anchorId="5507CEA1" wp14:editId="278ED6EC">
+          <wp:inline distT="0" distB="0" distL="0" distR="0" wp14:anchorId="199D2B3A" wp14:editId="3D90117C">
             <wp:extent cx="5715000" cy="3571875"/>
             <wp:effectExtent l="0" t="0" r="0" b="0"/>
             <wp:docPr id="408" name="01-dashboard.png" descr="El panel de Viewer con su barra lateral corta y las tarjetas de resumen." title="El panel de Viewer con su barra lateral corta y las tarjetas de resumen."/>
@@ -3235,7 +3235,7 @@
         <w:pStyle w:val="Ttulo1"/>
         <w:pageBreakBefore/>
       </w:pPr>
-      <w:bookmarkStart w:id="4" w:name="_Toc241697080"/>
+      <w:bookmarkStart w:id="4" w:name="_Toc241745952"/>
       <w:r>
         <w:lastRenderedPageBreak/>
         <w:t>Mapas</w:t>
@@ -3268,7 +3268,7 @@
           <w:noProof/>
         </w:rPr>
         <w:drawing>
-          <wp:inline distT="0" distB="0" distL="0" distR="0" wp14:anchorId="2DD7ECCF" wp14:editId="4FA48934">
+          <wp:inline distT="0" distB="0" distL="0" distR="0" wp14:anchorId="5AFB8B7A" wp14:editId="7F22A175">
             <wp:extent cx="5715000" cy="3429000"/>
             <wp:effectExtent l="0" t="0" r="0" b="0"/>
             <wp:docPr id="409" name="03-maps-all.png" descr="La lista de Mapas, pestaña Todos, donde cada mapa solo tiene el icono Abrir." title="La lista de Mapas, pestaña Todos, donde cada mapa solo tiene el icono Abrir."/>
@@ -3990,7 +3990,7 @@
         </w:rPr>
         <w:lastRenderedPageBreak/>
         <w:drawing>
-          <wp:inline distT="0" distB="0" distL="0" distR="0" wp14:anchorId="76307F15" wp14:editId="3D8837BF">
+          <wp:inline distT="0" distB="0" distL="0" distR="0" wp14:anchorId="6E98F30C" wp14:editId="7CB102C6">
             <wp:extent cx="5715000" cy="3429000"/>
             <wp:effectExtent l="0" t="0" r="0" b="0"/>
             <wp:docPr id="410" name="02-maps-shared.png" descr="La lista de Mapas, pestaña Compartidos conmigo, con la tarjeta Libros de trabajo y solo el icono Abrir." title="La lista de Mapas, pestaña Compartidos conmigo, con la tarjeta Libros de trabajo y solo el icono Abrir."/>
@@ -4078,7 +4078,7 @@
         <w:pStyle w:val="Ttulo1"/>
         <w:pageBreakBefore/>
       </w:pPr>
-      <w:bookmarkStart w:id="5" w:name="_Toc241697081"/>
+      <w:bookmarkStart w:id="5" w:name="_Toc241745953"/>
       <w:r>
         <w:lastRenderedPageBreak/>
         <w:t>El visor de mapas</w:t>
@@ -4101,7 +4101,7 @@
           <w:noProof/>
         </w:rPr>
         <w:drawing>
-          <wp:inline distT="0" distB="0" distL="0" distR="0" wp14:anchorId="2DCF829D" wp14:editId="0CD28DEA">
+          <wp:inline distT="0" distB="0" distL="0" distR="0" wp14:anchorId="2DC46A08" wp14:editId="6324715F">
             <wp:extent cx="5715000" cy="3571875"/>
             <wp:effectExtent l="0" t="0" r="0" b="0"/>
             <wp:docPr id="411" name="06-viewer-results.png" descr="Una ejecución completada con los botones Excel, CSV y PDF sobre la cuadrícula de resultados." title="Una ejecución completada con los botones Excel, CSV y PDF sobre la cuadrícula de resultados."/>
@@ -4553,7 +4553,7 @@
       <w:pPr>
         <w:pStyle w:val="Ttulo2"/>
       </w:pPr>
-      <w:bookmarkStart w:id="6" w:name="_Toc241697082"/>
+      <w:bookmarkStart w:id="6" w:name="_Toc241745954"/>
       <w:r>
         <w:t>Parámetros de ejecución</w:t>
       </w:r>
@@ -4596,7 +4596,7 @@
         </w:rPr>
         <w:lastRenderedPageBreak/>
         <w:drawing>
-          <wp:inline distT="0" distB="0" distL="0" distR="0" wp14:anchorId="049B0B6D" wp14:editId="4B11F7AA">
+          <wp:inline distT="0" distB="0" distL="0" distR="0" wp14:anchorId="081E39C2" wp14:editId="0A9A7EB4">
             <wp:extent cx="2905125" cy="2152650"/>
             <wp:effectExtent l="0" t="0" r="0" b="0"/>
             <wp:docPr id="412" name="05-viewer-params-filled.png" descr="El cuadro Parámetros de ejecución con los dos valores obligatorios rellenados." title="El cuadro Parámetros de ejecución con los dos valores obligatorios rellenados."/>
@@ -4648,7 +4648,7 @@
       <w:pPr>
         <w:pStyle w:val="Ttulo2"/>
       </w:pPr>
-      <w:bookmarkStart w:id="7" w:name="_Toc241697083"/>
+      <w:bookmarkStart w:id="7" w:name="_Toc241745955"/>
       <w:r>
         <w:t>Leer los resultados</w:t>
       </w:r>
@@ -5319,7 +5319,7 @@
       <w:pPr>
         <w:pStyle w:val="Ttulo2"/>
       </w:pPr>
-      <w:bookmarkStart w:id="8" w:name="_Toc241697084"/>
+      <w:bookmarkStart w:id="8" w:name="_Toc241745956"/>
       <w:r>
         <w:t>Cuando una ejecución no funciona</w:t>
       </w:r>
@@ -5710,7 +5710,7 @@
       <w:pPr>
         <w:pStyle w:val="Ttulo2"/>
       </w:pPr>
-      <w:bookmarkStart w:id="9" w:name="_Toc241697085"/>
+      <w:bookmarkStart w:id="9" w:name="_Toc241745957"/>
       <w:r>
         <w:t>Exportar (solo si su acceso lo permite)</w:t>
       </w:r>
@@ -6117,7 +6117,7 @@
           <w:noProof/>
         </w:rPr>
         <w:drawing>
-          <wp:inline distT="0" distB="0" distL="0" distR="0" wp14:anchorId="0B570EE6" wp14:editId="25E354BD">
+          <wp:inline distT="0" distB="0" distL="0" distR="0" wp14:anchorId="63FB6DD8" wp14:editId="3FB1E8FC">
             <wp:extent cx="3324225" cy="3990975"/>
             <wp:effectExtent l="0" t="0" r="0" b="0"/>
             <wp:docPr id="413" name="17-builder-pdf-dialog.png" descr="El cuadro Exportar a PDF con las opciones de orientación, tamaño del papel, título y fuente." title="El cuadro Exportar a PDF con las opciones de orientación, tamaño del papel, título y fuente."/>
@@ -6210,7 +6210,7 @@
         <w:pStyle w:val="Ttulo1"/>
         <w:pageBreakBefore/>
       </w:pPr>
-      <w:bookmarkStart w:id="10" w:name="_Toc241697086"/>
+      <w:bookmarkStart w:id="10" w:name="_Toc241745958"/>
       <w:r>
         <w:lastRenderedPageBreak/>
         <w:t>Ejecuciones</w:t>
@@ -6243,7 +6243,7 @@
           <w:noProof/>
         </w:rPr>
         <w:drawing>
-          <wp:inline distT="0" distB="0" distL="0" distR="0" wp14:anchorId="1D369F91" wp14:editId="53944D66">
+          <wp:inline distT="0" distB="0" distL="0" distR="0" wp14:anchorId="2743EC82" wp14:editId="73D4EC59">
             <wp:extent cx="5715000" cy="3571875"/>
             <wp:effectExtent l="0" t="0" r="0" b="0"/>
             <wp:docPr id="414" name="07-runs.png" descr="La página Ejecuciones con las ejecuciones propias del Viewer." title="La página Ejecuciones con las ejecuciones propias del Viewer."/>
@@ -6980,7 +6980,7 @@
         <w:pStyle w:val="Ttulo1"/>
         <w:pageBreakBefore/>
       </w:pPr>
-      <w:bookmarkStart w:id="11" w:name="_Toc241697087"/>
+      <w:bookmarkStart w:id="11" w:name="_Toc241745959"/>
       <w:r>
         <w:lastRenderedPageBreak/>
         <w:t>Exportaciones</w:t>
@@ -7013,7 +7013,7 @@
           <w:noProof/>
         </w:rPr>
         <w:drawing>
-          <wp:inline distT="0" distB="0" distL="0" distR="0" wp14:anchorId="7B6A2615" wp14:editId="3243E047">
+          <wp:inline distT="0" distB="0" distL="0" distR="0" wp14:anchorId="4A7C0A38" wp14:editId="13A0D1CD">
             <wp:extent cx="5715000" cy="3571875"/>
             <wp:effectExtent l="0" t="0" r="0" b="0"/>
             <wp:docPr id="415" name="44-exports.png" descr="La página Exportaciones con la lista de trabajos de exportación y un botón Descargar en los terminados." title="La página Exportaciones con la lista de trabajos de exportación y un botón Descargar en los terminados."/>
@@ -7171,7 +7171,7 @@
         <w:pStyle w:val="Ttulo1"/>
         <w:pageBreakBefore/>
       </w:pPr>
-      <w:bookmarkStart w:id="12" w:name="_Toc241697088"/>
+      <w:bookmarkStart w:id="12" w:name="_Toc241745960"/>
       <w:r>
         <w:lastRenderedPageBreak/>
         <w:t>Programaciones</w:t>
@@ -7254,7 +7254,7 @@
           <w:noProof/>
         </w:rPr>
         <w:drawing>
-          <wp:inline distT="0" distB="0" distL="0" distR="0" wp14:anchorId="70FFC5F4" wp14:editId="1F5A0A65">
+          <wp:inline distT="0" distB="0" distL="0" distR="0" wp14:anchorId="1B9D5594" wp14:editId="7DE8D9C4">
             <wp:extent cx="5715000" cy="3571875"/>
             <wp:effectExtent l="0" t="0" r="0" b="0"/>
             <wp:docPr id="416" name="09-schedules.png" descr="La página Programaciones con el mensaje Aún no hay programaciones." title="La página Programaciones con el mensaje Aún no hay programaciones."/>
@@ -7574,7 +7574,7 @@
         <w:pStyle w:val="Ttulo1"/>
         <w:pageBreakBefore/>
       </w:pPr>
-      <w:bookmarkStart w:id="13" w:name="_Toc241697089"/>
+      <w:bookmarkStart w:id="13" w:name="_Toc241745961"/>
       <w:r>
         <w:lastRenderedPageBreak/>
         <w:t>Configuración</w:t>
@@ -7604,7 +7604,7 @@
           <w:noProof/>
         </w:rPr>
         <w:drawing>
-          <wp:inline distT="0" distB="0" distL="0" distR="0" wp14:anchorId="5C4D75C5" wp14:editId="22ABDF6F">
+          <wp:inline distT="0" distB="0" distL="0" distR="0" wp14:anchorId="68F72D96" wp14:editId="6D9CB738">
             <wp:extent cx="5715000" cy="3571875"/>
             <wp:effectExtent l="0" t="0" r="0" b="0"/>
             <wp:docPr id="417" name="04-settings.png" descr="La página Configuración con las tarjetas Idioma, Tema y Paleta de colores." title="La página Configuración con las tarjetas Idioma, Tema y Paleta de colores."/>
@@ -8159,7 +8159,7 @@
         <w:pStyle w:val="Ttulo1"/>
         <w:pageBreakBefore/>
       </w:pPr>
-      <w:bookmarkStart w:id="14" w:name="_Toc241697090"/>
+      <w:bookmarkStart w:id="14" w:name="_Toc241745962"/>
       <w:r>
         <w:lastRenderedPageBreak/>
         <w:t>Preguntas frecuentes</w:t>
@@ -8317,7 +8317,7 @@
         <w:pStyle w:val="Ttulo1"/>
         <w:pageBreakBefore/>
       </w:pPr>
-      <w:bookmarkStart w:id="15" w:name="_Toc241697091"/>
+      <w:bookmarkStart w:id="15" w:name="_Toc241745963"/>
       <w:r>
         <w:lastRenderedPageBreak/>
         <w:t>Glosario</w:t>
@@ -9152,10 +9152,10 @@
 <file path=word/numbering.xml><?xml version="1.0" encoding="utf-8"?>
 <w:numbering xmlns:wpc="http://schemas.microsoft.com/office/word/2010/wordprocessingCanvas" xmlns:cx="http://schemas.microsoft.com/office/drawing/2014/chartex" xmlns:cx1="http://schemas.microsoft.com/office/drawing/2015/9/8/chartex" xmlns:cx2="http://schemas.microsoft.com/office/drawing/2015/10/21/chartex" xmlns:cx3="http://schemas.microsoft.com/office/drawing/2016/5/9/chartex" xmlns:cx4="http://schemas.microsoft.com/office/drawing/2016/5/10/chartex" xmlns:cx5="http://schemas.microsoft.com/office/drawing/2016/5/11/chartex" xmlns:cx6="http://schemas.microsoft.com/office/drawing/2016/5/12/chartex" xmlns:cx7="http://schemas.microsoft.com/office/drawing/2016/5/13/chartex" xmlns:cx8="http://schemas.microsoft.com/office/drawing/2016/5/14/chartex" xmlns:mc="http://schemas.openxmlformats.org/markup-compatibility/2006" xmlns:aink="http://schemas.microsoft.com/office/drawing/2016/ink" xmlns:am3d="http://schemas.microsoft.com/office/drawing/2017/model3d" xmlns:o="urn:schemas-microsoft-com:office:office" xmlns:oel="http://schemas.microsoft.com/office/2019/extlst" xmlns:r="http://schemas.openxmlformats.org/officeDocument/2006/relationships" xmlns:m="http://schemas.openxmlformats.org/officeDocument/2006/math" xmlns:v="urn:schemas-microsoft-com:vml" xmlns:wp14="http://schemas.microsoft.com/office/word/2010/wordprocessingDrawing" xmlns:wp="http://schemas.openxmlformats.org/drawingml/2006/wordprocessingDrawing" xmlns:w10="urn:schemas-microsoft-com:office:word" xmlns:w="http://schemas.openxmlformats.org/wordprocessingml/2006/main" xmlns:w14="http://schemas.microsoft.com/office/word/2010/wordml" xmlns:w15="http://schemas.microsoft.com/office/word/2012/wordml" xmlns:w16cex="http://schemas.microsoft.com/office/word/2018/wordml/cex" xmlns:w16cid="http://schemas.microsoft.com/office/word/2016/wordml/cid" xmlns:w16="http://schemas.microsoft.com/office/word/2018/wordml" xmlns:w16sdtdh="http://schemas.microsoft.com/office/word/2020/wordml/sdtdatahash" xmlns:w16se="http://schemas.microsoft.com/office/word/2015/wordml/symex" xmlns:wpg="http://schemas.microsoft.com/office/word/2010/wordprocessingGroup" xmlns:wpi="http://schemas.microsoft.com/office/word/2010/wordprocessingInk" xmlns:wne="http://schemas.microsoft.com/office/word/2006/wordml" xmlns:wps="http://schemas.microsoft.com/office/word/2010/wordprocessingShape" mc:Ignorable="w14 w15 w16se w16cid w16 w16cex w16sdtdh wp14">
   <w:abstractNum w:abstractNumId="0" w15:restartNumberingAfterBreak="0">
-    <w:nsid w:val="255607A2"/>
+    <w:nsid w:val="0BE32A99"/>
     <w:multiLevelType w:val="hybridMultilevel"/>
-    <w:tmpl w:val="F8DA4EA6"/>
-    <w:lvl w:ilvl="0" w:tplc="9978FE60">
+    <w:tmpl w:val="B8D2FE04"/>
+    <w:lvl w:ilvl="0" w:tplc="9F087EDA">
       <w:start w:val="1"/>
       <w:numFmt w:val="decimal"/>
       <w:lvlText w:val="%1."/>
@@ -9164,7 +9164,7 @@
         <w:ind w:left="360" w:hanging="300"/>
       </w:pPr>
     </w:lvl>
-    <w:lvl w:ilvl="1" w:tplc="443031F8" w:tentative="1">
+    <w:lvl w:ilvl="1" w:tplc="F6B41D1E" w:tentative="1">
       <w:start w:val="1"/>
       <w:numFmt w:val="lowerLetter"/>
       <w:lvlText w:val="%2."/>
@@ -9173,47 +9173,105 @@
         <w:ind w:left="720" w:hanging="300"/>
       </w:pPr>
     </w:lvl>
-    <w:lvl w:ilvl="2" w:tplc="80C0D41E">
+    <w:lvl w:ilvl="2" w:tplc="63A08C66">
       <w:numFmt w:val="decimal"/>
       <w:lvlText w:val=""/>
       <w:lvlJc w:val="left"/>
     </w:lvl>
-    <w:lvl w:ilvl="3" w:tplc="2AB81EDC">
+    <w:lvl w:ilvl="3" w:tplc="905A5B28">
       <w:numFmt w:val="decimal"/>
       <w:lvlText w:val=""/>
       <w:lvlJc w:val="left"/>
     </w:lvl>
-    <w:lvl w:ilvl="4" w:tplc="49E0A00A">
+    <w:lvl w:ilvl="4" w:tplc="82C433D8">
       <w:numFmt w:val="decimal"/>
       <w:lvlText w:val=""/>
       <w:lvlJc w:val="left"/>
     </w:lvl>
-    <w:lvl w:ilvl="5" w:tplc="3B2C9052">
+    <w:lvl w:ilvl="5" w:tplc="5B789E06">
       <w:numFmt w:val="decimal"/>
       <w:lvlText w:val=""/>
       <w:lvlJc w:val="left"/>
     </w:lvl>
-    <w:lvl w:ilvl="6" w:tplc="1FD815B8">
+    <w:lvl w:ilvl="6" w:tplc="FCD65964">
       <w:numFmt w:val="decimal"/>
       <w:lvlText w:val=""/>
       <w:lvlJc w:val="left"/>
     </w:lvl>
-    <w:lvl w:ilvl="7" w:tplc="A3C2F424">
+    <w:lvl w:ilvl="7" w:tplc="BAD40D0C">
       <w:numFmt w:val="decimal"/>
       <w:lvlText w:val=""/>
       <w:lvlJc w:val="left"/>
     </w:lvl>
-    <w:lvl w:ilvl="8" w:tplc="C574755A">
+    <w:lvl w:ilvl="8" w:tplc="016874E8">
       <w:numFmt w:val="decimal"/>
       <w:lvlText w:val=""/>
       <w:lvlJc w:val="left"/>
     </w:lvl>
   </w:abstractNum>
   <w:abstractNum w:abstractNumId="1" w15:restartNumberingAfterBreak="0">
-    <w:nsid w:val="5F127534"/>
+    <w:nsid w:val="17486719"/>
     <w:multiLevelType w:val="hybridMultilevel"/>
-    <w:tmpl w:val="1D36F92C"/>
-    <w:lvl w:ilvl="0" w:tplc="BC6AC40C" w:tentative="1">
+    <w:tmpl w:val="03C4E578"/>
+    <w:lvl w:ilvl="0" w:tplc="E118EE86">
+      <w:start w:val="1"/>
+      <w:numFmt w:val="bullet"/>
+      <w:lvlText w:val="•"/>
+      <w:lvlJc w:val="left"/>
+      <w:pPr>
+        <w:ind w:left="360" w:hanging="260"/>
+      </w:pPr>
+    </w:lvl>
+    <w:lvl w:ilvl="1" w:tplc="28A83BCE" w:tentative="1">
+      <w:start w:val="1"/>
+      <w:numFmt w:val="bullet"/>
+      <w:lvlText w:val="–"/>
+      <w:lvlJc w:val="left"/>
+      <w:pPr>
+        <w:ind w:left="720" w:hanging="260"/>
+      </w:pPr>
+    </w:lvl>
+    <w:lvl w:ilvl="2" w:tplc="A79469A6">
+      <w:numFmt w:val="decimal"/>
+      <w:lvlText w:val=""/>
+      <w:lvlJc w:val="left"/>
+    </w:lvl>
+    <w:lvl w:ilvl="3" w:tplc="97D8CCFE">
+      <w:numFmt w:val="decimal"/>
+      <w:lvlText w:val=""/>
+      <w:lvlJc w:val="left"/>
+    </w:lvl>
+    <w:lvl w:ilvl="4" w:tplc="A8289054">
+      <w:numFmt w:val="decimal"/>
+      <w:lvlText w:val=""/>
+      <w:lvlJc w:val="left"/>
+    </w:lvl>
+    <w:lvl w:ilvl="5" w:tplc="7DA6D330">
+      <w:numFmt w:val="decimal"/>
+      <w:lvlText w:val=""/>
+      <w:lvlJc w:val="left"/>
+    </w:lvl>
+    <w:lvl w:ilvl="6" w:tplc="941EC854">
+      <w:numFmt w:val="decimal"/>
+      <w:lvlText w:val=""/>
+      <w:lvlJc w:val="left"/>
+    </w:lvl>
+    <w:lvl w:ilvl="7" w:tplc="DEE46430">
+      <w:numFmt w:val="decimal"/>
+      <w:lvlText w:val=""/>
+      <w:lvlJc w:val="left"/>
+    </w:lvl>
+    <w:lvl w:ilvl="8" w:tplc="15BAFA0A">
+      <w:numFmt w:val="decimal"/>
+      <w:lvlText w:val=""/>
+      <w:lvlJc w:val="left"/>
+    </w:lvl>
+  </w:abstractNum>
+  <w:abstractNum w:abstractNumId="2" w15:restartNumberingAfterBreak="0">
+    <w:nsid w:val="4BE7292C"/>
+    <w:multiLevelType w:val="hybridMultilevel"/>
+    <w:tmpl w:val="621C69D8"/>
+    <w:lvl w:ilvl="0" w:tplc="25941AEC" w:tentative="1">
       <w:start w:val="1"/>
       <w:numFmt w:val="bullet"/>
       <w:lvlText w:val="●"/>
@@ -9222,7 +9280,7 @@
         <w:ind w:left="720" w:hanging="360"/>
       </w:pPr>
     </w:lvl>
-    <w:lvl w:ilvl="1" w:tplc="A0A68074" w:tentative="1">
+    <w:lvl w:ilvl="1" w:tplc="5498C1D8" w:tentative="1">
       <w:start w:val="1"/>
       <w:numFmt w:val="bullet"/>
       <w:lvlText w:val="○"/>
@@ -9231,7 +9289,7 @@
         <w:ind w:left="1440" w:hanging="360"/>
       </w:pPr>
     </w:lvl>
-    <w:lvl w:ilvl="2" w:tplc="7F541A98" w:tentative="1">
+    <w:lvl w:ilvl="2" w:tplc="0066ACBC" w:tentative="1">
       <w:start w:val="1"/>
       <w:numFmt w:val="bullet"/>
       <w:lvlText w:val="■"/>
@@ -9240,7 +9298,7 @@
         <w:ind w:left="2160" w:hanging="360"/>
       </w:pPr>
     </w:lvl>
-    <w:lvl w:ilvl="3" w:tplc="BD04D1E8" w:tentative="1">
+    <w:lvl w:ilvl="3" w:tplc="5E7E794C" w:tentative="1">
       <w:start w:val="1"/>
       <w:numFmt w:val="bullet"/>
       <w:lvlText w:val="●"/>
@@ -9249,7 +9307,7 @@
         <w:ind w:left="2880" w:hanging="360"/>
       </w:pPr>
     </w:lvl>
-    <w:lvl w:ilvl="4" w:tplc="43C68B92" w:tentative="1">
+    <w:lvl w:ilvl="4" w:tplc="DE586460" w:tentative="1">
       <w:start w:val="1"/>
       <w:numFmt w:val="bullet"/>
       <w:lvlText w:val="○"/>
@@ -9258,7 +9316,7 @@
         <w:ind w:left="3600" w:hanging="360"/>
       </w:pPr>
     </w:lvl>
-    <w:lvl w:ilvl="5" w:tplc="0A048D9A" w:tentative="1">
+    <w:lvl w:ilvl="5" w:tplc="0E0C60E2" w:tentative="1">
       <w:start w:val="1"/>
       <w:numFmt w:val="bullet"/>
       <w:lvlText w:val="■"/>
@@ -9267,7 +9325,7 @@
         <w:ind w:left="4320" w:hanging="360"/>
       </w:pPr>
     </w:lvl>
-    <w:lvl w:ilvl="6" w:tplc="DAD4A52A" w:tentative="1">
+    <w:lvl w:ilvl="6" w:tplc="5B6C9608" w:tentative="1">
       <w:start w:val="1"/>
       <w:numFmt w:val="bullet"/>
       <w:lvlText w:val="●"/>
@@ -9276,7 +9334,7 @@
         <w:ind w:left="5040" w:hanging="360"/>
       </w:pPr>
     </w:lvl>
-    <w:lvl w:ilvl="7" w:tplc="E5BAB010" w:tentative="1">
+    <w:lvl w:ilvl="7" w:tplc="474239D6" w:tentative="1">
       <w:start w:val="1"/>
       <w:numFmt w:val="bullet"/>
       <w:lvlText w:val="●"/>
@@ -9285,7 +9343,7 @@
         <w:ind w:left="5760" w:hanging="360"/>
       </w:pPr>
     </w:lvl>
-    <w:lvl w:ilvl="8" w:tplc="D64242A6" w:tentative="1">
+    <w:lvl w:ilvl="8" w:tplc="1EE69F0C" w:tentative="1">
       <w:start w:val="1"/>
       <w:numFmt w:val="bullet"/>
       <w:lvlText w:val="●"/>
@@ -9295,69 +9353,11 @@
       </w:pPr>
     </w:lvl>
   </w:abstractNum>
-  <w:abstractNum w:abstractNumId="2" w15:restartNumberingAfterBreak="0">
-    <w:nsid w:val="647D5D29"/>
+  <w:abstractNum w:abstractNumId="3" w15:restartNumberingAfterBreak="0">
+    <w:nsid w:val="5F2608C4"/>
     <w:multiLevelType w:val="hybridMultilevel"/>
-    <w:tmpl w:val="5C5827F8"/>
-    <w:lvl w:ilvl="0" w:tplc="D3B2EC98">
-      <w:start w:val="1"/>
-      <w:numFmt w:val="bullet"/>
-      <w:lvlText w:val="•"/>
-      <w:lvlJc w:val="left"/>
-      <w:pPr>
-        <w:ind w:left="360" w:hanging="260"/>
-      </w:pPr>
-    </w:lvl>
-    <w:lvl w:ilvl="1" w:tplc="4B50B45C" w:tentative="1">
-      <w:start w:val="1"/>
-      <w:numFmt w:val="bullet"/>
-      <w:lvlText w:val="–"/>
-      <w:lvlJc w:val="left"/>
-      <w:pPr>
-        <w:ind w:left="720" w:hanging="260"/>
-      </w:pPr>
-    </w:lvl>
-    <w:lvl w:ilvl="2" w:tplc="AC5CF77E">
-      <w:numFmt w:val="decimal"/>
-      <w:lvlText w:val=""/>
-      <w:lvlJc w:val="left"/>
-    </w:lvl>
-    <w:lvl w:ilvl="3" w:tplc="1F30D4EA">
-      <w:numFmt w:val="decimal"/>
-      <w:lvlText w:val=""/>
-      <w:lvlJc w:val="left"/>
-    </w:lvl>
-    <w:lvl w:ilvl="4" w:tplc="BF1E9AC2">
-      <w:numFmt w:val="decimal"/>
-      <w:lvlText w:val=""/>
-      <w:lvlJc w:val="left"/>
-    </w:lvl>
-    <w:lvl w:ilvl="5" w:tplc="AD06595E">
-      <w:numFmt w:val="decimal"/>
-      <w:lvlText w:val=""/>
-      <w:lvlJc w:val="left"/>
-    </w:lvl>
-    <w:lvl w:ilvl="6" w:tplc="F800E290">
-      <w:numFmt w:val="decimal"/>
-      <w:lvlText w:val=""/>
-      <w:lvlJc w:val="left"/>
-    </w:lvl>
-    <w:lvl w:ilvl="7" w:tplc="535A1586">
-      <w:numFmt w:val="decimal"/>
-      <w:lvlText w:val=""/>
-      <w:lvlJc w:val="left"/>
-    </w:lvl>
-    <w:lvl w:ilvl="8" w:tplc="0966E7A0">
-      <w:numFmt w:val="decimal"/>
-      <w:lvlText w:val=""/>
-      <w:lvlJc w:val="left"/>
-    </w:lvl>
-  </w:abstractNum>
-  <w:abstractNum w:abstractNumId="3" w15:restartNumberingAfterBreak="0">
-    <w:nsid w:val="653D2163"/>
-    <w:multiLevelType w:val="hybridMultilevel"/>
-    <w:tmpl w:val="1AE2A46C"/>
-    <w:lvl w:ilvl="0" w:tplc="2D2C6436">
+    <w:tmpl w:val="D35889FC"/>
+    <w:lvl w:ilvl="0" w:tplc="EF901FB4">
       <w:start w:val="1"/>
       <w:numFmt w:val="decimal"/>
       <w:lvlText w:val="%1."/>
@@ -9366,7 +9366,7 @@
         <w:ind w:left="360" w:hanging="300"/>
       </w:pPr>
     </w:lvl>
-    <w:lvl w:ilvl="1" w:tplc="0BE2293E" w:tentative="1">
+    <w:lvl w:ilvl="1" w:tplc="96F25770" w:tentative="1">
       <w:start w:val="1"/>
       <w:numFmt w:val="lowerLetter"/>
       <w:lvlText w:val="%2."/>
@@ -9375,61 +9375,61 @@
         <w:ind w:left="720" w:hanging="300"/>
       </w:pPr>
     </w:lvl>
-    <w:lvl w:ilvl="2" w:tplc="8782FB10">
+    <w:lvl w:ilvl="2" w:tplc="E45C33B0">
       <w:numFmt w:val="decimal"/>
       <w:lvlText w:val=""/>
       <w:lvlJc w:val="left"/>
     </w:lvl>
-    <w:lvl w:ilvl="3" w:tplc="25D0FED2">
+    <w:lvl w:ilvl="3" w:tplc="49188B16">
       <w:numFmt w:val="decimal"/>
       <w:lvlText w:val=""/>
       <w:lvlJc w:val="left"/>
     </w:lvl>
-    <w:lvl w:ilvl="4" w:tplc="4418CF18">
+    <w:lvl w:ilvl="4" w:tplc="4C6E6916">
       <w:numFmt w:val="decimal"/>
       <w:lvlText w:val=""/>
       <w:lvlJc w:val="left"/>
     </w:lvl>
-    <w:lvl w:ilvl="5" w:tplc="6EA087E0">
+    <w:lvl w:ilvl="5" w:tplc="CC1272F8">
       <w:numFmt w:val="decimal"/>
       <w:lvlText w:val=""/>
       <w:lvlJc w:val="left"/>
     </w:lvl>
-    <w:lvl w:ilvl="6" w:tplc="27343E82">
+    <w:lvl w:ilvl="6" w:tplc="1688E35A">
       <w:numFmt w:val="decimal"/>
       <w:lvlText w:val=""/>
       <w:lvlJc w:val="left"/>
     </w:lvl>
-    <w:lvl w:ilvl="7" w:tplc="8FB496C8">
+    <w:lvl w:ilvl="7" w:tplc="6FB849CA">
       <w:numFmt w:val="decimal"/>
       <w:lvlText w:val=""/>
       <w:lvlJc w:val="left"/>
     </w:lvl>
-    <w:lvl w:ilvl="8" w:tplc="DF9AAF24">
+    <w:lvl w:ilvl="8" w:tplc="20FE1F38">
       <w:numFmt w:val="decimal"/>
       <w:lvlText w:val=""/>
       <w:lvlJc w:val="left"/>
     </w:lvl>
   </w:abstractNum>
-  <w:num w:numId="1" w16cid:durableId="1163815402">
+  <w:num w:numId="1" w16cid:durableId="1883980047">
+    <w:abstractNumId w:val="2"/>
+    <w:lvlOverride w:ilvl="0">
+      <w:startOverride w:val="1"/>
+    </w:lvlOverride>
+  </w:num>
+  <w:num w:numId="2" w16cid:durableId="703791573">
     <w:abstractNumId w:val="1"/>
     <w:lvlOverride w:ilvl="0">
       <w:startOverride w:val="1"/>
     </w:lvlOverride>
   </w:num>
-  <w:num w:numId="2" w16cid:durableId="2014721650">
-    <w:abstractNumId w:val="2"/>
-    <w:lvlOverride w:ilvl="0">
-      <w:startOverride w:val="1"/>
-    </w:lvlOverride>
-  </w:num>
-  <w:num w:numId="3" w16cid:durableId="1566527601">
+  <w:num w:numId="3" w16cid:durableId="94638486">
     <w:abstractNumId w:val="3"/>
     <w:lvlOverride w:ilvl="0">
       <w:startOverride w:val="1"/>
     </w:lvlOverride>
   </w:num>
-  <w:num w:numId="4" w16cid:durableId="1458720642">
+  <w:num w:numId="4" w16cid:durableId="1366562933">
     <w:abstractNumId w:val="0"/>
     <w:lvlOverride w:ilvl="0">
       <w:startOverride w:val="1"/>
@@ -10110,7 +10110,7 @@
     <w:autoRedefine/>
     <w:uiPriority w:val="39"/>
     <w:unhideWhenUsed/>
-    <w:rsid w:val="00D425B5"/>
+    <w:rsid w:val="0021327C"/>
     <w:pPr>
       <w:spacing w:after="100"/>
     </w:pPr>
@@ -10122,7 +10122,7 @@
     <w:autoRedefine/>
     <w:uiPriority w:val="39"/>
     <w:unhideWhenUsed/>
-    <w:rsid w:val="00D425B5"/>
+    <w:rsid w:val="0021327C"/>
     <w:pPr>
       <w:spacing w:after="100"/>
       <w:ind w:left="210"/>

--- a/discoverer-neo/docs/user-guide/manual/Discoverer-Neo-VIEWER-Guide-Full-es-ES.docx
+++ b/discoverer-neo/docs/user-guide/manual/Discoverer-Neo-VIEWER-Guide-Full-es-ES.docx
@@ -54,7 +54,7 @@
           <w:sz w:val="22"/>
           <w:szCs w:val="22"/>
         </w:rPr>
-        <w:t>Versión 2.1.0</w:t>
+        <w:t>Versión 2.1.1</w:t>
       </w:r>
     </w:p>
     <w:p>
@@ -74,7 +74,7 @@
     <w:sdt>
       <w:sdtPr>
         <w:alias w:val="Índice"/>
-        <w:id w:val="522674421"/>
+        <w:id w:val="-1059860377"/>
       </w:sdtPr>
       <w:sdtEndPr/>
       <w:sdtContent>
@@ -102,7 +102,7 @@
           <w:r>
             <w:fldChar w:fldCharType="separate"/>
           </w:r>
-          <w:hyperlink w:anchor="_Toc241745948" w:history="1">
+          <w:hyperlink w:anchor="_Toc241748788" w:history="1">
             <w:r>
               <w:rPr>
                 <w:rStyle w:val="Hiperligao"/>
@@ -126,7 +126,7 @@
               <w:rPr>
                 <w:noProof/>
               </w:rPr>
-              <w:instrText xml:space="preserve"> PAGEREF _Toc241745948 \h </w:instrText>
+              <w:instrText xml:space="preserve"> PAGEREF _Toc241748788 \h </w:instrText>
             </w:r>
             <w:r>
               <w:rPr>
@@ -168,7 +168,7 @@
               <w14:ligatures w14:val="standardContextual"/>
             </w:rPr>
           </w:pPr>
-          <w:hyperlink w:anchor="_Toc241745949" w:history="1">
+          <w:hyperlink w:anchor="_Toc241748789" w:history="1">
             <w:r>
               <w:rPr>
                 <w:rStyle w:val="Hiperligao"/>
@@ -192,7 +192,7 @@
               <w:rPr>
                 <w:noProof/>
               </w:rPr>
-              <w:instrText xml:space="preserve"> PAGEREF _Toc241745949 \h </w:instrText>
+              <w:instrText xml:space="preserve"> PAGEREF _Toc241748789 \h </w:instrText>
             </w:r>
             <w:r>
               <w:rPr>
@@ -234,7 +234,7 @@
               <w14:ligatures w14:val="standardContextual"/>
             </w:rPr>
           </w:pPr>
-          <w:hyperlink w:anchor="_Toc241745950" w:history="1">
+          <w:hyperlink w:anchor="_Toc241748790" w:history="1">
             <w:r>
               <w:rPr>
                 <w:rStyle w:val="Hiperligao"/>
@@ -258,7 +258,7 @@
               <w:rPr>
                 <w:noProof/>
               </w:rPr>
-              <w:instrText xml:space="preserve"> PAGEREF _Toc241745950 \h </w:instrText>
+              <w:instrText xml:space="preserve"> PAGEREF _Toc241748790 \h </w:instrText>
             </w:r>
             <w:r>
               <w:rPr>
@@ -300,7 +300,7 @@
               <w14:ligatures w14:val="standardContextual"/>
             </w:rPr>
           </w:pPr>
-          <w:hyperlink w:anchor="_Toc241745951" w:history="1">
+          <w:hyperlink w:anchor="_Toc241748791" w:history="1">
             <w:r>
               <w:rPr>
                 <w:rStyle w:val="Hiperligao"/>
@@ -324,7 +324,7 @@
               <w:rPr>
                 <w:noProof/>
               </w:rPr>
-              <w:instrText xml:space="preserve"> PAGEREF _Toc241745951 \h </w:instrText>
+              <w:instrText xml:space="preserve"> PAGEREF _Toc241748791 \h </w:instrText>
             </w:r>
             <w:r>
               <w:rPr>
@@ -366,7 +366,7 @@
               <w14:ligatures w14:val="standardContextual"/>
             </w:rPr>
           </w:pPr>
-          <w:hyperlink w:anchor="_Toc241745952" w:history="1">
+          <w:hyperlink w:anchor="_Toc241748792" w:history="1">
             <w:r>
               <w:rPr>
                 <w:rStyle w:val="Hiperligao"/>
@@ -390,7 +390,7 @@
               <w:rPr>
                 <w:noProof/>
               </w:rPr>
-              <w:instrText xml:space="preserve"> PAGEREF _Toc241745952 \h </w:instrText>
+              <w:instrText xml:space="preserve"> PAGEREF _Toc241748792 \h </w:instrText>
             </w:r>
             <w:r>
               <w:rPr>
@@ -432,7 +432,7 @@
               <w14:ligatures w14:val="standardContextual"/>
             </w:rPr>
           </w:pPr>
-          <w:hyperlink w:anchor="_Toc241745953" w:history="1">
+          <w:hyperlink w:anchor="_Toc241748793" w:history="1">
             <w:r>
               <w:rPr>
                 <w:rStyle w:val="Hiperligao"/>
@@ -456,7 +456,7 @@
               <w:rPr>
                 <w:noProof/>
               </w:rPr>
-              <w:instrText xml:space="preserve"> PAGEREF _Toc241745953 \h </w:instrText>
+              <w:instrText xml:space="preserve"> PAGEREF _Toc241748793 \h </w:instrText>
             </w:r>
             <w:r>
               <w:rPr>
@@ -498,7 +498,7 @@
               <w14:ligatures w14:val="standardContextual"/>
             </w:rPr>
           </w:pPr>
-          <w:hyperlink w:anchor="_Toc241745954" w:history="1">
+          <w:hyperlink w:anchor="_Toc241748794" w:history="1">
             <w:r>
               <w:rPr>
                 <w:rStyle w:val="Hiperligao"/>
@@ -522,7 +522,7 @@
               <w:rPr>
                 <w:noProof/>
               </w:rPr>
-              <w:instrText xml:space="preserve"> PAGEREF _Toc241745954 \h </w:instrText>
+              <w:instrText xml:space="preserve"> PAGEREF _Toc241748794 \h </w:instrText>
             </w:r>
             <w:r>
               <w:rPr>
@@ -564,7 +564,7 @@
               <w14:ligatures w14:val="standardContextual"/>
             </w:rPr>
           </w:pPr>
-          <w:hyperlink w:anchor="_Toc241745955" w:history="1">
+          <w:hyperlink w:anchor="_Toc241748795" w:history="1">
             <w:r>
               <w:rPr>
                 <w:rStyle w:val="Hiperligao"/>
@@ -588,7 +588,7 @@
               <w:rPr>
                 <w:noProof/>
               </w:rPr>
-              <w:instrText xml:space="preserve"> PAGEREF _Toc241745955 \h </w:instrText>
+              <w:instrText xml:space="preserve"> PAGEREF _Toc241748795 \h </w:instrText>
             </w:r>
             <w:r>
               <w:rPr>
@@ -630,7 +630,7 @@
               <w14:ligatures w14:val="standardContextual"/>
             </w:rPr>
           </w:pPr>
-          <w:hyperlink w:anchor="_Toc241745956" w:history="1">
+          <w:hyperlink w:anchor="_Toc241748796" w:history="1">
             <w:r>
               <w:rPr>
                 <w:rStyle w:val="Hiperligao"/>
@@ -654,7 +654,7 @@
               <w:rPr>
                 <w:noProof/>
               </w:rPr>
-              <w:instrText xml:space="preserve"> PAGEREF _Toc241745956 \h </w:instrText>
+              <w:instrText xml:space="preserve"> PAGEREF _Toc241748796 \h </w:instrText>
             </w:r>
             <w:r>
               <w:rPr>
@@ -696,7 +696,7 @@
               <w14:ligatures w14:val="standardContextual"/>
             </w:rPr>
           </w:pPr>
-          <w:hyperlink w:anchor="_Toc241745957" w:history="1">
+          <w:hyperlink w:anchor="_Toc241748797" w:history="1">
             <w:r>
               <w:rPr>
                 <w:rStyle w:val="Hiperligao"/>
@@ -720,7 +720,7 @@
               <w:rPr>
                 <w:noProof/>
               </w:rPr>
-              <w:instrText xml:space="preserve"> PAGEREF _Toc241745957 \h </w:instrText>
+              <w:instrText xml:space="preserve"> PAGEREF _Toc241748797 \h </w:instrText>
             </w:r>
             <w:r>
               <w:rPr>
@@ -762,7 +762,7 @@
               <w14:ligatures w14:val="standardContextual"/>
             </w:rPr>
           </w:pPr>
-          <w:hyperlink w:anchor="_Toc241745958" w:history="1">
+          <w:hyperlink w:anchor="_Toc241748798" w:history="1">
             <w:r>
               <w:rPr>
                 <w:rStyle w:val="Hiperligao"/>
@@ -786,7 +786,7 @@
               <w:rPr>
                 <w:noProof/>
               </w:rPr>
-              <w:instrText xml:space="preserve"> PAGEREF _Toc241745958 \h </w:instrText>
+              <w:instrText xml:space="preserve"> PAGEREF _Toc241748798 \h </w:instrText>
             </w:r>
             <w:r>
               <w:rPr>
@@ -828,7 +828,7 @@
               <w14:ligatures w14:val="standardContextual"/>
             </w:rPr>
           </w:pPr>
-          <w:hyperlink w:anchor="_Toc241745959" w:history="1">
+          <w:hyperlink w:anchor="_Toc241748799" w:history="1">
             <w:r>
               <w:rPr>
                 <w:rStyle w:val="Hiperligao"/>
@@ -852,7 +852,7 @@
               <w:rPr>
                 <w:noProof/>
               </w:rPr>
-              <w:instrText xml:space="preserve"> PAGEREF _Toc241745959 \h </w:instrText>
+              <w:instrText xml:space="preserve"> PAGEREF _Toc241748799 \h </w:instrText>
             </w:r>
             <w:r>
               <w:rPr>
@@ -894,7 +894,7 @@
               <w14:ligatures w14:val="standardContextual"/>
             </w:rPr>
           </w:pPr>
-          <w:hyperlink w:anchor="_Toc241745960" w:history="1">
+          <w:hyperlink w:anchor="_Toc241748800" w:history="1">
             <w:r>
               <w:rPr>
                 <w:rStyle w:val="Hiperligao"/>
@@ -918,7 +918,7 @@
               <w:rPr>
                 <w:noProof/>
               </w:rPr>
-              <w:instrText xml:space="preserve"> PAGEREF _Toc241745960 \h </w:instrText>
+              <w:instrText xml:space="preserve"> PAGEREF _Toc241748800 \h </w:instrText>
             </w:r>
             <w:r>
               <w:rPr>
@@ -960,7 +960,7 @@
               <w14:ligatures w14:val="standardContextual"/>
             </w:rPr>
           </w:pPr>
-          <w:hyperlink w:anchor="_Toc241745961" w:history="1">
+          <w:hyperlink w:anchor="_Toc241748801" w:history="1">
             <w:r>
               <w:rPr>
                 <w:rStyle w:val="Hiperligao"/>
@@ -984,7 +984,7 @@
               <w:rPr>
                 <w:noProof/>
               </w:rPr>
-              <w:instrText xml:space="preserve"> PAGEREF _Toc241745961 \h </w:instrText>
+              <w:instrText xml:space="preserve"> PAGEREF _Toc241748801 \h </w:instrText>
             </w:r>
             <w:r>
               <w:rPr>
@@ -1026,7 +1026,7 @@
               <w14:ligatures w14:val="standardContextual"/>
             </w:rPr>
           </w:pPr>
-          <w:hyperlink w:anchor="_Toc241745962" w:history="1">
+          <w:hyperlink w:anchor="_Toc241748802" w:history="1">
             <w:r>
               <w:rPr>
                 <w:rStyle w:val="Hiperligao"/>
@@ -1050,7 +1050,7 @@
               <w:rPr>
                 <w:noProof/>
               </w:rPr>
-              <w:instrText xml:space="preserve"> PAGEREF _Toc241745962 \h </w:instrText>
+              <w:instrText xml:space="preserve"> PAGEREF _Toc241748802 \h </w:instrText>
             </w:r>
             <w:r>
               <w:rPr>
@@ -1092,7 +1092,7 @@
               <w14:ligatures w14:val="standardContextual"/>
             </w:rPr>
           </w:pPr>
-          <w:hyperlink w:anchor="_Toc241745963" w:history="1">
+          <w:hyperlink w:anchor="_Toc241748803" w:history="1">
             <w:r>
               <w:rPr>
                 <w:rStyle w:val="Hiperligao"/>
@@ -1116,7 +1116,7 @@
               <w:rPr>
                 <w:noProof/>
               </w:rPr>
-              <w:instrText xml:space="preserve"> PAGEREF _Toc241745963 \h </w:instrText>
+              <w:instrText xml:space="preserve"> PAGEREF _Toc241748803 \h </w:instrText>
             </w:r>
             <w:r>
               <w:rPr>
@@ -1164,7 +1164,7 @@
       <w:pPr>
         <w:pStyle w:val="Ttulo1"/>
       </w:pPr>
-      <w:bookmarkStart w:id="0" w:name="_Toc241745948"/>
+      <w:bookmarkStart w:id="0" w:name="_Toc241748788"/>
       <w:r>
         <w:lastRenderedPageBreak/>
         <w:t>Su rol de un vistazo</w:t>
@@ -1659,7 +1659,7 @@
       <w:pPr>
         <w:pStyle w:val="Ttulo2"/>
       </w:pPr>
-      <w:bookmarkStart w:id="1" w:name="_Toc241745949"/>
+      <w:bookmarkStart w:id="1" w:name="_Toc241748789"/>
       <w:r>
         <w:t>De dónde procede su acceso</w:t>
       </w:r>
@@ -2542,7 +2542,7 @@
       <w:pPr>
         <w:pStyle w:val="Ttulo2"/>
       </w:pPr>
-      <w:bookmarkStart w:id="2" w:name="_Toc241745950"/>
+      <w:bookmarkStart w:id="2" w:name="_Toc241748790"/>
       <w:r>
         <w:t>Iniciar sesión, cambiar la contraseña y cerrar sesión</w:t>
       </w:r>
@@ -2656,7 +2656,7 @@
           <w:noProof/>
         </w:rPr>
         <w:drawing>
-          <wp:inline distT="0" distB="0" distL="0" distR="0" wp14:anchorId="3C725290" wp14:editId="08D6202E">
+          <wp:inline distT="0" distB="0" distL="0" distR="0" wp14:anchorId="71203E81" wp14:editId="7D0ACCAD">
             <wp:extent cx="5715000" cy="3571875"/>
             <wp:effectExtent l="0" t="0" r="0" b="0"/>
             <wp:docPr id="407" name="01-login.png" descr="La página de inicio de sesión con Correo electrónico, Contraseña, Recordarme y el botón Iniciar sesión." title="La página de inicio de sesión con Correo electrónico, Contraseña, Recordarme y el botón Iniciar sesión."/>
@@ -2779,7 +2779,7 @@
         <w:pStyle w:val="Ttulo1"/>
         <w:pageBreakBefore/>
       </w:pPr>
-      <w:bookmarkStart w:id="3" w:name="_Toc241745951"/>
+      <w:bookmarkStart w:id="3" w:name="_Toc241748791"/>
       <w:r>
         <w:lastRenderedPageBreak/>
         <w:t>Panel</w:t>
@@ -2812,7 +2812,7 @@
           <w:noProof/>
         </w:rPr>
         <w:drawing>
-          <wp:inline distT="0" distB="0" distL="0" distR="0" wp14:anchorId="199D2B3A" wp14:editId="3D90117C">
+          <wp:inline distT="0" distB="0" distL="0" distR="0" wp14:anchorId="225B05C1" wp14:editId="18F88F2A">
             <wp:extent cx="5715000" cy="3571875"/>
             <wp:effectExtent l="0" t="0" r="0" b="0"/>
             <wp:docPr id="408" name="01-dashboard.png" descr="El panel de Viewer con su barra lateral corta y las tarjetas de resumen." title="El panel de Viewer con su barra lateral corta y las tarjetas de resumen."/>
@@ -3235,7 +3235,7 @@
         <w:pStyle w:val="Ttulo1"/>
         <w:pageBreakBefore/>
       </w:pPr>
-      <w:bookmarkStart w:id="4" w:name="_Toc241745952"/>
+      <w:bookmarkStart w:id="4" w:name="_Toc241748792"/>
       <w:r>
         <w:lastRenderedPageBreak/>
         <w:t>Mapas</w:t>
@@ -3268,7 +3268,7 @@
           <w:noProof/>
         </w:rPr>
         <w:drawing>
-          <wp:inline distT="0" distB="0" distL="0" distR="0" wp14:anchorId="5AFB8B7A" wp14:editId="7F22A175">
+          <wp:inline distT="0" distB="0" distL="0" distR="0" wp14:anchorId="1298EDC4" wp14:editId="0FE631D4">
             <wp:extent cx="5715000" cy="3429000"/>
             <wp:effectExtent l="0" t="0" r="0" b="0"/>
             <wp:docPr id="409" name="03-maps-all.png" descr="La lista de Mapas, pestaña Todos, donde cada mapa solo tiene el icono Abrir." title="La lista de Mapas, pestaña Todos, donde cada mapa solo tiene el icono Abrir."/>
@@ -3990,7 +3990,7 @@
         </w:rPr>
         <w:lastRenderedPageBreak/>
         <w:drawing>
-          <wp:inline distT="0" distB="0" distL="0" distR="0" wp14:anchorId="6E98F30C" wp14:editId="7CB102C6">
+          <wp:inline distT="0" distB="0" distL="0" distR="0" wp14:anchorId="0D123948" wp14:editId="0F2C3987">
             <wp:extent cx="5715000" cy="3429000"/>
             <wp:effectExtent l="0" t="0" r="0" b="0"/>
             <wp:docPr id="410" name="02-maps-shared.png" descr="La lista de Mapas, pestaña Compartidos conmigo, con la tarjeta Libros de trabajo y solo el icono Abrir." title="La lista de Mapas, pestaña Compartidos conmigo, con la tarjeta Libros de trabajo y solo el icono Abrir."/>
@@ -4078,7 +4078,7 @@
         <w:pStyle w:val="Ttulo1"/>
         <w:pageBreakBefore/>
       </w:pPr>
-      <w:bookmarkStart w:id="5" w:name="_Toc241745953"/>
+      <w:bookmarkStart w:id="5" w:name="_Toc241748793"/>
       <w:r>
         <w:lastRenderedPageBreak/>
         <w:t>El visor de mapas</w:t>
@@ -4101,7 +4101,7 @@
           <w:noProof/>
         </w:rPr>
         <w:drawing>
-          <wp:inline distT="0" distB="0" distL="0" distR="0" wp14:anchorId="2DC46A08" wp14:editId="6324715F">
+          <wp:inline distT="0" distB="0" distL="0" distR="0" wp14:anchorId="2EA7B6A0" wp14:editId="7315F602">
             <wp:extent cx="5715000" cy="3571875"/>
             <wp:effectExtent l="0" t="0" r="0" b="0"/>
             <wp:docPr id="411" name="06-viewer-results.png" descr="Una ejecución completada con los botones Excel, CSV y PDF sobre la cuadrícula de resultados." title="Una ejecución completada con los botones Excel, CSV y PDF sobre la cuadrícula de resultados."/>
@@ -4553,7 +4553,7 @@
       <w:pPr>
         <w:pStyle w:val="Ttulo2"/>
       </w:pPr>
-      <w:bookmarkStart w:id="6" w:name="_Toc241745954"/>
+      <w:bookmarkStart w:id="6" w:name="_Toc241748794"/>
       <w:r>
         <w:t>Parámetros de ejecución</w:t>
       </w:r>
@@ -4596,7 +4596,7 @@
         </w:rPr>
         <w:lastRenderedPageBreak/>
         <w:drawing>
-          <wp:inline distT="0" distB="0" distL="0" distR="0" wp14:anchorId="081E39C2" wp14:editId="0A9A7EB4">
+          <wp:inline distT="0" distB="0" distL="0" distR="0" wp14:anchorId="2C8B9B6C" wp14:editId="02D638E8">
             <wp:extent cx="2905125" cy="2152650"/>
             <wp:effectExtent l="0" t="0" r="0" b="0"/>
             <wp:docPr id="412" name="05-viewer-params-filled.png" descr="El cuadro Parámetros de ejecución con los dos valores obligatorios rellenados." title="El cuadro Parámetros de ejecución con los dos valores obligatorios rellenados."/>
@@ -4648,7 +4648,7 @@
       <w:pPr>
         <w:pStyle w:val="Ttulo2"/>
       </w:pPr>
-      <w:bookmarkStart w:id="7" w:name="_Toc241745955"/>
+      <w:bookmarkStart w:id="7" w:name="_Toc241748795"/>
       <w:r>
         <w:t>Leer los resultados</w:t>
       </w:r>
@@ -5319,7 +5319,7 @@
       <w:pPr>
         <w:pStyle w:val="Ttulo2"/>
       </w:pPr>
-      <w:bookmarkStart w:id="8" w:name="_Toc241745956"/>
+      <w:bookmarkStart w:id="8" w:name="_Toc241748796"/>
       <w:r>
         <w:t>Cuando una ejecución no funciona</w:t>
       </w:r>
@@ -5710,7 +5710,7 @@
       <w:pPr>
         <w:pStyle w:val="Ttulo2"/>
       </w:pPr>
-      <w:bookmarkStart w:id="9" w:name="_Toc241745957"/>
+      <w:bookmarkStart w:id="9" w:name="_Toc241748797"/>
       <w:r>
         <w:t>Exportar (solo si su acceso lo permite)</w:t>
       </w:r>
@@ -6117,7 +6117,7 @@
           <w:noProof/>
         </w:rPr>
         <w:drawing>
-          <wp:inline distT="0" distB="0" distL="0" distR="0" wp14:anchorId="63FB6DD8" wp14:editId="3FB1E8FC">
+          <wp:inline distT="0" distB="0" distL="0" distR="0" wp14:anchorId="6F51D85F" wp14:editId="31E6A848">
             <wp:extent cx="3324225" cy="3990975"/>
             <wp:effectExtent l="0" t="0" r="0" b="0"/>
             <wp:docPr id="413" name="17-builder-pdf-dialog.png" descr="El cuadro Exportar a PDF con las opciones de orientación, tamaño del papel, título y fuente." title="El cuadro Exportar a PDF con las opciones de orientación, tamaño del papel, título y fuente."/>
@@ -6210,7 +6210,7 @@
         <w:pStyle w:val="Ttulo1"/>
         <w:pageBreakBefore/>
       </w:pPr>
-      <w:bookmarkStart w:id="10" w:name="_Toc241745958"/>
+      <w:bookmarkStart w:id="10" w:name="_Toc241748798"/>
       <w:r>
         <w:lastRenderedPageBreak/>
         <w:t>Ejecuciones</w:t>
@@ -6243,7 +6243,7 @@
           <w:noProof/>
         </w:rPr>
         <w:drawing>
-          <wp:inline distT="0" distB="0" distL="0" distR="0" wp14:anchorId="2743EC82" wp14:editId="73D4EC59">
+          <wp:inline distT="0" distB="0" distL="0" distR="0" wp14:anchorId="78D28E9F" wp14:editId="40B65A01">
             <wp:extent cx="5715000" cy="3571875"/>
             <wp:effectExtent l="0" t="0" r="0" b="0"/>
             <wp:docPr id="414" name="07-runs.png" descr="La página Ejecuciones con las ejecuciones propias del Viewer." title="La página Ejecuciones con las ejecuciones propias del Viewer."/>
@@ -6980,7 +6980,7 @@
         <w:pStyle w:val="Ttulo1"/>
         <w:pageBreakBefore/>
       </w:pPr>
-      <w:bookmarkStart w:id="11" w:name="_Toc241745959"/>
+      <w:bookmarkStart w:id="11" w:name="_Toc241748799"/>
       <w:r>
         <w:lastRenderedPageBreak/>
         <w:t>Exportaciones</w:t>
@@ -7013,7 +7013,7 @@
           <w:noProof/>
         </w:rPr>
         <w:drawing>
-          <wp:inline distT="0" distB="0" distL="0" distR="0" wp14:anchorId="4A7C0A38" wp14:editId="13A0D1CD">
+          <wp:inline distT="0" distB="0" distL="0" distR="0" wp14:anchorId="2EA7B61A" wp14:editId="7301BFD6">
             <wp:extent cx="5715000" cy="3571875"/>
             <wp:effectExtent l="0" t="0" r="0" b="0"/>
             <wp:docPr id="415" name="44-exports.png" descr="La página Exportaciones con la lista de trabajos de exportación y un botón Descargar en los terminados." title="La página Exportaciones con la lista de trabajos de exportación y un botón Descargar en los terminados."/>
@@ -7171,7 +7171,7 @@
         <w:pStyle w:val="Ttulo1"/>
         <w:pageBreakBefore/>
       </w:pPr>
-      <w:bookmarkStart w:id="12" w:name="_Toc241745960"/>
+      <w:bookmarkStart w:id="12" w:name="_Toc241748800"/>
       <w:r>
         <w:lastRenderedPageBreak/>
         <w:t>Programaciones</w:t>
@@ -7254,7 +7254,7 @@
           <w:noProof/>
         </w:rPr>
         <w:drawing>
-          <wp:inline distT="0" distB="0" distL="0" distR="0" wp14:anchorId="1B9D5594" wp14:editId="7DE8D9C4">
+          <wp:inline distT="0" distB="0" distL="0" distR="0" wp14:anchorId="25295E05" wp14:editId="3F08A13C">
             <wp:extent cx="5715000" cy="3571875"/>
             <wp:effectExtent l="0" t="0" r="0" b="0"/>
             <wp:docPr id="416" name="09-schedules.png" descr="La página Programaciones con el mensaje Aún no hay programaciones." title="La página Programaciones con el mensaje Aún no hay programaciones."/>
@@ -7574,7 +7574,7 @@
         <w:pStyle w:val="Ttulo1"/>
         <w:pageBreakBefore/>
       </w:pPr>
-      <w:bookmarkStart w:id="13" w:name="_Toc241745961"/>
+      <w:bookmarkStart w:id="13" w:name="_Toc241748801"/>
       <w:r>
         <w:lastRenderedPageBreak/>
         <w:t>Configuración</w:t>
@@ -7604,7 +7604,7 @@
           <w:noProof/>
         </w:rPr>
         <w:drawing>
-          <wp:inline distT="0" distB="0" distL="0" distR="0" wp14:anchorId="68F72D96" wp14:editId="6D9CB738">
+          <wp:inline distT="0" distB="0" distL="0" distR="0" wp14:anchorId="491E5636" wp14:editId="2BDE202C">
             <wp:extent cx="5715000" cy="3571875"/>
             <wp:effectExtent l="0" t="0" r="0" b="0"/>
             <wp:docPr id="417" name="04-settings.png" descr="La página Configuración con las tarjetas Idioma, Tema y Paleta de colores." title="La página Configuración con las tarjetas Idioma, Tema y Paleta de colores."/>
@@ -8159,7 +8159,7 @@
         <w:pStyle w:val="Ttulo1"/>
         <w:pageBreakBefore/>
       </w:pPr>
-      <w:bookmarkStart w:id="14" w:name="_Toc241745962"/>
+      <w:bookmarkStart w:id="14" w:name="_Toc241748802"/>
       <w:r>
         <w:lastRenderedPageBreak/>
         <w:t>Preguntas frecuentes</w:t>
@@ -8317,7 +8317,7 @@
         <w:pStyle w:val="Ttulo1"/>
         <w:pageBreakBefore/>
       </w:pPr>
-      <w:bookmarkStart w:id="15" w:name="_Toc241745963"/>
+      <w:bookmarkStart w:id="15" w:name="_Toc241748803"/>
       <w:r>
         <w:lastRenderedPageBreak/>
         <w:t>Glosario</w:t>
@@ -9143,7 +9143,7 @@
         <w:sz w:val="16"/>
         <w:szCs w:val="16"/>
       </w:rPr>
-      <w:t>Discoverer Neo 2.1.0 · Guía completa · VIEWER</w:t>
+      <w:t>Discoverer Neo 2.1.1 · Guía completa · VIEWER</w:t>
     </w:r>
   </w:p>
 </w:hdr>
@@ -9152,126 +9152,10 @@
 <file path=word/numbering.xml><?xml version="1.0" encoding="utf-8"?>
 <w:numbering xmlns:wpc="http://schemas.microsoft.com/office/word/2010/wordprocessingCanvas" xmlns:cx="http://schemas.microsoft.com/office/drawing/2014/chartex" xmlns:cx1="http://schemas.microsoft.com/office/drawing/2015/9/8/chartex" xmlns:cx2="http://schemas.microsoft.com/office/drawing/2015/10/21/chartex" xmlns:cx3="http://schemas.microsoft.com/office/drawing/2016/5/9/chartex" xmlns:cx4="http://schemas.microsoft.com/office/drawing/2016/5/10/chartex" xmlns:cx5="http://schemas.microsoft.com/office/drawing/2016/5/11/chartex" xmlns:cx6="http://schemas.microsoft.com/office/drawing/2016/5/12/chartex" xmlns:cx7="http://schemas.microsoft.com/office/drawing/2016/5/13/chartex" xmlns:cx8="http://schemas.microsoft.com/office/drawing/2016/5/14/chartex" xmlns:mc="http://schemas.openxmlformats.org/markup-compatibility/2006" xmlns:aink="http://schemas.microsoft.com/office/drawing/2016/ink" xmlns:am3d="http://schemas.microsoft.com/office/drawing/2017/model3d" xmlns:o="urn:schemas-microsoft-com:office:office" xmlns:oel="http://schemas.microsoft.com/office/2019/extlst" xmlns:r="http://schemas.openxmlformats.org/officeDocument/2006/relationships" xmlns:m="http://schemas.openxmlformats.org/officeDocument/2006/math" xmlns:v="urn:schemas-microsoft-com:vml" xmlns:wp14="http://schemas.microsoft.com/office/word/2010/wordprocessingDrawing" xmlns:wp="http://schemas.openxmlformats.org/drawingml/2006/wordprocessingDrawing" xmlns:w10="urn:schemas-microsoft-com:office:word" xmlns:w="http://schemas.openxmlformats.org/wordprocessingml/2006/main" xmlns:w14="http://schemas.microsoft.com/office/word/2010/wordml" xmlns:w15="http://schemas.microsoft.com/office/word/2012/wordml" xmlns:w16cex="http://schemas.microsoft.com/office/word/2018/wordml/cex" xmlns:w16cid="http://schemas.microsoft.com/office/word/2016/wordml/cid" xmlns:w16="http://schemas.microsoft.com/office/word/2018/wordml" xmlns:w16sdtdh="http://schemas.microsoft.com/office/word/2020/wordml/sdtdatahash" xmlns:w16se="http://schemas.microsoft.com/office/word/2015/wordml/symex" xmlns:wpg="http://schemas.microsoft.com/office/word/2010/wordprocessingGroup" xmlns:wpi="http://schemas.microsoft.com/office/word/2010/wordprocessingInk" xmlns:wne="http://schemas.microsoft.com/office/word/2006/wordml" xmlns:wps="http://schemas.microsoft.com/office/word/2010/wordprocessingShape" mc:Ignorable="w14 w15 w16se w16cid w16 w16cex w16sdtdh wp14">
   <w:abstractNum w:abstractNumId="0" w15:restartNumberingAfterBreak="0">
-    <w:nsid w:val="0BE32A99"/>
+    <w:nsid w:val="05C17BBB"/>
     <w:multiLevelType w:val="hybridMultilevel"/>
-    <w:tmpl w:val="B8D2FE04"/>
-    <w:lvl w:ilvl="0" w:tplc="9F087EDA">
-      <w:start w:val="1"/>
-      <w:numFmt w:val="decimal"/>
-      <w:lvlText w:val="%1."/>
-      <w:lvlJc w:val="left"/>
-      <w:pPr>
-        <w:ind w:left="360" w:hanging="300"/>
-      </w:pPr>
-    </w:lvl>
-    <w:lvl w:ilvl="1" w:tplc="F6B41D1E" w:tentative="1">
-      <w:start w:val="1"/>
-      <w:numFmt w:val="lowerLetter"/>
-      <w:lvlText w:val="%2."/>
-      <w:lvlJc w:val="left"/>
-      <w:pPr>
-        <w:ind w:left="720" w:hanging="300"/>
-      </w:pPr>
-    </w:lvl>
-    <w:lvl w:ilvl="2" w:tplc="63A08C66">
-      <w:numFmt w:val="decimal"/>
-      <w:lvlText w:val=""/>
-      <w:lvlJc w:val="left"/>
-    </w:lvl>
-    <w:lvl w:ilvl="3" w:tplc="905A5B28">
-      <w:numFmt w:val="decimal"/>
-      <w:lvlText w:val=""/>
-      <w:lvlJc w:val="left"/>
-    </w:lvl>
-    <w:lvl w:ilvl="4" w:tplc="82C433D8">
-      <w:numFmt w:val="decimal"/>
-      <w:lvlText w:val=""/>
-      <w:lvlJc w:val="left"/>
-    </w:lvl>
-    <w:lvl w:ilvl="5" w:tplc="5B789E06">
-      <w:numFmt w:val="decimal"/>
-      <w:lvlText w:val=""/>
-      <w:lvlJc w:val="left"/>
-    </w:lvl>
-    <w:lvl w:ilvl="6" w:tplc="FCD65964">
-      <w:numFmt w:val="decimal"/>
-      <w:lvlText w:val=""/>
-      <w:lvlJc w:val="left"/>
-    </w:lvl>
-    <w:lvl w:ilvl="7" w:tplc="BAD40D0C">
-      <w:numFmt w:val="decimal"/>
-      <w:lvlText w:val=""/>
-      <w:lvlJc w:val="left"/>
-    </w:lvl>
-    <w:lvl w:ilvl="8" w:tplc="016874E8">
-      <w:numFmt w:val="decimal"/>
-      <w:lvlText w:val=""/>
-      <w:lvlJc w:val="left"/>
-    </w:lvl>
-  </w:abstractNum>
-  <w:abstractNum w:abstractNumId="1" w15:restartNumberingAfterBreak="0">
-    <w:nsid w:val="17486719"/>
-    <w:multiLevelType w:val="hybridMultilevel"/>
-    <w:tmpl w:val="03C4E578"/>
-    <w:lvl w:ilvl="0" w:tplc="E118EE86">
-      <w:start w:val="1"/>
-      <w:numFmt w:val="bullet"/>
-      <w:lvlText w:val="•"/>
-      <w:lvlJc w:val="left"/>
-      <w:pPr>
-        <w:ind w:left="360" w:hanging="260"/>
-      </w:pPr>
-    </w:lvl>
-    <w:lvl w:ilvl="1" w:tplc="28A83BCE" w:tentative="1">
-      <w:start w:val="1"/>
-      <w:numFmt w:val="bullet"/>
-      <w:lvlText w:val="–"/>
-      <w:lvlJc w:val="left"/>
-      <w:pPr>
-        <w:ind w:left="720" w:hanging="260"/>
-      </w:pPr>
-    </w:lvl>
-    <w:lvl w:ilvl="2" w:tplc="A79469A6">
-      <w:numFmt w:val="decimal"/>
-      <w:lvlText w:val=""/>
-      <w:lvlJc w:val="left"/>
-    </w:lvl>
-    <w:lvl w:ilvl="3" w:tplc="97D8CCFE">
-      <w:numFmt w:val="decimal"/>
-      <w:lvlText w:val=""/>
-      <w:lvlJc w:val="left"/>
-    </w:lvl>
-    <w:lvl w:ilvl="4" w:tplc="A8289054">
-      <w:numFmt w:val="decimal"/>
-      <w:lvlText w:val=""/>
-      <w:lvlJc w:val="left"/>
-    </w:lvl>
-    <w:lvl w:ilvl="5" w:tplc="7DA6D330">
-      <w:numFmt w:val="decimal"/>
-      <w:lvlText w:val=""/>
-      <w:lvlJc w:val="left"/>
-    </w:lvl>
-    <w:lvl w:ilvl="6" w:tplc="941EC854">
-      <w:numFmt w:val="decimal"/>
-      <w:lvlText w:val=""/>
-      <w:lvlJc w:val="left"/>
-    </w:lvl>
-    <w:lvl w:ilvl="7" w:tplc="DEE46430">
-      <w:numFmt w:val="decimal"/>
-      <w:lvlText w:val=""/>
-      <w:lvlJc w:val="left"/>
-    </w:lvl>
-    <w:lvl w:ilvl="8" w:tplc="15BAFA0A">
-      <w:numFmt w:val="decimal"/>
-      <w:lvlText w:val=""/>
-      <w:lvlJc w:val="left"/>
-    </w:lvl>
-  </w:abstractNum>
-  <w:abstractNum w:abstractNumId="2" w15:restartNumberingAfterBreak="0">
-    <w:nsid w:val="4BE7292C"/>
-    <w:multiLevelType w:val="hybridMultilevel"/>
-    <w:tmpl w:val="621C69D8"/>
-    <w:lvl w:ilvl="0" w:tplc="25941AEC" w:tentative="1">
+    <w:tmpl w:val="16CCE328"/>
+    <w:lvl w:ilvl="0" w:tplc="11240300" w:tentative="1">
       <w:start w:val="1"/>
       <w:numFmt w:val="bullet"/>
       <w:lvlText w:val="●"/>
@@ -9280,7 +9164,7 @@
         <w:ind w:left="720" w:hanging="360"/>
       </w:pPr>
     </w:lvl>
-    <w:lvl w:ilvl="1" w:tplc="5498C1D8" w:tentative="1">
+    <w:lvl w:ilvl="1" w:tplc="64B03BA0" w:tentative="1">
       <w:start w:val="1"/>
       <w:numFmt w:val="bullet"/>
       <w:lvlText w:val="○"/>
@@ -9289,7 +9173,7 @@
         <w:ind w:left="1440" w:hanging="360"/>
       </w:pPr>
     </w:lvl>
-    <w:lvl w:ilvl="2" w:tplc="0066ACBC" w:tentative="1">
+    <w:lvl w:ilvl="2" w:tplc="CEFC56FE" w:tentative="1">
       <w:start w:val="1"/>
       <w:numFmt w:val="bullet"/>
       <w:lvlText w:val="■"/>
@@ -9298,7 +9182,7 @@
         <w:ind w:left="2160" w:hanging="360"/>
       </w:pPr>
     </w:lvl>
-    <w:lvl w:ilvl="3" w:tplc="5E7E794C" w:tentative="1">
+    <w:lvl w:ilvl="3" w:tplc="E3FAB44C" w:tentative="1">
       <w:start w:val="1"/>
       <w:numFmt w:val="bullet"/>
       <w:lvlText w:val="●"/>
@@ -9307,7 +9191,7 @@
         <w:ind w:left="2880" w:hanging="360"/>
       </w:pPr>
     </w:lvl>
-    <w:lvl w:ilvl="4" w:tplc="DE586460" w:tentative="1">
+    <w:lvl w:ilvl="4" w:tplc="3620C24A" w:tentative="1">
       <w:start w:val="1"/>
       <w:numFmt w:val="bullet"/>
       <w:lvlText w:val="○"/>
@@ -9316,7 +9200,7 @@
         <w:ind w:left="3600" w:hanging="360"/>
       </w:pPr>
     </w:lvl>
-    <w:lvl w:ilvl="5" w:tplc="0E0C60E2" w:tentative="1">
+    <w:lvl w:ilvl="5" w:tplc="342863B6" w:tentative="1">
       <w:start w:val="1"/>
       <w:numFmt w:val="bullet"/>
       <w:lvlText w:val="■"/>
@@ -9325,7 +9209,7 @@
         <w:ind w:left="4320" w:hanging="360"/>
       </w:pPr>
     </w:lvl>
-    <w:lvl w:ilvl="6" w:tplc="5B6C9608" w:tentative="1">
+    <w:lvl w:ilvl="6" w:tplc="A26C9490" w:tentative="1">
       <w:start w:val="1"/>
       <w:numFmt w:val="bullet"/>
       <w:lvlText w:val="●"/>
@@ -9334,7 +9218,7 @@
         <w:ind w:left="5040" w:hanging="360"/>
       </w:pPr>
     </w:lvl>
-    <w:lvl w:ilvl="7" w:tplc="474239D6" w:tentative="1">
+    <w:lvl w:ilvl="7" w:tplc="C68EE5D0" w:tentative="1">
       <w:start w:val="1"/>
       <w:numFmt w:val="bullet"/>
       <w:lvlText w:val="●"/>
@@ -9343,7 +9227,7 @@
         <w:ind w:left="5760" w:hanging="360"/>
       </w:pPr>
     </w:lvl>
-    <w:lvl w:ilvl="8" w:tplc="1EE69F0C" w:tentative="1">
+    <w:lvl w:ilvl="8" w:tplc="E80E21E6" w:tentative="1">
       <w:start w:val="1"/>
       <w:numFmt w:val="bullet"/>
       <w:lvlText w:val="●"/>
@@ -9353,11 +9237,11 @@
       </w:pPr>
     </w:lvl>
   </w:abstractNum>
-  <w:abstractNum w:abstractNumId="3" w15:restartNumberingAfterBreak="0">
-    <w:nsid w:val="5F2608C4"/>
+  <w:abstractNum w:abstractNumId="1" w15:restartNumberingAfterBreak="0">
+    <w:nsid w:val="315B2325"/>
     <w:multiLevelType w:val="hybridMultilevel"/>
-    <w:tmpl w:val="D35889FC"/>
-    <w:lvl w:ilvl="0" w:tplc="EF901FB4">
+    <w:tmpl w:val="FB94E80E"/>
+    <w:lvl w:ilvl="0" w:tplc="20ACEAA2">
       <w:start w:val="1"/>
       <w:numFmt w:val="decimal"/>
       <w:lvlText w:val="%1."/>
@@ -9366,7 +9250,7 @@
         <w:ind w:left="360" w:hanging="300"/>
       </w:pPr>
     </w:lvl>
-    <w:lvl w:ilvl="1" w:tplc="96F25770" w:tentative="1">
+    <w:lvl w:ilvl="1" w:tplc="CEE0E058" w:tentative="1">
       <w:start w:val="1"/>
       <w:numFmt w:val="lowerLetter"/>
       <w:lvlText w:val="%2."/>
@@ -9375,62 +9259,178 @@
         <w:ind w:left="720" w:hanging="300"/>
       </w:pPr>
     </w:lvl>
-    <w:lvl w:ilvl="2" w:tplc="E45C33B0">
+    <w:lvl w:ilvl="2" w:tplc="3D182906">
       <w:numFmt w:val="decimal"/>
       <w:lvlText w:val=""/>
       <w:lvlJc w:val="left"/>
     </w:lvl>
-    <w:lvl w:ilvl="3" w:tplc="49188B16">
+    <w:lvl w:ilvl="3" w:tplc="5520020C">
       <w:numFmt w:val="decimal"/>
       <w:lvlText w:val=""/>
       <w:lvlJc w:val="left"/>
     </w:lvl>
-    <w:lvl w:ilvl="4" w:tplc="4C6E6916">
+    <w:lvl w:ilvl="4" w:tplc="C814570E">
       <w:numFmt w:val="decimal"/>
       <w:lvlText w:val=""/>
       <w:lvlJc w:val="left"/>
     </w:lvl>
-    <w:lvl w:ilvl="5" w:tplc="CC1272F8">
+    <w:lvl w:ilvl="5" w:tplc="1F881C10">
       <w:numFmt w:val="decimal"/>
       <w:lvlText w:val=""/>
       <w:lvlJc w:val="left"/>
     </w:lvl>
-    <w:lvl w:ilvl="6" w:tplc="1688E35A">
+    <w:lvl w:ilvl="6" w:tplc="17DCB806">
       <w:numFmt w:val="decimal"/>
       <w:lvlText w:val=""/>
       <w:lvlJc w:val="left"/>
     </w:lvl>
-    <w:lvl w:ilvl="7" w:tplc="6FB849CA">
+    <w:lvl w:ilvl="7" w:tplc="4FFE1338">
       <w:numFmt w:val="decimal"/>
       <w:lvlText w:val=""/>
       <w:lvlJc w:val="left"/>
     </w:lvl>
-    <w:lvl w:ilvl="8" w:tplc="20FE1F38">
+    <w:lvl w:ilvl="8" w:tplc="D3B6868A">
       <w:numFmt w:val="decimal"/>
       <w:lvlText w:val=""/>
       <w:lvlJc w:val="left"/>
     </w:lvl>
   </w:abstractNum>
-  <w:num w:numId="1" w16cid:durableId="1883980047">
+  <w:abstractNum w:abstractNumId="2" w15:restartNumberingAfterBreak="0">
+    <w:nsid w:val="4ECD50BC"/>
+    <w:multiLevelType w:val="hybridMultilevel"/>
+    <w:tmpl w:val="11A06E36"/>
+    <w:lvl w:ilvl="0" w:tplc="6666BE8C">
+      <w:start w:val="1"/>
+      <w:numFmt w:val="bullet"/>
+      <w:lvlText w:val="•"/>
+      <w:lvlJc w:val="left"/>
+      <w:pPr>
+        <w:ind w:left="360" w:hanging="260"/>
+      </w:pPr>
+    </w:lvl>
+    <w:lvl w:ilvl="1" w:tplc="882A2FD6" w:tentative="1">
+      <w:start w:val="1"/>
+      <w:numFmt w:val="bullet"/>
+      <w:lvlText w:val="–"/>
+      <w:lvlJc w:val="left"/>
+      <w:pPr>
+        <w:ind w:left="720" w:hanging="260"/>
+      </w:pPr>
+    </w:lvl>
+    <w:lvl w:ilvl="2" w:tplc="AA04F1AE">
+      <w:numFmt w:val="decimal"/>
+      <w:lvlText w:val=""/>
+      <w:lvlJc w:val="left"/>
+    </w:lvl>
+    <w:lvl w:ilvl="3" w:tplc="2042EE16">
+      <w:numFmt w:val="decimal"/>
+      <w:lvlText w:val=""/>
+      <w:lvlJc w:val="left"/>
+    </w:lvl>
+    <w:lvl w:ilvl="4" w:tplc="634CF0A2">
+      <w:numFmt w:val="decimal"/>
+      <w:lvlText w:val=""/>
+      <w:lvlJc w:val="left"/>
+    </w:lvl>
+    <w:lvl w:ilvl="5" w:tplc="F7949E7C">
+      <w:numFmt w:val="decimal"/>
+      <w:lvlText w:val=""/>
+      <w:lvlJc w:val="left"/>
+    </w:lvl>
+    <w:lvl w:ilvl="6" w:tplc="8A28C7F6">
+      <w:numFmt w:val="decimal"/>
+      <w:lvlText w:val=""/>
+      <w:lvlJc w:val="left"/>
+    </w:lvl>
+    <w:lvl w:ilvl="7" w:tplc="C21AF240">
+      <w:numFmt w:val="decimal"/>
+      <w:lvlText w:val=""/>
+      <w:lvlJc w:val="left"/>
+    </w:lvl>
+    <w:lvl w:ilvl="8" w:tplc="1046C2FA">
+      <w:numFmt w:val="decimal"/>
+      <w:lvlText w:val=""/>
+      <w:lvlJc w:val="left"/>
+    </w:lvl>
+  </w:abstractNum>
+  <w:abstractNum w:abstractNumId="3" w15:restartNumberingAfterBreak="0">
+    <w:nsid w:val="76B435EB"/>
+    <w:multiLevelType w:val="hybridMultilevel"/>
+    <w:tmpl w:val="56462778"/>
+    <w:lvl w:ilvl="0" w:tplc="79FE794A">
+      <w:start w:val="1"/>
+      <w:numFmt w:val="decimal"/>
+      <w:lvlText w:val="%1."/>
+      <w:lvlJc w:val="left"/>
+      <w:pPr>
+        <w:ind w:left="360" w:hanging="300"/>
+      </w:pPr>
+    </w:lvl>
+    <w:lvl w:ilvl="1" w:tplc="8DBE499C" w:tentative="1">
+      <w:start w:val="1"/>
+      <w:numFmt w:val="lowerLetter"/>
+      <w:lvlText w:val="%2."/>
+      <w:lvlJc w:val="left"/>
+      <w:pPr>
+        <w:ind w:left="720" w:hanging="300"/>
+      </w:pPr>
+    </w:lvl>
+    <w:lvl w:ilvl="2" w:tplc="3DC87E5C">
+      <w:numFmt w:val="decimal"/>
+      <w:lvlText w:val=""/>
+      <w:lvlJc w:val="left"/>
+    </w:lvl>
+    <w:lvl w:ilvl="3" w:tplc="24681664">
+      <w:numFmt w:val="decimal"/>
+      <w:lvlText w:val=""/>
+      <w:lvlJc w:val="left"/>
+    </w:lvl>
+    <w:lvl w:ilvl="4" w:tplc="64188708">
+      <w:numFmt w:val="decimal"/>
+      <w:lvlText w:val=""/>
+      <w:lvlJc w:val="left"/>
+    </w:lvl>
+    <w:lvl w:ilvl="5" w:tplc="A22616E6">
+      <w:numFmt w:val="decimal"/>
+      <w:lvlText w:val=""/>
+      <w:lvlJc w:val="left"/>
+    </w:lvl>
+    <w:lvl w:ilvl="6" w:tplc="F642E7D0">
+      <w:numFmt w:val="decimal"/>
+      <w:lvlText w:val=""/>
+      <w:lvlJc w:val="left"/>
+    </w:lvl>
+    <w:lvl w:ilvl="7" w:tplc="B1EC55D2">
+      <w:numFmt w:val="decimal"/>
+      <w:lvlText w:val=""/>
+      <w:lvlJc w:val="left"/>
+    </w:lvl>
+    <w:lvl w:ilvl="8" w:tplc="D112289A">
+      <w:numFmt w:val="decimal"/>
+      <w:lvlText w:val=""/>
+      <w:lvlJc w:val="left"/>
+    </w:lvl>
+  </w:abstractNum>
+  <w:num w:numId="1" w16cid:durableId="888414923">
+    <w:abstractNumId w:val="0"/>
+    <w:lvlOverride w:ilvl="0">
+      <w:startOverride w:val="1"/>
+    </w:lvlOverride>
+  </w:num>
+  <w:num w:numId="2" w16cid:durableId="1556427407">
     <w:abstractNumId w:val="2"/>
     <w:lvlOverride w:ilvl="0">
       <w:startOverride w:val="1"/>
     </w:lvlOverride>
   </w:num>
-  <w:num w:numId="2" w16cid:durableId="703791573">
+  <w:num w:numId="3" w16cid:durableId="1002244636">
     <w:abstractNumId w:val="1"/>
     <w:lvlOverride w:ilvl="0">
       <w:startOverride w:val="1"/>
     </w:lvlOverride>
   </w:num>
-  <w:num w:numId="3" w16cid:durableId="94638486">
+  <w:num w:numId="4" w16cid:durableId="104082739">
     <w:abstractNumId w:val="3"/>
-    <w:lvlOverride w:ilvl="0">
-      <w:startOverride w:val="1"/>
-    </w:lvlOverride>
-  </w:num>
-  <w:num w:numId="4" w16cid:durableId="1366562933">
-    <w:abstractNumId w:val="0"/>
     <w:lvlOverride w:ilvl="0">
       <w:startOverride w:val="1"/>
     </w:lvlOverride>
@@ -10110,7 +10110,7 @@
     <w:autoRedefine/>
     <w:uiPriority w:val="39"/>
     <w:unhideWhenUsed/>
-    <w:rsid w:val="0021327C"/>
+    <w:rsid w:val="00642A7C"/>
     <w:pPr>
       <w:spacing w:after="100"/>
     </w:pPr>
@@ -10122,7 +10122,7 @@
     <w:autoRedefine/>
     <w:uiPriority w:val="39"/>
     <w:unhideWhenUsed/>
-    <w:rsid w:val="0021327C"/>
+    <w:rsid w:val="00642A7C"/>
     <w:pPr>
       <w:spacing w:after="100"/>
       <w:ind w:left="210"/>

--- a/discoverer-neo/docs/user-guide/manual/Discoverer-Neo-VIEWER-Guide-Full-es-ES.docx
+++ b/discoverer-neo/docs/user-guide/manual/Discoverer-Neo-VIEWER-Guide-Full-es-ES.docx
@@ -54,7 +54,7 @@
           <w:sz w:val="22"/>
           <w:szCs w:val="22"/>
         </w:rPr>
-        <w:t>Versión 2.1.1</w:t>
+        <w:t>Versión 2.2.0</w:t>
       </w:r>
     </w:p>
     <w:p>
@@ -74,7 +74,7 @@
     <w:sdt>
       <w:sdtPr>
         <w:alias w:val="Índice"/>
-        <w:id w:val="-1059860377"/>
+        <w:id w:val="-1808009682"/>
       </w:sdtPr>
       <w:sdtEndPr/>
       <w:sdtContent>
@@ -102,7 +102,7 @@
           <w:r>
             <w:fldChar w:fldCharType="separate"/>
           </w:r>
-          <w:hyperlink w:anchor="_Toc241748788" w:history="1">
+          <w:hyperlink w:anchor="_Toc241849036" w:history="1">
             <w:r>
               <w:rPr>
                 <w:rStyle w:val="Hiperligao"/>
@@ -126,7 +126,7 @@
               <w:rPr>
                 <w:noProof/>
               </w:rPr>
-              <w:instrText xml:space="preserve"> PAGEREF _Toc241748788 \h </w:instrText>
+              <w:instrText xml:space="preserve"> PAGEREF _Toc241849036 \h </w:instrText>
             </w:r>
             <w:r>
               <w:rPr>
@@ -168,7 +168,7 @@
               <w14:ligatures w14:val="standardContextual"/>
             </w:rPr>
           </w:pPr>
-          <w:hyperlink w:anchor="_Toc241748789" w:history="1">
+          <w:hyperlink w:anchor="_Toc241849037" w:history="1">
             <w:r>
               <w:rPr>
                 <w:rStyle w:val="Hiperligao"/>
@@ -192,7 +192,7 @@
               <w:rPr>
                 <w:noProof/>
               </w:rPr>
-              <w:instrText xml:space="preserve"> PAGEREF _Toc241748789 \h </w:instrText>
+              <w:instrText xml:space="preserve"> PAGEREF _Toc241849037 \h </w:instrText>
             </w:r>
             <w:r>
               <w:rPr>
@@ -234,7 +234,7 @@
               <w14:ligatures w14:val="standardContextual"/>
             </w:rPr>
           </w:pPr>
-          <w:hyperlink w:anchor="_Toc241748790" w:history="1">
+          <w:hyperlink w:anchor="_Toc241849038" w:history="1">
             <w:r>
               <w:rPr>
                 <w:rStyle w:val="Hiperligao"/>
@@ -258,7 +258,7 @@
               <w:rPr>
                 <w:noProof/>
               </w:rPr>
-              <w:instrText xml:space="preserve"> PAGEREF _Toc241748790 \h </w:instrText>
+              <w:instrText xml:space="preserve"> PAGEREF _Toc241849038 \h </w:instrText>
             </w:r>
             <w:r>
               <w:rPr>
@@ -300,7 +300,7 @@
               <w14:ligatures w14:val="standardContextual"/>
             </w:rPr>
           </w:pPr>
-          <w:hyperlink w:anchor="_Toc241748791" w:history="1">
+          <w:hyperlink w:anchor="_Toc241849039" w:history="1">
             <w:r>
               <w:rPr>
                 <w:rStyle w:val="Hiperligao"/>
@@ -324,7 +324,7 @@
               <w:rPr>
                 <w:noProof/>
               </w:rPr>
-              <w:instrText xml:space="preserve"> PAGEREF _Toc241748791 \h </w:instrText>
+              <w:instrText xml:space="preserve"> PAGEREF _Toc241849039 \h </w:instrText>
             </w:r>
             <w:r>
               <w:rPr>
@@ -366,7 +366,7 @@
               <w14:ligatures w14:val="standardContextual"/>
             </w:rPr>
           </w:pPr>
-          <w:hyperlink w:anchor="_Toc241748792" w:history="1">
+          <w:hyperlink w:anchor="_Toc241849040" w:history="1">
             <w:r>
               <w:rPr>
                 <w:rStyle w:val="Hiperligao"/>
@@ -390,7 +390,7 @@
               <w:rPr>
                 <w:noProof/>
               </w:rPr>
-              <w:instrText xml:space="preserve"> PAGEREF _Toc241748792 \h </w:instrText>
+              <w:instrText xml:space="preserve"> PAGEREF _Toc241849040 \h </w:instrText>
             </w:r>
             <w:r>
               <w:rPr>
@@ -432,7 +432,7 @@
               <w14:ligatures w14:val="standardContextual"/>
             </w:rPr>
           </w:pPr>
-          <w:hyperlink w:anchor="_Toc241748793" w:history="1">
+          <w:hyperlink w:anchor="_Toc241849041" w:history="1">
             <w:r>
               <w:rPr>
                 <w:rStyle w:val="Hiperligao"/>
@@ -456,7 +456,7 @@
               <w:rPr>
                 <w:noProof/>
               </w:rPr>
-              <w:instrText xml:space="preserve"> PAGEREF _Toc241748793 \h </w:instrText>
+              <w:instrText xml:space="preserve"> PAGEREF _Toc241849041 \h </w:instrText>
             </w:r>
             <w:r>
               <w:rPr>
@@ -498,7 +498,7 @@
               <w14:ligatures w14:val="standardContextual"/>
             </w:rPr>
           </w:pPr>
-          <w:hyperlink w:anchor="_Toc241748794" w:history="1">
+          <w:hyperlink w:anchor="_Toc241849042" w:history="1">
             <w:r>
               <w:rPr>
                 <w:rStyle w:val="Hiperligao"/>
@@ -522,7 +522,7 @@
               <w:rPr>
                 <w:noProof/>
               </w:rPr>
-              <w:instrText xml:space="preserve"> PAGEREF _Toc241748794 \h </w:instrText>
+              <w:instrText xml:space="preserve"> PAGEREF _Toc241849042 \h </w:instrText>
             </w:r>
             <w:r>
               <w:rPr>
@@ -564,7 +564,7 @@
               <w14:ligatures w14:val="standardContextual"/>
             </w:rPr>
           </w:pPr>
-          <w:hyperlink w:anchor="_Toc241748795" w:history="1">
+          <w:hyperlink w:anchor="_Toc241849043" w:history="1">
             <w:r>
               <w:rPr>
                 <w:rStyle w:val="Hiperligao"/>
@@ -588,7 +588,7 @@
               <w:rPr>
                 <w:noProof/>
               </w:rPr>
-              <w:instrText xml:space="preserve"> PAGEREF _Toc241748795 \h </w:instrText>
+              <w:instrText xml:space="preserve"> PAGEREF _Toc241849043 \h </w:instrText>
             </w:r>
             <w:r>
               <w:rPr>
@@ -630,7 +630,7 @@
               <w14:ligatures w14:val="standardContextual"/>
             </w:rPr>
           </w:pPr>
-          <w:hyperlink w:anchor="_Toc241748796" w:history="1">
+          <w:hyperlink w:anchor="_Toc241849044" w:history="1">
             <w:r>
               <w:rPr>
                 <w:rStyle w:val="Hiperligao"/>
@@ -654,7 +654,7 @@
               <w:rPr>
                 <w:noProof/>
               </w:rPr>
-              <w:instrText xml:space="preserve"> PAGEREF _Toc241748796 \h </w:instrText>
+              <w:instrText xml:space="preserve"> PAGEREF _Toc241849044 \h </w:instrText>
             </w:r>
             <w:r>
               <w:rPr>
@@ -696,7 +696,7 @@
               <w14:ligatures w14:val="standardContextual"/>
             </w:rPr>
           </w:pPr>
-          <w:hyperlink w:anchor="_Toc241748797" w:history="1">
+          <w:hyperlink w:anchor="_Toc241849045" w:history="1">
             <w:r>
               <w:rPr>
                 <w:rStyle w:val="Hiperligao"/>
@@ -720,7 +720,7 @@
               <w:rPr>
                 <w:noProof/>
               </w:rPr>
-              <w:instrText xml:space="preserve"> PAGEREF _Toc241748797 \h </w:instrText>
+              <w:instrText xml:space="preserve"> PAGEREF _Toc241849045 \h </w:instrText>
             </w:r>
             <w:r>
               <w:rPr>
@@ -762,7 +762,7 @@
               <w14:ligatures w14:val="standardContextual"/>
             </w:rPr>
           </w:pPr>
-          <w:hyperlink w:anchor="_Toc241748798" w:history="1">
+          <w:hyperlink w:anchor="_Toc241849046" w:history="1">
             <w:r>
               <w:rPr>
                 <w:rStyle w:val="Hiperligao"/>
@@ -786,7 +786,7 @@
               <w:rPr>
                 <w:noProof/>
               </w:rPr>
-              <w:instrText xml:space="preserve"> PAGEREF _Toc241748798 \h </w:instrText>
+              <w:instrText xml:space="preserve"> PAGEREF _Toc241849046 \h </w:instrText>
             </w:r>
             <w:r>
               <w:rPr>
@@ -828,7 +828,7 @@
               <w14:ligatures w14:val="standardContextual"/>
             </w:rPr>
           </w:pPr>
-          <w:hyperlink w:anchor="_Toc241748799" w:history="1">
+          <w:hyperlink w:anchor="_Toc241849047" w:history="1">
             <w:r>
               <w:rPr>
                 <w:rStyle w:val="Hiperligao"/>
@@ -852,7 +852,7 @@
               <w:rPr>
                 <w:noProof/>
               </w:rPr>
-              <w:instrText xml:space="preserve"> PAGEREF _Toc241748799 \h </w:instrText>
+              <w:instrText xml:space="preserve"> PAGEREF _Toc241849047 \h </w:instrText>
             </w:r>
             <w:r>
               <w:rPr>
@@ -894,7 +894,7 @@
               <w14:ligatures w14:val="standardContextual"/>
             </w:rPr>
           </w:pPr>
-          <w:hyperlink w:anchor="_Toc241748800" w:history="1">
+          <w:hyperlink w:anchor="_Toc241849048" w:history="1">
             <w:r>
               <w:rPr>
                 <w:rStyle w:val="Hiperligao"/>
@@ -918,7 +918,7 @@
               <w:rPr>
                 <w:noProof/>
               </w:rPr>
-              <w:instrText xml:space="preserve"> PAGEREF _Toc241748800 \h </w:instrText>
+              <w:instrText xml:space="preserve"> PAGEREF _Toc241849048 \h </w:instrText>
             </w:r>
             <w:r>
               <w:rPr>
@@ -960,7 +960,7 @@
               <w14:ligatures w14:val="standardContextual"/>
             </w:rPr>
           </w:pPr>
-          <w:hyperlink w:anchor="_Toc241748801" w:history="1">
+          <w:hyperlink w:anchor="_Toc241849049" w:history="1">
             <w:r>
               <w:rPr>
                 <w:rStyle w:val="Hiperligao"/>
@@ -984,7 +984,7 @@
               <w:rPr>
                 <w:noProof/>
               </w:rPr>
-              <w:instrText xml:space="preserve"> PAGEREF _Toc241748801 \h </w:instrText>
+              <w:instrText xml:space="preserve"> PAGEREF _Toc241849049 \h </w:instrText>
             </w:r>
             <w:r>
               <w:rPr>
@@ -1026,7 +1026,7 @@
               <w14:ligatures w14:val="standardContextual"/>
             </w:rPr>
           </w:pPr>
-          <w:hyperlink w:anchor="_Toc241748802" w:history="1">
+          <w:hyperlink w:anchor="_Toc241849050" w:history="1">
             <w:r>
               <w:rPr>
                 <w:rStyle w:val="Hiperligao"/>
@@ -1050,7 +1050,7 @@
               <w:rPr>
                 <w:noProof/>
               </w:rPr>
-              <w:instrText xml:space="preserve"> PAGEREF _Toc241748802 \h </w:instrText>
+              <w:instrText xml:space="preserve"> PAGEREF _Toc241849050 \h </w:instrText>
             </w:r>
             <w:r>
               <w:rPr>
@@ -1092,7 +1092,7 @@
               <w14:ligatures w14:val="standardContextual"/>
             </w:rPr>
           </w:pPr>
-          <w:hyperlink w:anchor="_Toc241748803" w:history="1">
+          <w:hyperlink w:anchor="_Toc241849051" w:history="1">
             <w:r>
               <w:rPr>
                 <w:rStyle w:val="Hiperligao"/>
@@ -1116,7 +1116,7 @@
               <w:rPr>
                 <w:noProof/>
               </w:rPr>
-              <w:instrText xml:space="preserve"> PAGEREF _Toc241748803 \h </w:instrText>
+              <w:instrText xml:space="preserve"> PAGEREF _Toc241849051 \h </w:instrText>
             </w:r>
             <w:r>
               <w:rPr>
@@ -1164,7 +1164,7 @@
       <w:pPr>
         <w:pStyle w:val="Ttulo1"/>
       </w:pPr>
-      <w:bookmarkStart w:id="0" w:name="_Toc241748788"/>
+      <w:bookmarkStart w:id="0" w:name="_Toc241849036"/>
       <w:r>
         <w:lastRenderedPageBreak/>
         <w:t>Su rol de un vistazo</w:t>
@@ -1659,7 +1659,7 @@
       <w:pPr>
         <w:pStyle w:val="Ttulo2"/>
       </w:pPr>
-      <w:bookmarkStart w:id="1" w:name="_Toc241748789"/>
+      <w:bookmarkStart w:id="1" w:name="_Toc241849037"/>
       <w:r>
         <w:t>De dónde procede su acceso</w:t>
       </w:r>
@@ -2542,7 +2542,7 @@
       <w:pPr>
         <w:pStyle w:val="Ttulo2"/>
       </w:pPr>
-      <w:bookmarkStart w:id="2" w:name="_Toc241748790"/>
+      <w:bookmarkStart w:id="2" w:name="_Toc241849038"/>
       <w:r>
         <w:t>Iniciar sesión, cambiar la contraseña y cerrar sesión</w:t>
       </w:r>
@@ -2656,10 +2656,10 @@
           <w:noProof/>
         </w:rPr>
         <w:drawing>
-          <wp:inline distT="0" distB="0" distL="0" distR="0" wp14:anchorId="71203E81" wp14:editId="7D0ACCAD">
+          <wp:inline distT="0" distB="0" distL="0" distR="0" wp14:anchorId="0CEA1210" wp14:editId="0AC3AB02">
             <wp:extent cx="5715000" cy="3571875"/>
             <wp:effectExtent l="0" t="0" r="0" b="0"/>
-            <wp:docPr id="407" name="01-login.png" descr="La página de inicio de sesión con Correo electrónico, Contraseña, Recordarme y el botón Iniciar sesión." title="La página de inicio de sesión con Correo electrónico, Contraseña, Recordarme y el botón Iniciar sesión."/>
+            <wp:docPr id="419" name="01-login.png" descr="La página de inicio de sesión con Correo electrónico, Contraseña, Recordarme y el botón Iniciar sesión." title="La página de inicio de sesión con Correo electrónico, Contraseña, Recordarme y el botón Iniciar sesión."/>
             <wp:cNvGraphicFramePr>
               <a:graphicFrameLocks xmlns:a="http://schemas.openxmlformats.org/drawingml/2006/main" noChangeAspect="1"/>
             </wp:cNvGraphicFramePr>
@@ -2779,7 +2779,7 @@
         <w:pStyle w:val="Ttulo1"/>
         <w:pageBreakBefore/>
       </w:pPr>
-      <w:bookmarkStart w:id="3" w:name="_Toc241748791"/>
+      <w:bookmarkStart w:id="3" w:name="_Toc241849039"/>
       <w:r>
         <w:lastRenderedPageBreak/>
         <w:t>Panel</w:t>
@@ -2812,10 +2812,10 @@
           <w:noProof/>
         </w:rPr>
         <w:drawing>
-          <wp:inline distT="0" distB="0" distL="0" distR="0" wp14:anchorId="225B05C1" wp14:editId="18F88F2A">
+          <wp:inline distT="0" distB="0" distL="0" distR="0" wp14:anchorId="0F84323D" wp14:editId="5D87FEB6">
             <wp:extent cx="5715000" cy="3571875"/>
             <wp:effectExtent l="0" t="0" r="0" b="0"/>
-            <wp:docPr id="408" name="01-dashboard.png" descr="El panel de Viewer con su barra lateral corta y las tarjetas de resumen." title="El panel de Viewer con su barra lateral corta y las tarjetas de resumen."/>
+            <wp:docPr id="420" name="01-dashboard.png" descr="El panel de Viewer con su barra lateral corta y las tarjetas de resumen." title="El panel de Viewer con su barra lateral corta y las tarjetas de resumen."/>
             <wp:cNvGraphicFramePr>
               <a:graphicFrameLocks xmlns:a="http://schemas.openxmlformats.org/drawingml/2006/main" noChangeAspect="1"/>
             </wp:cNvGraphicFramePr>
@@ -3235,7 +3235,7 @@
         <w:pStyle w:val="Ttulo1"/>
         <w:pageBreakBefore/>
       </w:pPr>
-      <w:bookmarkStart w:id="4" w:name="_Toc241748792"/>
+      <w:bookmarkStart w:id="4" w:name="_Toc241849040"/>
       <w:r>
         <w:lastRenderedPageBreak/>
         <w:t>Mapas</w:t>
@@ -3268,10 +3268,10 @@
           <w:noProof/>
         </w:rPr>
         <w:drawing>
-          <wp:inline distT="0" distB="0" distL="0" distR="0" wp14:anchorId="1298EDC4" wp14:editId="0FE631D4">
+          <wp:inline distT="0" distB="0" distL="0" distR="0" wp14:anchorId="454380EE" wp14:editId="49B60B1E">
             <wp:extent cx="5715000" cy="3429000"/>
             <wp:effectExtent l="0" t="0" r="0" b="0"/>
-            <wp:docPr id="409" name="03-maps-all.png" descr="La lista de Mapas, pestaña Todos, donde cada mapa solo tiene el icono Abrir." title="La lista de Mapas, pestaña Todos, donde cada mapa solo tiene el icono Abrir."/>
+            <wp:docPr id="421" name="03-maps-all.png" descr="La lista de Mapas, pestaña Todos, donde cada mapa solo tiene el icono Abrir." title="La lista de Mapas, pestaña Todos, donde cada mapa solo tiene el icono Abrir."/>
             <wp:cNvGraphicFramePr>
               <a:graphicFrameLocks xmlns:a="http://schemas.openxmlformats.org/drawingml/2006/main" noChangeAspect="1"/>
             </wp:cNvGraphicFramePr>
@@ -3990,10 +3990,10 @@
         </w:rPr>
         <w:lastRenderedPageBreak/>
         <w:drawing>
-          <wp:inline distT="0" distB="0" distL="0" distR="0" wp14:anchorId="0D123948" wp14:editId="0F2C3987">
+          <wp:inline distT="0" distB="0" distL="0" distR="0" wp14:anchorId="67D563E0" wp14:editId="00656A63">
             <wp:extent cx="5715000" cy="3429000"/>
             <wp:effectExtent l="0" t="0" r="0" b="0"/>
-            <wp:docPr id="410" name="02-maps-shared.png" descr="La lista de Mapas, pestaña Compartidos conmigo, con la tarjeta Libros de trabajo y solo el icono Abrir." title="La lista de Mapas, pestaña Compartidos conmigo, con la tarjeta Libros de trabajo y solo el icono Abrir."/>
+            <wp:docPr id="422" name="02-maps-shared.png" descr="La lista de Mapas, pestaña Compartidos conmigo, con la tarjeta Libros de trabajo y solo el icono Abrir." title="La lista de Mapas, pestaña Compartidos conmigo, con la tarjeta Libros de trabajo y solo el icono Abrir."/>
             <wp:cNvGraphicFramePr>
               <a:graphicFrameLocks xmlns:a="http://schemas.openxmlformats.org/drawingml/2006/main" noChangeAspect="1"/>
             </wp:cNvGraphicFramePr>
@@ -4078,7 +4078,7 @@
         <w:pStyle w:val="Ttulo1"/>
         <w:pageBreakBefore/>
       </w:pPr>
-      <w:bookmarkStart w:id="5" w:name="_Toc241748793"/>
+      <w:bookmarkStart w:id="5" w:name="_Toc241849041"/>
       <w:r>
         <w:lastRenderedPageBreak/>
         <w:t>El visor de mapas</w:t>
@@ -4101,10 +4101,10 @@
           <w:noProof/>
         </w:rPr>
         <w:drawing>
-          <wp:inline distT="0" distB="0" distL="0" distR="0" wp14:anchorId="2EA7B6A0" wp14:editId="7315F602">
+          <wp:inline distT="0" distB="0" distL="0" distR="0" wp14:anchorId="4DAEFB8E" wp14:editId="4CF55B24">
             <wp:extent cx="5715000" cy="3571875"/>
             <wp:effectExtent l="0" t="0" r="0" b="0"/>
-            <wp:docPr id="411" name="06-viewer-results.png" descr="Una ejecución completada con los botones Excel, CSV y PDF sobre la cuadrícula de resultados." title="Una ejecución completada con los botones Excel, CSV y PDF sobre la cuadrícula de resultados."/>
+            <wp:docPr id="423" name="06-viewer-results.png" descr="Una ejecución completada con los botones Excel, CSV y PDF sobre la cuadrícula de resultados." title="Una ejecución completada con los botones Excel, CSV y PDF sobre la cuadrícula de resultados."/>
             <wp:cNvGraphicFramePr>
               <a:graphicFrameLocks xmlns:a="http://schemas.openxmlformats.org/drawingml/2006/main" noChangeAspect="1"/>
             </wp:cNvGraphicFramePr>
@@ -4553,7 +4553,7 @@
       <w:pPr>
         <w:pStyle w:val="Ttulo2"/>
       </w:pPr>
-      <w:bookmarkStart w:id="6" w:name="_Toc241748794"/>
+      <w:bookmarkStart w:id="6" w:name="_Toc241849042"/>
       <w:r>
         <w:t>Parámetros de ejecución</w:t>
       </w:r>
@@ -4596,10 +4596,10 @@
         </w:rPr>
         <w:lastRenderedPageBreak/>
         <w:drawing>
-          <wp:inline distT="0" distB="0" distL="0" distR="0" wp14:anchorId="2C8B9B6C" wp14:editId="02D638E8">
+          <wp:inline distT="0" distB="0" distL="0" distR="0" wp14:anchorId="7BB65329" wp14:editId="1CA138FE">
             <wp:extent cx="2905125" cy="2152650"/>
             <wp:effectExtent l="0" t="0" r="0" b="0"/>
-            <wp:docPr id="412" name="05-viewer-params-filled.png" descr="El cuadro Parámetros de ejecución con los dos valores obligatorios rellenados." title="El cuadro Parámetros de ejecución con los dos valores obligatorios rellenados."/>
+            <wp:docPr id="424" name="05-viewer-params-filled.png" descr="El cuadro Parámetros de ejecución con los dos valores obligatorios rellenados." title="El cuadro Parámetros de ejecución con los dos valores obligatorios rellenados."/>
             <wp:cNvGraphicFramePr>
               <a:graphicFrameLocks xmlns:a="http://schemas.openxmlformats.org/drawingml/2006/main" noChangeAspect="1"/>
             </wp:cNvGraphicFramePr>
@@ -4648,7 +4648,7 @@
       <w:pPr>
         <w:pStyle w:val="Ttulo2"/>
       </w:pPr>
-      <w:bookmarkStart w:id="7" w:name="_Toc241748795"/>
+      <w:bookmarkStart w:id="7" w:name="_Toc241849043"/>
       <w:r>
         <w:t>Leer los resultados</w:t>
       </w:r>
@@ -5319,7 +5319,7 @@
       <w:pPr>
         <w:pStyle w:val="Ttulo2"/>
       </w:pPr>
-      <w:bookmarkStart w:id="8" w:name="_Toc241748796"/>
+      <w:bookmarkStart w:id="8" w:name="_Toc241849044"/>
       <w:r>
         <w:t>Cuando una ejecución no funciona</w:t>
       </w:r>
@@ -5710,7 +5710,7 @@
       <w:pPr>
         <w:pStyle w:val="Ttulo2"/>
       </w:pPr>
-      <w:bookmarkStart w:id="9" w:name="_Toc241748797"/>
+      <w:bookmarkStart w:id="9" w:name="_Toc241849045"/>
       <w:r>
         <w:t>Exportar (solo si su acceso lo permite)</w:t>
       </w:r>
@@ -6117,10 +6117,10 @@
           <w:noProof/>
         </w:rPr>
         <w:drawing>
-          <wp:inline distT="0" distB="0" distL="0" distR="0" wp14:anchorId="6F51D85F" wp14:editId="31E6A848">
+          <wp:inline distT="0" distB="0" distL="0" distR="0" wp14:anchorId="70142DBB" wp14:editId="512B4762">
             <wp:extent cx="3324225" cy="3990975"/>
             <wp:effectExtent l="0" t="0" r="0" b="0"/>
-            <wp:docPr id="413" name="17-builder-pdf-dialog.png" descr="El cuadro Exportar a PDF con las opciones de orientación, tamaño del papel, título y fuente." title="El cuadro Exportar a PDF con las opciones de orientación, tamaño del papel, título y fuente."/>
+            <wp:docPr id="425" name="17-builder-pdf-dialog.png" descr="El cuadro Exportar a PDF con las opciones de orientación, tamaño del papel, título y fuente." title="El cuadro Exportar a PDF con las opciones de orientación, tamaño del papel, título y fuente."/>
             <wp:cNvGraphicFramePr>
               <a:graphicFrameLocks xmlns:a="http://schemas.openxmlformats.org/drawingml/2006/main" noChangeAspect="1"/>
             </wp:cNvGraphicFramePr>
@@ -6210,7 +6210,7 @@
         <w:pStyle w:val="Ttulo1"/>
         <w:pageBreakBefore/>
       </w:pPr>
-      <w:bookmarkStart w:id="10" w:name="_Toc241748798"/>
+      <w:bookmarkStart w:id="10" w:name="_Toc241849046"/>
       <w:r>
         <w:lastRenderedPageBreak/>
         <w:t>Ejecuciones</w:t>
@@ -6243,10 +6243,10 @@
           <w:noProof/>
         </w:rPr>
         <w:drawing>
-          <wp:inline distT="0" distB="0" distL="0" distR="0" wp14:anchorId="78D28E9F" wp14:editId="40B65A01">
+          <wp:inline distT="0" distB="0" distL="0" distR="0" wp14:anchorId="045E5C89" wp14:editId="3310B6C2">
             <wp:extent cx="5715000" cy="3571875"/>
             <wp:effectExtent l="0" t="0" r="0" b="0"/>
-            <wp:docPr id="414" name="07-runs.png" descr="La página Ejecuciones con las ejecuciones propias del Viewer." title="La página Ejecuciones con las ejecuciones propias del Viewer."/>
+            <wp:docPr id="426" name="07-runs.png" descr="La página Ejecuciones con las ejecuciones propias del Viewer." title="La página Ejecuciones con las ejecuciones propias del Viewer."/>
             <wp:cNvGraphicFramePr>
               <a:graphicFrameLocks xmlns:a="http://schemas.openxmlformats.org/drawingml/2006/main" noChangeAspect="1"/>
             </wp:cNvGraphicFramePr>
@@ -6980,7 +6980,7 @@
         <w:pStyle w:val="Ttulo1"/>
         <w:pageBreakBefore/>
       </w:pPr>
-      <w:bookmarkStart w:id="11" w:name="_Toc241748799"/>
+      <w:bookmarkStart w:id="11" w:name="_Toc241849047"/>
       <w:r>
         <w:lastRenderedPageBreak/>
         <w:t>Exportaciones</w:t>
@@ -7013,10 +7013,10 @@
           <w:noProof/>
         </w:rPr>
         <w:drawing>
-          <wp:inline distT="0" distB="0" distL="0" distR="0" wp14:anchorId="2EA7B61A" wp14:editId="7301BFD6">
+          <wp:inline distT="0" distB="0" distL="0" distR="0" wp14:anchorId="233FF2CA" wp14:editId="6751FFB4">
             <wp:extent cx="5715000" cy="3571875"/>
             <wp:effectExtent l="0" t="0" r="0" b="0"/>
-            <wp:docPr id="415" name="44-exports.png" descr="La página Exportaciones con la lista de trabajos de exportación y un botón Descargar en los terminados." title="La página Exportaciones con la lista de trabajos de exportación y un botón Descargar en los terminados."/>
+            <wp:docPr id="427" name="44-exports.png" descr="La página Exportaciones con la lista de trabajos de exportación y un botón Descargar en los terminados." title="La página Exportaciones con la lista de trabajos de exportación y un botón Descargar en los terminados."/>
             <wp:cNvGraphicFramePr>
               <a:graphicFrameLocks xmlns:a="http://schemas.openxmlformats.org/drawingml/2006/main" noChangeAspect="1"/>
             </wp:cNvGraphicFramePr>
@@ -7171,7 +7171,7 @@
         <w:pStyle w:val="Ttulo1"/>
         <w:pageBreakBefore/>
       </w:pPr>
-      <w:bookmarkStart w:id="12" w:name="_Toc241748800"/>
+      <w:bookmarkStart w:id="12" w:name="_Toc241849048"/>
       <w:r>
         <w:lastRenderedPageBreak/>
         <w:t>Programaciones</w:t>
@@ -7254,10 +7254,10 @@
           <w:noProof/>
         </w:rPr>
         <w:drawing>
-          <wp:inline distT="0" distB="0" distL="0" distR="0" wp14:anchorId="25295E05" wp14:editId="3F08A13C">
+          <wp:inline distT="0" distB="0" distL="0" distR="0" wp14:anchorId="4FCB91CD" wp14:editId="4FA55783">
             <wp:extent cx="5715000" cy="3571875"/>
             <wp:effectExtent l="0" t="0" r="0" b="0"/>
-            <wp:docPr id="416" name="09-schedules.png" descr="La página Programaciones con el mensaje Aún no hay programaciones." title="La página Programaciones con el mensaje Aún no hay programaciones."/>
+            <wp:docPr id="428" name="09-schedules.png" descr="La página Programaciones con el mensaje Aún no hay programaciones." title="La página Programaciones con el mensaje Aún no hay programaciones."/>
             <wp:cNvGraphicFramePr>
               <a:graphicFrameLocks xmlns:a="http://schemas.openxmlformats.org/drawingml/2006/main" noChangeAspect="1"/>
             </wp:cNvGraphicFramePr>
@@ -7400,7 +7400,7 @@
           <w:b/>
           <w:bCs/>
         </w:rPr>
-        <w:t>Diaria (medianoche)</w:t>
+        <w:t>Diario</w:t>
       </w:r>
       <w:r>
         <w:t xml:space="preserve">, </w:t>
@@ -7410,7 +7410,7 @@
           <w:b/>
           <w:bCs/>
         </w:rPr>
-        <w:t>Semanal (domingo, medianoche)</w:t>
+        <w:t>Semanal</w:t>
       </w:r>
       <w:r>
         <w:t xml:space="preserve">, </w:t>
@@ -7420,7 +7420,27 @@
           <w:b/>
           <w:bCs/>
         </w:rPr>
-        <w:t>Mensual (día 1, medianoche)</w:t>
+        <w:t>Quincenal</w:t>
+      </w:r>
+      <w:r>
+        <w:t xml:space="preserve">, </w:t>
+      </w:r>
+      <w:r>
+        <w:rPr>
+          <w:b/>
+          <w:bCs/>
+        </w:rPr>
+        <w:t>Mensual</w:t>
+      </w:r>
+      <w:r>
+        <w:t xml:space="preserve">, cada 2, 3, 4 o 6 meses, </w:t>
+      </w:r>
+      <w:r>
+        <w:rPr>
+          <w:b/>
+          <w:bCs/>
+        </w:rPr>
+        <w:t>Anual</w:t>
       </w:r>
       <w:r>
         <w:t xml:space="preserve"> o </w:t>
@@ -7430,10 +7450,20 @@
           <w:b/>
           <w:bCs/>
         </w:rPr>
-        <w:t>Personalizada</w:t>
-      </w:r>
-      <w:r>
-        <w:t xml:space="preserve">), la </w:t>
+        <w:t>Personalizado (cron)</w:t>
+      </w:r>
+      <w:r>
+        <w:t xml:space="preserve">), su </w:t>
+      </w:r>
+      <w:r>
+        <w:rPr>
+          <w:b/>
+          <w:bCs/>
+        </w:rPr>
+        <w:t>Hora</w:t>
+      </w:r>
+      <w:r>
+        <w:t xml:space="preserve"> y su día, la </w:t>
       </w:r>
       <w:r>
         <w:rPr>
@@ -7473,7 +7503,47 @@
         <w:t>CSV</w:t>
       </w:r>
       <w:r>
-        <w:t>).</w:t>
+        <w:t xml:space="preserve">). Un parámetro puede tener un </w:t>
+      </w:r>
+      <w:r>
+        <w:rPr>
+          <w:b/>
+          <w:bCs/>
+        </w:rPr>
+        <w:t>Valor fijo</w:t>
+      </w:r>
+      <w:r>
+        <w:t xml:space="preserve"> o ser </w:t>
+      </w:r>
+      <w:r>
+        <w:rPr>
+          <w:b/>
+          <w:bCs/>
+        </w:rPr>
+        <w:t>Relativo a la fecha de ejecución</w:t>
+      </w:r>
+      <w:r>
+        <w:t xml:space="preserve">, por ejemplo -1 </w:t>
+      </w:r>
+      <w:r>
+        <w:rPr>
+          <w:b/>
+          <w:bCs/>
+        </w:rPr>
+        <w:t>meses</w:t>
+      </w:r>
+      <w:r>
+        <w:t xml:space="preserve">, </w:t>
+      </w:r>
+      <w:r>
+        <w:rPr>
+          <w:b/>
+          <w:bCs/>
+        </w:rPr>
+        <w:t>último día de ese mes</w:t>
+      </w:r>
+      <w:r>
+        <w:t>.</w:t>
       </w:r>
     </w:p>
     <w:p>
@@ -7574,7 +7644,7 @@
         <w:pStyle w:val="Ttulo1"/>
         <w:pageBreakBefore/>
       </w:pPr>
-      <w:bookmarkStart w:id="13" w:name="_Toc241748801"/>
+      <w:bookmarkStart w:id="13" w:name="_Toc241849049"/>
       <w:r>
         <w:lastRenderedPageBreak/>
         <w:t>Configuración</w:t>
@@ -7604,10 +7674,10 @@
           <w:noProof/>
         </w:rPr>
         <w:drawing>
-          <wp:inline distT="0" distB="0" distL="0" distR="0" wp14:anchorId="491E5636" wp14:editId="2BDE202C">
+          <wp:inline distT="0" distB="0" distL="0" distR="0" wp14:anchorId="151B27F7" wp14:editId="4DD8ED5F">
             <wp:extent cx="5715000" cy="3571875"/>
             <wp:effectExtent l="0" t="0" r="0" b="0"/>
-            <wp:docPr id="417" name="04-settings.png" descr="La página Configuración con las tarjetas Idioma, Tema y Paleta de colores." title="La página Configuración con las tarjetas Idioma, Tema y Paleta de colores."/>
+            <wp:docPr id="429" name="04-settings.png" descr="La página Configuración con las tarjetas Idioma, Tema y Paleta de colores." title="La página Configuración con las tarjetas Idioma, Tema y Paleta de colores."/>
             <wp:cNvGraphicFramePr>
               <a:graphicFrameLocks xmlns:a="http://schemas.openxmlformats.org/drawingml/2006/main" noChangeAspect="1"/>
             </wp:cNvGraphicFramePr>
@@ -8159,7 +8229,7 @@
         <w:pStyle w:val="Ttulo1"/>
         <w:pageBreakBefore/>
       </w:pPr>
-      <w:bookmarkStart w:id="14" w:name="_Toc241748802"/>
+      <w:bookmarkStart w:id="14" w:name="_Toc241849050"/>
       <w:r>
         <w:lastRenderedPageBreak/>
         <w:t>Preguntas frecuentes</w:t>
@@ -8317,7 +8387,7 @@
         <w:pStyle w:val="Ttulo1"/>
         <w:pageBreakBefore/>
       </w:pPr>
-      <w:bookmarkStart w:id="15" w:name="_Toc241748803"/>
+      <w:bookmarkStart w:id="15" w:name="_Toc241849051"/>
       <w:r>
         <w:lastRenderedPageBreak/>
         <w:t>Glosario</w:t>
@@ -9143,7 +9213,7 @@
         <w:sz w:val="16"/>
         <w:szCs w:val="16"/>
       </w:rPr>
-      <w:t>Discoverer Neo 2.1.1 · Guía completa · VIEWER</w:t>
+      <w:t>Discoverer Neo 2.2.0 · Guía completa · VIEWER</w:t>
     </w:r>
   </w:p>
 </w:hdr>
@@ -9152,10 +9222,10 @@
 <file path=word/numbering.xml><?xml version="1.0" encoding="utf-8"?>
 <w:numbering xmlns:wpc="http://schemas.microsoft.com/office/word/2010/wordprocessingCanvas" xmlns:cx="http://schemas.microsoft.com/office/drawing/2014/chartex" xmlns:cx1="http://schemas.microsoft.com/office/drawing/2015/9/8/chartex" xmlns:cx2="http://schemas.microsoft.com/office/drawing/2015/10/21/chartex" xmlns:cx3="http://schemas.microsoft.com/office/drawing/2016/5/9/chartex" xmlns:cx4="http://schemas.microsoft.com/office/drawing/2016/5/10/chartex" xmlns:cx5="http://schemas.microsoft.com/office/drawing/2016/5/11/chartex" xmlns:cx6="http://schemas.microsoft.com/office/drawing/2016/5/12/chartex" xmlns:cx7="http://schemas.microsoft.com/office/drawing/2016/5/13/chartex" xmlns:cx8="http://schemas.microsoft.com/office/drawing/2016/5/14/chartex" xmlns:mc="http://schemas.openxmlformats.org/markup-compatibility/2006" xmlns:aink="http://schemas.microsoft.com/office/drawing/2016/ink" xmlns:am3d="http://schemas.microsoft.com/office/drawing/2017/model3d" xmlns:o="urn:schemas-microsoft-com:office:office" xmlns:oel="http://schemas.microsoft.com/office/2019/extlst" xmlns:r="http://schemas.openxmlformats.org/officeDocument/2006/relationships" xmlns:m="http://schemas.openxmlformats.org/officeDocument/2006/math" xmlns:v="urn:schemas-microsoft-com:vml" xmlns:wp14="http://schemas.microsoft.com/office/word/2010/wordprocessingDrawing" xmlns:wp="http://schemas.openxmlformats.org/drawingml/2006/wordprocessingDrawing" xmlns:w10="urn:schemas-microsoft-com:office:word" xmlns:w="http://schemas.openxmlformats.org/wordprocessingml/2006/main" xmlns:w14="http://schemas.microsoft.com/office/word/2010/wordml" xmlns:w15="http://schemas.microsoft.com/office/word/2012/wordml" xmlns:w16cex="http://schemas.microsoft.com/office/word/2018/wordml/cex" xmlns:w16cid="http://schemas.microsoft.com/office/word/2016/wordml/cid" xmlns:w16="http://schemas.microsoft.com/office/word/2018/wordml" xmlns:w16sdtdh="http://schemas.microsoft.com/office/word/2020/wordml/sdtdatahash" xmlns:w16se="http://schemas.microsoft.com/office/word/2015/wordml/symex" xmlns:wpg="http://schemas.microsoft.com/office/word/2010/wordprocessingGroup" xmlns:wpi="http://schemas.microsoft.com/office/word/2010/wordprocessingInk" xmlns:wne="http://schemas.microsoft.com/office/word/2006/wordml" xmlns:wps="http://schemas.microsoft.com/office/word/2010/wordprocessingShape" mc:Ignorable="w14 w15 w16se w16cid w16 w16cex w16sdtdh wp14">
   <w:abstractNum w:abstractNumId="0" w15:restartNumberingAfterBreak="0">
-    <w:nsid w:val="05C17BBB"/>
+    <w:nsid w:val="0B9D34BE"/>
     <w:multiLevelType w:val="hybridMultilevel"/>
-    <w:tmpl w:val="16CCE328"/>
-    <w:lvl w:ilvl="0" w:tplc="11240300" w:tentative="1">
+    <w:tmpl w:val="44143756"/>
+    <w:lvl w:ilvl="0" w:tplc="439E5696" w:tentative="1">
       <w:start w:val="1"/>
       <w:numFmt w:val="bullet"/>
       <w:lvlText w:val="●"/>
@@ -9164,7 +9234,7 @@
         <w:ind w:left="720" w:hanging="360"/>
       </w:pPr>
     </w:lvl>
-    <w:lvl w:ilvl="1" w:tplc="64B03BA0" w:tentative="1">
+    <w:lvl w:ilvl="1" w:tplc="3070C930" w:tentative="1">
       <w:start w:val="1"/>
       <w:numFmt w:val="bullet"/>
       <w:lvlText w:val="○"/>
@@ -9173,7 +9243,7 @@
         <w:ind w:left="1440" w:hanging="360"/>
       </w:pPr>
     </w:lvl>
-    <w:lvl w:ilvl="2" w:tplc="CEFC56FE" w:tentative="1">
+    <w:lvl w:ilvl="2" w:tplc="E0D021F8" w:tentative="1">
       <w:start w:val="1"/>
       <w:numFmt w:val="bullet"/>
       <w:lvlText w:val="■"/>
@@ -9182,7 +9252,7 @@
         <w:ind w:left="2160" w:hanging="360"/>
       </w:pPr>
     </w:lvl>
-    <w:lvl w:ilvl="3" w:tplc="E3FAB44C" w:tentative="1">
+    <w:lvl w:ilvl="3" w:tplc="9D1A8AAC" w:tentative="1">
       <w:start w:val="1"/>
       <w:numFmt w:val="bullet"/>
       <w:lvlText w:val="●"/>
@@ -9191,7 +9261,7 @@
         <w:ind w:left="2880" w:hanging="360"/>
       </w:pPr>
     </w:lvl>
-    <w:lvl w:ilvl="4" w:tplc="3620C24A" w:tentative="1">
+    <w:lvl w:ilvl="4" w:tplc="5246BFD4" w:tentative="1">
       <w:start w:val="1"/>
       <w:numFmt w:val="bullet"/>
       <w:lvlText w:val="○"/>
@@ -9200,7 +9270,7 @@
         <w:ind w:left="3600" w:hanging="360"/>
       </w:pPr>
     </w:lvl>
-    <w:lvl w:ilvl="5" w:tplc="342863B6" w:tentative="1">
+    <w:lvl w:ilvl="5" w:tplc="DF7C3072" w:tentative="1">
       <w:start w:val="1"/>
       <w:numFmt w:val="bullet"/>
       <w:lvlText w:val="■"/>
@@ -9209,7 +9279,7 @@
         <w:ind w:left="4320" w:hanging="360"/>
       </w:pPr>
     </w:lvl>
-    <w:lvl w:ilvl="6" w:tplc="A26C9490" w:tentative="1">
+    <w:lvl w:ilvl="6" w:tplc="135E496E" w:tentative="1">
       <w:start w:val="1"/>
       <w:numFmt w:val="bullet"/>
       <w:lvlText w:val="●"/>
@@ -9218,7 +9288,7 @@
         <w:ind w:left="5040" w:hanging="360"/>
       </w:pPr>
     </w:lvl>
-    <w:lvl w:ilvl="7" w:tplc="C68EE5D0" w:tentative="1">
+    <w:lvl w:ilvl="7" w:tplc="4DD08AA2" w:tentative="1">
       <w:start w:val="1"/>
       <w:numFmt w:val="bullet"/>
       <w:lvlText w:val="●"/>
@@ -9227,7 +9297,7 @@
         <w:ind w:left="5760" w:hanging="360"/>
       </w:pPr>
     </w:lvl>
-    <w:lvl w:ilvl="8" w:tplc="E80E21E6" w:tentative="1">
+    <w:lvl w:ilvl="8" w:tplc="F9E2EF50" w:tentative="1">
       <w:start w:val="1"/>
       <w:numFmt w:val="bullet"/>
       <w:lvlText w:val="●"/>
@@ -9238,10 +9308,10 @@
     </w:lvl>
   </w:abstractNum>
   <w:abstractNum w:abstractNumId="1" w15:restartNumberingAfterBreak="0">
-    <w:nsid w:val="315B2325"/>
+    <w:nsid w:val="2A4E2194"/>
     <w:multiLevelType w:val="hybridMultilevel"/>
-    <w:tmpl w:val="FB94E80E"/>
-    <w:lvl w:ilvl="0" w:tplc="20ACEAA2">
+    <w:tmpl w:val="EBB4FA6A"/>
+    <w:lvl w:ilvl="0" w:tplc="53C2A70E">
       <w:start w:val="1"/>
       <w:numFmt w:val="decimal"/>
       <w:lvlText w:val="%1."/>
@@ -9250,7 +9320,7 @@
         <w:ind w:left="360" w:hanging="300"/>
       </w:pPr>
     </w:lvl>
-    <w:lvl w:ilvl="1" w:tplc="CEE0E058" w:tentative="1">
+    <w:lvl w:ilvl="1" w:tplc="2F7067E0" w:tentative="1">
       <w:start w:val="1"/>
       <w:numFmt w:val="lowerLetter"/>
       <w:lvlText w:val="%2."/>
@@ -9259,47 +9329,105 @@
         <w:ind w:left="720" w:hanging="300"/>
       </w:pPr>
     </w:lvl>
-    <w:lvl w:ilvl="2" w:tplc="3D182906">
+    <w:lvl w:ilvl="2" w:tplc="78D62F72">
       <w:numFmt w:val="decimal"/>
       <w:lvlText w:val=""/>
       <w:lvlJc w:val="left"/>
     </w:lvl>
-    <w:lvl w:ilvl="3" w:tplc="5520020C">
+    <w:lvl w:ilvl="3" w:tplc="A246FAA2">
       <w:numFmt w:val="decimal"/>
       <w:lvlText w:val=""/>
       <w:lvlJc w:val="left"/>
     </w:lvl>
-    <w:lvl w:ilvl="4" w:tplc="C814570E">
+    <w:lvl w:ilvl="4" w:tplc="D35E5B8A">
       <w:numFmt w:val="decimal"/>
       <w:lvlText w:val=""/>
       <w:lvlJc w:val="left"/>
     </w:lvl>
-    <w:lvl w:ilvl="5" w:tplc="1F881C10">
+    <w:lvl w:ilvl="5" w:tplc="52E81C8A">
       <w:numFmt w:val="decimal"/>
       <w:lvlText w:val=""/>
       <w:lvlJc w:val="left"/>
     </w:lvl>
-    <w:lvl w:ilvl="6" w:tplc="17DCB806">
+    <w:lvl w:ilvl="6" w:tplc="472A98C4">
       <w:numFmt w:val="decimal"/>
       <w:lvlText w:val=""/>
       <w:lvlJc w:val="left"/>
     </w:lvl>
-    <w:lvl w:ilvl="7" w:tplc="4FFE1338">
+    <w:lvl w:ilvl="7" w:tplc="0A5E14FE">
       <w:numFmt w:val="decimal"/>
       <w:lvlText w:val=""/>
       <w:lvlJc w:val="left"/>
     </w:lvl>
-    <w:lvl w:ilvl="8" w:tplc="D3B6868A">
+    <w:lvl w:ilvl="8" w:tplc="AFBAE6F2">
       <w:numFmt w:val="decimal"/>
       <w:lvlText w:val=""/>
       <w:lvlJc w:val="left"/>
     </w:lvl>
   </w:abstractNum>
   <w:abstractNum w:abstractNumId="2" w15:restartNumberingAfterBreak="0">
-    <w:nsid w:val="4ECD50BC"/>
+    <w:nsid w:val="3D4D7D69"/>
     <w:multiLevelType w:val="hybridMultilevel"/>
-    <w:tmpl w:val="11A06E36"/>
-    <w:lvl w:ilvl="0" w:tplc="6666BE8C">
+    <w:tmpl w:val="D57EBDDA"/>
+    <w:lvl w:ilvl="0" w:tplc="0A584EA0">
+      <w:start w:val="1"/>
+      <w:numFmt w:val="decimal"/>
+      <w:lvlText w:val="%1."/>
+      <w:lvlJc w:val="left"/>
+      <w:pPr>
+        <w:ind w:left="360" w:hanging="300"/>
+      </w:pPr>
+    </w:lvl>
+    <w:lvl w:ilvl="1" w:tplc="B34A97E8" w:tentative="1">
+      <w:start w:val="1"/>
+      <w:numFmt w:val="lowerLetter"/>
+      <w:lvlText w:val="%2."/>
+      <w:lvlJc w:val="left"/>
+      <w:pPr>
+        <w:ind w:left="720" w:hanging="300"/>
+      </w:pPr>
+    </w:lvl>
+    <w:lvl w:ilvl="2" w:tplc="1BE0CE00">
+      <w:numFmt w:val="decimal"/>
+      <w:lvlText w:val=""/>
+      <w:lvlJc w:val="left"/>
+    </w:lvl>
+    <w:lvl w:ilvl="3" w:tplc="4C025A66">
+      <w:numFmt w:val="decimal"/>
+      <w:lvlText w:val=""/>
+      <w:lvlJc w:val="left"/>
+    </w:lvl>
+    <w:lvl w:ilvl="4" w:tplc="57FA9692">
+      <w:numFmt w:val="decimal"/>
+      <w:lvlText w:val=""/>
+      <w:lvlJc w:val="left"/>
+    </w:lvl>
+    <w:lvl w:ilvl="5" w:tplc="E1B0A348">
+      <w:numFmt w:val="decimal"/>
+      <w:lvlText w:val=""/>
+      <w:lvlJc w:val="left"/>
+    </w:lvl>
+    <w:lvl w:ilvl="6" w:tplc="7AD0F85C">
+      <w:numFmt w:val="decimal"/>
+      <w:lvlText w:val=""/>
+      <w:lvlJc w:val="left"/>
+    </w:lvl>
+    <w:lvl w:ilvl="7" w:tplc="81D8CB44">
+      <w:numFmt w:val="decimal"/>
+      <w:lvlText w:val=""/>
+      <w:lvlJc w:val="left"/>
+    </w:lvl>
+    <w:lvl w:ilvl="8" w:tplc="879E625C">
+      <w:numFmt w:val="decimal"/>
+      <w:lvlText w:val=""/>
+      <w:lvlJc w:val="left"/>
+    </w:lvl>
+  </w:abstractNum>
+  <w:abstractNum w:abstractNumId="3" w15:restartNumberingAfterBreak="0">
+    <w:nsid w:val="4EB300E4"/>
+    <w:multiLevelType w:val="hybridMultilevel"/>
+    <w:tmpl w:val="B3F44D5C"/>
+    <w:lvl w:ilvl="0" w:tplc="14FECE2A">
       <w:start w:val="1"/>
       <w:numFmt w:val="bullet"/>
       <w:lvlText w:val="•"/>
@@ -9308,7 +9436,7 @@
         <w:ind w:left="360" w:hanging="260"/>
       </w:pPr>
     </w:lvl>
-    <w:lvl w:ilvl="1" w:tplc="882A2FD6" w:tentative="1">
+    <w:lvl w:ilvl="1" w:tplc="A8BE2608" w:tentative="1">
       <w:start w:val="1"/>
       <w:numFmt w:val="bullet"/>
       <w:lvlText w:val="–"/>
@@ -9317,120 +9445,62 @@
         <w:ind w:left="720" w:hanging="260"/>
       </w:pPr>
     </w:lvl>
-    <w:lvl w:ilvl="2" w:tplc="AA04F1AE">
+    <w:lvl w:ilvl="2" w:tplc="6AC46B3A">
       <w:numFmt w:val="decimal"/>
       <w:lvlText w:val=""/>
       <w:lvlJc w:val="left"/>
     </w:lvl>
-    <w:lvl w:ilvl="3" w:tplc="2042EE16">
+    <w:lvl w:ilvl="3" w:tplc="13588F0C">
       <w:numFmt w:val="decimal"/>
       <w:lvlText w:val=""/>
       <w:lvlJc w:val="left"/>
     </w:lvl>
-    <w:lvl w:ilvl="4" w:tplc="634CF0A2">
+    <w:lvl w:ilvl="4" w:tplc="684A7E68">
       <w:numFmt w:val="decimal"/>
       <w:lvlText w:val=""/>
       <w:lvlJc w:val="left"/>
     </w:lvl>
-    <w:lvl w:ilvl="5" w:tplc="F7949E7C">
+    <w:lvl w:ilvl="5" w:tplc="E35CDC1A">
       <w:numFmt w:val="decimal"/>
       <w:lvlText w:val=""/>
       <w:lvlJc w:val="left"/>
     </w:lvl>
-    <w:lvl w:ilvl="6" w:tplc="8A28C7F6">
+    <w:lvl w:ilvl="6" w:tplc="6180F3EC">
       <w:numFmt w:val="decimal"/>
       <w:lvlText w:val=""/>
       <w:lvlJc w:val="left"/>
     </w:lvl>
-    <w:lvl w:ilvl="7" w:tplc="C21AF240">
+    <w:lvl w:ilvl="7" w:tplc="598228E6">
       <w:numFmt w:val="decimal"/>
       <w:lvlText w:val=""/>
       <w:lvlJc w:val="left"/>
     </w:lvl>
-    <w:lvl w:ilvl="8" w:tplc="1046C2FA">
+    <w:lvl w:ilvl="8" w:tplc="694285DC">
       <w:numFmt w:val="decimal"/>
       <w:lvlText w:val=""/>
       <w:lvlJc w:val="left"/>
     </w:lvl>
   </w:abstractNum>
-  <w:abstractNum w:abstractNumId="3" w15:restartNumberingAfterBreak="0">
-    <w:nsid w:val="76B435EB"/>
-    <w:multiLevelType w:val="hybridMultilevel"/>
-    <w:tmpl w:val="56462778"/>
-    <w:lvl w:ilvl="0" w:tplc="79FE794A">
-      <w:start w:val="1"/>
-      <w:numFmt w:val="decimal"/>
-      <w:lvlText w:val="%1."/>
-      <w:lvlJc w:val="left"/>
-      <w:pPr>
-        <w:ind w:left="360" w:hanging="300"/>
-      </w:pPr>
-    </w:lvl>
-    <w:lvl w:ilvl="1" w:tplc="8DBE499C" w:tentative="1">
-      <w:start w:val="1"/>
-      <w:numFmt w:val="lowerLetter"/>
-      <w:lvlText w:val="%2."/>
-      <w:lvlJc w:val="left"/>
-      <w:pPr>
-        <w:ind w:left="720" w:hanging="300"/>
-      </w:pPr>
-    </w:lvl>
-    <w:lvl w:ilvl="2" w:tplc="3DC87E5C">
-      <w:numFmt w:val="decimal"/>
-      <w:lvlText w:val=""/>
-      <w:lvlJc w:val="left"/>
-    </w:lvl>
-    <w:lvl w:ilvl="3" w:tplc="24681664">
-      <w:numFmt w:val="decimal"/>
-      <w:lvlText w:val=""/>
-      <w:lvlJc w:val="left"/>
-    </w:lvl>
-    <w:lvl w:ilvl="4" w:tplc="64188708">
-      <w:numFmt w:val="decimal"/>
-      <w:lvlText w:val=""/>
-      <w:lvlJc w:val="left"/>
-    </w:lvl>
-    <w:lvl w:ilvl="5" w:tplc="A22616E6">
-      <w:numFmt w:val="decimal"/>
-      <w:lvlText w:val=""/>
-      <w:lvlJc w:val="left"/>
-    </w:lvl>
-    <w:lvl w:ilvl="6" w:tplc="F642E7D0">
-      <w:numFmt w:val="decimal"/>
-      <w:lvlText w:val=""/>
-      <w:lvlJc w:val="left"/>
-    </w:lvl>
-    <w:lvl w:ilvl="7" w:tplc="B1EC55D2">
-      <w:numFmt w:val="decimal"/>
-      <w:lvlText w:val=""/>
-      <w:lvlJc w:val="left"/>
-    </w:lvl>
-    <w:lvl w:ilvl="8" w:tplc="D112289A">
-      <w:numFmt w:val="decimal"/>
-      <w:lvlText w:val=""/>
-      <w:lvlJc w:val="left"/>
-    </w:lvl>
-  </w:abstractNum>
-  <w:num w:numId="1" w16cid:durableId="888414923">
+  <w:num w:numId="1" w16cid:durableId="2097507379">
     <w:abstractNumId w:val="0"/>
     <w:lvlOverride w:ilvl="0">
       <w:startOverride w:val="1"/>
     </w:lvlOverride>
   </w:num>
-  <w:num w:numId="2" w16cid:durableId="1556427407">
-    <w:abstractNumId w:val="2"/>
+  <w:num w:numId="2" w16cid:durableId="1779250216">
+    <w:abstractNumId w:val="3"/>
     <w:lvlOverride w:ilvl="0">
       <w:startOverride w:val="1"/>
     </w:lvlOverride>
   </w:num>
-  <w:num w:numId="3" w16cid:durableId="1002244636">
+  <w:num w:numId="3" w16cid:durableId="1843231069">
     <w:abstractNumId w:val="1"/>
     <w:lvlOverride w:ilvl="0">
       <w:startOverride w:val="1"/>
     </w:lvlOverride>
   </w:num>
-  <w:num w:numId="4" w16cid:durableId="104082739">
-    <w:abstractNumId w:val="3"/>
+  <w:num w:numId="4" w16cid:durableId="555506100">
+    <w:abstractNumId w:val="2"/>
     <w:lvlOverride w:ilvl="0">
       <w:startOverride w:val="1"/>
     </w:lvlOverride>
@@ -10110,7 +10180,7 @@
     <w:autoRedefine/>
     <w:uiPriority w:val="39"/>
     <w:unhideWhenUsed/>
-    <w:rsid w:val="00642A7C"/>
+    <w:rsid w:val="001A2A62"/>
     <w:pPr>
       <w:spacing w:after="100"/>
     </w:pPr>
@@ -10122,7 +10192,7 @@
     <w:autoRedefine/>
     <w:uiPriority w:val="39"/>
     <w:unhideWhenUsed/>
-    <w:rsid w:val="00642A7C"/>
+    <w:rsid w:val="001A2A62"/>
     <w:pPr>
       <w:spacing w:after="100"/>
       <w:ind w:left="210"/>
